--- a/1-INICIO/5. Implementación UARGFlow/D05-Implementación UARGFlow-GRCU-4BYTES.docx
+++ b/1-INICIO/5. Implementación UARGFlow/D05-Implementación UARGFlow-GRCU-4BYTES.docx
@@ -1,68 +1,58 @@
 
 <file path=word/document.xml><?xml version="1.0" encoding="utf-8"?>
-<w:document xmlns:mc="http://schemas.openxmlformats.org/markup-compatibility/2006" xmlns:o="urn:schemas-microsoft-com:office:office" xmlns:r="http://schemas.openxmlformats.org/officeDocument/2006/relationships" xmlns:m="http://schemas.openxmlformats.org/officeDocument/2006/math" xmlns:v="urn:schemas-microsoft-com:vml" xmlns:wp="http://schemas.openxmlformats.org/drawingml/2006/wordprocessingDrawing" xmlns:w10="urn:schemas-microsoft-com:office:word" xmlns:w="http://schemas.openxmlformats.org/wordprocessingml/2006/main" xmlns:wne="http://schemas.microsoft.com/office/word/2006/wordml" xmlns:sl="http://schemas.openxmlformats.org/schemaLibrary/2006/main" xmlns:a="http://schemas.openxmlformats.org/drawingml/2006/main" xmlns:pic="http://schemas.openxmlformats.org/drawingml/2006/picture" xmlns:c="http://schemas.openxmlformats.org/drawingml/2006/chart" xmlns:lc="http://schemas.openxmlformats.org/drawingml/2006/lockedCanvas" xmlns:dgm="http://schemas.openxmlformats.org/drawingml/2006/diagram" xmlns:wps="http://schemas.microsoft.com/office/word/2010/wordprocessingShape" xmlns:wpg="http://schemas.microsoft.com/office/word/2010/wordprocessingGroup" xmlns:w14="http://schemas.microsoft.com/office/word/2010/wordml" xmlns:w15="http://schemas.microsoft.com/office/word/2012/wordml" xmlns:w16="http://schemas.microsoft.com/office/word/2018/wordml" xmlns:w16cex="http://schemas.microsoft.com/office/word/2018/wordml/cex" xmlns:w16cid="http://schemas.microsoft.com/office/word/2016/wordml/cid" xmlns="http://schemas.microsoft.com/office/tasks/2019/documenttasks" xmlns:cr="http://schemas.microsoft.com/office/comments/2020/reactions">
+<w:document xmlns:wpc="http://schemas.microsoft.com/office/word/2010/wordprocessingCanvas" xmlns:cx="http://schemas.microsoft.com/office/drawing/2014/chartex" xmlns:cx1="http://schemas.microsoft.com/office/drawing/2015/9/8/chartex" xmlns:cx2="http://schemas.microsoft.com/office/drawing/2015/10/21/chartex" xmlns:cx3="http://schemas.microsoft.com/office/drawing/2016/5/9/chartex" xmlns:cx4="http://schemas.microsoft.com/office/drawing/2016/5/10/chartex" xmlns:cx5="http://schemas.microsoft.com/office/drawing/2016/5/11/chartex" xmlns:cx6="http://schemas.microsoft.com/office/drawing/2016/5/12/chartex" xmlns:cx7="http://schemas.microsoft.com/office/drawing/2016/5/13/chartex" xmlns:cx8="http://schemas.microsoft.com/office/drawing/2016/5/14/chartex" xmlns:mc="http://schemas.openxmlformats.org/markup-compatibility/2006" xmlns:aink="http://schemas.microsoft.com/office/drawing/2016/ink" xmlns:am3d="http://schemas.microsoft.com/office/drawing/2017/model3d" xmlns:o="urn:schemas-microsoft-com:office:office" xmlns:r="http://schemas.openxmlformats.org/officeDocument/2006/relationships" xmlns:m="http://schemas.openxmlformats.org/officeDocument/2006/math" xmlns:v="urn:schemas-microsoft-com:vml" xmlns:wp14="http://schemas.microsoft.com/office/word/2010/wordprocessingDrawing" xmlns:wp="http://schemas.openxmlformats.org/drawingml/2006/wordprocessingDrawing" xmlns:w10="urn:schemas-microsoft-com:office:word" xmlns:w="http://schemas.openxmlformats.org/wordprocessingml/2006/main" xmlns:w14="http://schemas.microsoft.com/office/word/2010/wordml" xmlns:w15="http://schemas.microsoft.com/office/word/2012/wordml" xmlns:w16cid="http://schemas.microsoft.com/office/word/2016/wordml/cid" xmlns:w16se="http://schemas.microsoft.com/office/word/2015/wordml/symex" xmlns:wpg="http://schemas.microsoft.com/office/word/2010/wordprocessingGroup" xmlns:wpi="http://schemas.microsoft.com/office/word/2010/wordprocessingInk" xmlns:wne="http://schemas.microsoft.com/office/word/2006/wordml" xmlns:wps="http://schemas.microsoft.com/office/word/2010/wordprocessingShape" mc:Ignorable="w14 w15 w16se w16cid wp14">
   <w:body>
     <w:p>
       <w:pPr>
         <w:pBdr>
-          <w:top w:space="0" w:sz="0" w:val="nil"/>
-          <w:left w:space="0" w:sz="0" w:val="nil"/>
-          <w:bottom w:space="0" w:sz="0" w:val="nil"/>
-          <w:right w:space="0" w:sz="0" w:val="nil"/>
-          <w:between w:space="0" w:sz="0" w:val="nil"/>
+          <w:top w:val="nil"/>
+          <w:left w:val="nil"/>
+          <w:bottom w:val="nil"/>
+          <w:right w:val="nil"/>
+          <w:between w:val="nil"/>
         </w:pBdr>
         <w:spacing w:before="0" w:line="240" w:lineRule="auto"/>
-        <w:ind w:left="0" w:firstLine="0"/>
+        <w:ind w:left="0"/>
         <w:rPr>
-          <w:rFonts w:ascii="Cambria" w:cs="Cambria" w:eastAsia="Cambria" w:hAnsi="Cambria"/>
+          <w:rFonts w:ascii="Cambria" w:eastAsia="Cambria" w:hAnsi="Cambria" w:cs="Cambria"/>
           <w:color w:val="000000"/>
           <w:sz w:val="72"/>
           <w:szCs w:val="72"/>
         </w:rPr>
       </w:pPr>
-      <w:r>
-        <w:rPr>
-          <w:rtl w:val="0"/>
-        </w:rPr>
-      </w:r>
     </w:p>
     <w:p>
       <w:pPr>
         <w:pBdr>
-          <w:top w:space="0" w:sz="0" w:val="nil"/>
-          <w:left w:space="0" w:sz="0" w:val="nil"/>
-          <w:bottom w:space="0" w:sz="0" w:val="nil"/>
-          <w:right w:space="0" w:sz="0" w:val="nil"/>
-          <w:between w:space="0" w:sz="0" w:val="nil"/>
+          <w:top w:val="nil"/>
+          <w:left w:val="nil"/>
+          <w:bottom w:val="nil"/>
+          <w:right w:val="nil"/>
+          <w:between w:val="nil"/>
         </w:pBdr>
         <w:spacing w:before="0" w:line="240" w:lineRule="auto"/>
-        <w:ind w:left="0" w:firstLine="0"/>
+        <w:ind w:left="0"/>
         <w:rPr>
-          <w:rFonts w:ascii="Cambria" w:cs="Cambria" w:eastAsia="Cambria" w:hAnsi="Cambria"/>
+          <w:rFonts w:ascii="Cambria" w:eastAsia="Cambria" w:hAnsi="Cambria" w:cs="Cambria"/>
           <w:color w:val="000000"/>
           <w:sz w:val="72"/>
           <w:szCs w:val="72"/>
         </w:rPr>
       </w:pPr>
-      <w:r>
-        <w:rPr>
-          <w:rtl w:val="0"/>
-        </w:rPr>
-      </w:r>
     </w:p>
     <w:p>
       <w:pPr>
         <w:pBdr>
-          <w:top w:space="0" w:sz="0" w:val="nil"/>
-          <w:left w:space="0" w:sz="0" w:val="nil"/>
-          <w:bottom w:space="0" w:sz="0" w:val="nil"/>
-          <w:right w:space="0" w:sz="0" w:val="nil"/>
-          <w:between w:space="0" w:sz="0" w:val="nil"/>
+          <w:top w:val="nil"/>
+          <w:left w:val="nil"/>
+          <w:bottom w:val="nil"/>
+          <w:right w:val="nil"/>
+          <w:between w:val="nil"/>
         </w:pBdr>
         <w:spacing w:before="0" w:line="240" w:lineRule="auto"/>
-        <w:ind w:left="0" w:firstLine="0"/>
+        <w:ind w:left="0"/>
         <w:rPr>
-          <w:rFonts w:ascii="Cambria" w:cs="Cambria" w:eastAsia="Cambria" w:hAnsi="Cambria"/>
+          <w:rFonts w:ascii="Cambria" w:eastAsia="Cambria" w:hAnsi="Cambria" w:cs="Cambria"/>
           <w:color w:val="000000"/>
           <w:sz w:val="72"/>
           <w:szCs w:val="72"/>
@@ -70,12 +60,13 @@
       </w:pPr>
       <w:r>
         <w:rPr>
+          <w:noProof/>
           <w:color w:val="000000"/>
         </w:rPr>
         <mc:AlternateContent>
-          <mc:Choice Requires="wpg">
+          <mc:Choice Requires="wps">
             <w:drawing>
-              <wp:anchor allowOverlap="1" behindDoc="0" distB="0" distT="0" distL="114300" distR="114300" hidden="0" layoutInCell="1" locked="0" relativeHeight="0" simplePos="0">
+              <wp:anchor distT="0" distB="0" distL="114300" distR="114300" simplePos="0" relativeHeight="251658240" behindDoc="0" locked="0" layoutInCell="1" hidden="0" allowOverlap="1">
                 <wp:simplePos x="0" y="0"/>
                 <wp:positionH relativeFrom="page">
                   <wp:posOffset>485141</wp:posOffset>
@@ -84,14 +75,14 @@
                   <wp:posOffset>-271777</wp:posOffset>
                 </wp:positionV>
                 <wp:extent cx="109855" cy="11222990"/>
-                <wp:effectExtent b="0" l="0" r="0" t="0"/>
+                <wp:effectExtent l="0" t="0" r="0" b="0"/>
                 <wp:wrapNone/>
-                <wp:docPr id="2100667900" name=""/>
-                <a:graphic>
+                <wp:docPr id="2100667900" name="Rectángulo 2100667900"/>
+                <wp:cNvGraphicFramePr/>
+                <a:graphic xmlns:a="http://schemas.openxmlformats.org/drawingml/2006/main">
                   <a:graphicData uri="http://schemas.microsoft.com/office/word/2010/wordprocessingShape">
                     <wps:wsp>
                       <wps:cNvSpPr/>
-                      <wps:cNvPr id="6" name="Shape 6"/>
                       <wps:spPr>
                         <a:xfrm>
                           <a:off x="5300598" y="0"/>
@@ -103,29 +94,28 @@
                         <a:solidFill>
                           <a:srgbClr val="FFFFFF"/>
                         </a:solidFill>
-                        <a:ln cap="flat" cmpd="sng" w="9525">
+                        <a:ln w="9525" cap="flat" cmpd="sng">
                           <a:solidFill>
                             <a:srgbClr val="31849B"/>
                           </a:solidFill>
                           <a:prstDash val="solid"/>
                           <a:miter lim="800000"/>
-                          <a:headEnd len="sm" w="sm" type="none"/>
-                          <a:tailEnd len="sm" w="sm" type="none"/>
+                          <a:headEnd type="none" w="sm" len="sm"/>
+                          <a:tailEnd type="none" w="sm" len="sm"/>
                         </a:ln>
                       </wps:spPr>
                       <wps:txbx>
                         <w:txbxContent>
                           <w:p>
                             <w:pPr>
-                              <w:spacing w:after="0" w:before="0" w:line="240"/>
-                              <w:ind w:left="0" w:right="0" w:firstLine="-357.00000762939453"/>
-                              <w:jc w:val="left"/>
+                              <w:spacing w:before="0" w:line="240" w:lineRule="auto"/>
+                              <w:ind w:left="0" w:hanging="357"/>
                               <w:textDirection w:val="btLr"/>
                             </w:pPr>
                           </w:p>
                         </w:txbxContent>
                       </wps:txbx>
-                      <wps:bodyPr anchorCtr="0" anchor="ctr" bIns="91425" lIns="91425" spcFirstLastPara="1" rIns="91425" wrap="square" tIns="91425">
+                      <wps:bodyPr spcFirstLastPara="1" wrap="square" lIns="91425" tIns="91425" rIns="91425" bIns="91425" anchor="ctr" anchorCtr="0">
                         <a:noAutofit/>
                       </wps:bodyPr>
                     </wps:wsp>
@@ -135,57 +125,35 @@
             </w:drawing>
           </mc:Choice>
           <mc:Fallback>
-            <w:drawing>
-              <wp:anchor allowOverlap="1" behindDoc="0" distB="0" distT="0" distL="114300" distR="114300" hidden="0" layoutInCell="1" locked="0" relativeHeight="0" simplePos="0">
-                <wp:simplePos x="0" y="0"/>
-                <wp:positionH relativeFrom="page">
-                  <wp:posOffset>485141</wp:posOffset>
-                </wp:positionH>
-                <wp:positionV relativeFrom="page">
-                  <wp:posOffset>-271777</wp:posOffset>
-                </wp:positionV>
-                <wp:extent cx="109855" cy="11222990"/>
-                <wp:effectExtent b="0" l="0" r="0" t="0"/>
-                <wp:wrapNone/>
-                <wp:docPr id="2100667900" name="image8.png"/>
-                <a:graphic>
-                  <a:graphicData uri="http://schemas.openxmlformats.org/drawingml/2006/picture">
-                    <pic:pic>
-                      <pic:nvPicPr>
-                        <pic:cNvPr id="0" name="image8.png"/>
-                        <pic:cNvPicPr preferRelativeResize="0"/>
-                      </pic:nvPicPr>
-                      <pic:blipFill>
-                        <a:blip r:embed="rId7"/>
-                        <a:srcRect/>
-                        <a:stretch>
-                          <a:fillRect/>
-                        </a:stretch>
-                      </pic:blipFill>
-                      <pic:spPr>
-                        <a:xfrm>
-                          <a:off x="0" y="0"/>
-                          <a:ext cx="109855" cy="11222990"/>
-                        </a:xfrm>
-                        <a:prstGeom prst="rect"/>
-                        <a:ln/>
-                      </pic:spPr>
-                    </pic:pic>
-                  </a:graphicData>
-                </a:graphic>
-              </wp:anchor>
-            </w:drawing>
+            <w:pict>
+              <v:rect id="Rectángulo 2100667900" o:spid="_x0000_s1026" style="position:absolute;margin-left:38.2pt;margin-top:-21.4pt;width:8.65pt;height:883.7pt;z-index:251658240;visibility:visible;mso-wrap-style:square;mso-wrap-distance-left:9pt;mso-wrap-distance-top:0;mso-wrap-distance-right:9pt;mso-wrap-distance-bottom:0;mso-position-horizontal:absolute;mso-position-horizontal-relative:page;mso-position-vertical:absolute;mso-position-vertical-relative:page;v-text-anchor:middle" o:gfxdata="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" strokecolor="#31849b">
+                <v:stroke startarrowwidth="narrow" startarrowlength="short" endarrowwidth="narrow" endarrowlength="short"/>
+                <v:textbox inset="2.53958mm,2.53958mm,2.53958mm,2.53958mm">
+                  <w:txbxContent>
+                    <w:p>
+                      <w:pPr>
+                        <w:spacing w:before="0" w:line="240" w:lineRule="auto"/>
+                        <w:ind w:left="0" w:hanging="357"/>
+                        <w:textDirection w:val="btLr"/>
+                      </w:pPr>
+                    </w:p>
+                  </w:txbxContent>
+                </v:textbox>
+                <w10:wrap anchorx="page" anchory="page"/>
+              </v:rect>
+            </w:pict>
           </mc:Fallback>
         </mc:AlternateContent>
       </w:r>
       <w:r>
         <w:rPr>
+          <w:noProof/>
           <w:color w:val="000000"/>
         </w:rPr>
         <mc:AlternateContent>
-          <mc:Choice Requires="wpg">
+          <mc:Choice Requires="wps">
             <w:drawing>
-              <wp:anchor allowOverlap="1" behindDoc="0" distB="0" distT="0" distL="114300" distR="114300" hidden="0" layoutInCell="1" locked="0" relativeHeight="0" simplePos="0">
+              <wp:anchor distT="0" distB="0" distL="114300" distR="114300" simplePos="0" relativeHeight="251659264" behindDoc="0" locked="0" layoutInCell="1" hidden="0" allowOverlap="1">
                 <wp:simplePos x="0" y="0"/>
                 <wp:positionH relativeFrom="page">
                   <wp:posOffset>6965316</wp:posOffset>
@@ -194,14 +162,14 @@
                   <wp:posOffset>-271777</wp:posOffset>
                 </wp:positionV>
                 <wp:extent cx="109855" cy="11222990"/>
-                <wp:effectExtent b="0" l="0" r="0" t="0"/>
+                <wp:effectExtent l="0" t="0" r="0" b="0"/>
                 <wp:wrapNone/>
-                <wp:docPr id="2100667896" name=""/>
-                <a:graphic>
+                <wp:docPr id="2100667896" name="Rectángulo 2100667896"/>
+                <wp:cNvGraphicFramePr/>
+                <a:graphic xmlns:a="http://schemas.openxmlformats.org/drawingml/2006/main">
                   <a:graphicData uri="http://schemas.microsoft.com/office/word/2010/wordprocessingShape">
                     <wps:wsp>
                       <wps:cNvSpPr/>
-                      <wps:cNvPr id="2" name="Shape 2"/>
                       <wps:spPr>
                         <a:xfrm>
                           <a:off x="5300598" y="0"/>
@@ -213,29 +181,28 @@
                         <a:solidFill>
                           <a:srgbClr val="FFFFFF"/>
                         </a:solidFill>
-                        <a:ln cap="flat" cmpd="sng" w="9525">
+                        <a:ln w="9525" cap="flat" cmpd="sng">
                           <a:solidFill>
                             <a:srgbClr val="31849B"/>
                           </a:solidFill>
                           <a:prstDash val="solid"/>
                           <a:miter lim="800000"/>
-                          <a:headEnd len="sm" w="sm" type="none"/>
-                          <a:tailEnd len="sm" w="sm" type="none"/>
+                          <a:headEnd type="none" w="sm" len="sm"/>
+                          <a:tailEnd type="none" w="sm" len="sm"/>
                         </a:ln>
                       </wps:spPr>
                       <wps:txbx>
                         <w:txbxContent>
                           <w:p>
                             <w:pPr>
-                              <w:spacing w:after="0" w:before="0" w:line="240"/>
-                              <w:ind w:left="0" w:right="0" w:firstLine="-357.00000762939453"/>
-                              <w:jc w:val="left"/>
+                              <w:spacing w:before="0" w:line="240" w:lineRule="auto"/>
+                              <w:ind w:left="0" w:hanging="357"/>
                               <w:textDirection w:val="btLr"/>
                             </w:pPr>
                           </w:p>
                         </w:txbxContent>
                       </wps:txbx>
-                      <wps:bodyPr anchorCtr="0" anchor="ctr" bIns="91425" lIns="91425" spcFirstLastPara="1" rIns="91425" wrap="square" tIns="91425">
+                      <wps:bodyPr spcFirstLastPara="1" wrap="square" lIns="91425" tIns="91425" rIns="91425" bIns="91425" anchor="ctr" anchorCtr="0">
                         <a:noAutofit/>
                       </wps:bodyPr>
                     </wps:wsp>
@@ -245,57 +212,35 @@
             </w:drawing>
           </mc:Choice>
           <mc:Fallback>
-            <w:drawing>
-              <wp:anchor allowOverlap="1" behindDoc="0" distB="0" distT="0" distL="114300" distR="114300" hidden="0" layoutInCell="1" locked="0" relativeHeight="0" simplePos="0">
-                <wp:simplePos x="0" y="0"/>
-                <wp:positionH relativeFrom="page">
-                  <wp:posOffset>6965316</wp:posOffset>
-                </wp:positionH>
-                <wp:positionV relativeFrom="page">
-                  <wp:posOffset>-271777</wp:posOffset>
-                </wp:positionV>
-                <wp:extent cx="109855" cy="11222990"/>
-                <wp:effectExtent b="0" l="0" r="0" t="0"/>
-                <wp:wrapNone/>
-                <wp:docPr id="2100667896" name="image4.png"/>
-                <a:graphic>
-                  <a:graphicData uri="http://schemas.openxmlformats.org/drawingml/2006/picture">
-                    <pic:pic>
-                      <pic:nvPicPr>
-                        <pic:cNvPr id="0" name="image4.png"/>
-                        <pic:cNvPicPr preferRelativeResize="0"/>
-                      </pic:nvPicPr>
-                      <pic:blipFill>
-                        <a:blip r:embed="rId7"/>
-                        <a:srcRect/>
-                        <a:stretch>
-                          <a:fillRect/>
-                        </a:stretch>
-                      </pic:blipFill>
-                      <pic:spPr>
-                        <a:xfrm>
-                          <a:off x="0" y="0"/>
-                          <a:ext cx="109855" cy="11222990"/>
-                        </a:xfrm>
-                        <a:prstGeom prst="rect"/>
-                        <a:ln/>
-                      </pic:spPr>
-                    </pic:pic>
-                  </a:graphicData>
-                </a:graphic>
-              </wp:anchor>
-            </w:drawing>
+            <w:pict>
+              <v:rect id="Rectángulo 2100667896" o:spid="_x0000_s1027" style="position:absolute;margin-left:548.45pt;margin-top:-21.4pt;width:8.65pt;height:883.7pt;z-index:251659264;visibility:visible;mso-wrap-style:square;mso-wrap-distance-left:9pt;mso-wrap-distance-top:0;mso-wrap-distance-right:9pt;mso-wrap-distance-bottom:0;mso-position-horizontal:absolute;mso-position-horizontal-relative:page;mso-position-vertical:absolute;mso-position-vertical-relative:page;v-text-anchor:middle" o:gfxdata="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" strokecolor="#31849b">
+                <v:stroke startarrowwidth="narrow" startarrowlength="short" endarrowwidth="narrow" endarrowlength="short"/>
+                <v:textbox inset="2.53958mm,2.53958mm,2.53958mm,2.53958mm">
+                  <w:txbxContent>
+                    <w:p>
+                      <w:pPr>
+                        <w:spacing w:before="0" w:line="240" w:lineRule="auto"/>
+                        <w:ind w:left="0" w:hanging="357"/>
+                        <w:textDirection w:val="btLr"/>
+                      </w:pPr>
+                    </w:p>
+                  </w:txbxContent>
+                </v:textbox>
+                <w10:wrap anchorx="page" anchory="page"/>
+              </v:rect>
+            </w:pict>
           </mc:Fallback>
         </mc:AlternateContent>
       </w:r>
       <w:r>
         <w:rPr>
+          <w:noProof/>
           <w:color w:val="000000"/>
         </w:rPr>
         <mc:AlternateContent>
-          <mc:Choice Requires="wpg">
+          <mc:Choice Requires="wps">
             <w:drawing>
-              <wp:anchor allowOverlap="1" behindDoc="0" distB="0" distT="0" distL="114300" distR="114300" hidden="0" layoutInCell="1" locked="0" relativeHeight="0" simplePos="0">
+              <wp:anchor distT="0" distB="0" distL="114300" distR="114300" simplePos="0" relativeHeight="251660288" behindDoc="0" locked="0" layoutInCell="1" hidden="0" allowOverlap="1">
                 <wp:simplePos x="0" y="0"/>
                 <wp:positionH relativeFrom="page">
                   <wp:posOffset>-196213</wp:posOffset>
@@ -304,14 +249,14 @@
                   <wp:posOffset>-7618</wp:posOffset>
                 </wp:positionV>
                 <wp:extent cx="7947660" cy="884555"/>
-                <wp:effectExtent b="0" l="0" r="0" t="0"/>
+                <wp:effectExtent l="0" t="0" r="15240" b="10795"/>
                 <wp:wrapNone/>
-                <wp:docPr id="2100667903" name=""/>
-                <a:graphic>
+                <wp:docPr id="2100667903" name="Rectángulo 2100667903"/>
+                <wp:cNvGraphicFramePr/>
+                <a:graphic xmlns:a="http://schemas.openxmlformats.org/drawingml/2006/main">
                   <a:graphicData uri="http://schemas.microsoft.com/office/word/2010/wordprocessingShape">
                     <wps:wsp>
                       <wps:cNvSpPr/>
-                      <wps:cNvPr id="9" name="Shape 9"/>
                       <wps:spPr>
                         <a:xfrm>
                           <a:off x="1384870" y="3350423"/>
@@ -323,29 +268,28 @@
                         <a:solidFill>
                           <a:srgbClr val="45ACF1"/>
                         </a:solidFill>
-                        <a:ln cap="flat" cmpd="sng" w="12700">
+                        <a:ln w="12700" cap="flat" cmpd="sng">
                           <a:solidFill>
-                            <a:schemeClr val="accent5"/>
+                            <a:srgbClr val="00B0F0"/>
                           </a:solidFill>
                           <a:prstDash val="solid"/>
                           <a:miter lim="800000"/>
-                          <a:headEnd len="sm" w="sm" type="none"/>
-                          <a:tailEnd len="sm" w="sm" type="none"/>
+                          <a:headEnd type="none" w="sm" len="sm"/>
+                          <a:tailEnd type="none" w="sm" len="sm"/>
                         </a:ln>
                       </wps:spPr>
                       <wps:txbx>
                         <w:txbxContent>
                           <w:p>
                             <w:pPr>
-                              <w:spacing w:after="0" w:before="0" w:line="240"/>
-                              <w:ind w:left="0" w:right="0" w:firstLine="-357.00000762939453"/>
-                              <w:jc w:val="left"/>
+                              <w:spacing w:before="0" w:line="240" w:lineRule="auto"/>
+                              <w:ind w:left="0" w:hanging="357"/>
                               <w:textDirection w:val="btLr"/>
                             </w:pPr>
                           </w:p>
                         </w:txbxContent>
                       </wps:txbx>
-                      <wps:bodyPr anchorCtr="0" anchor="ctr" bIns="91425" lIns="91425" spcFirstLastPara="1" rIns="91425" wrap="square" tIns="91425">
+                      <wps:bodyPr spcFirstLastPara="1" wrap="square" lIns="91425" tIns="91425" rIns="91425" bIns="91425" anchor="ctr" anchorCtr="0">
                         <a:noAutofit/>
                       </wps:bodyPr>
                     </wps:wsp>
@@ -355,78 +299,49 @@
             </w:drawing>
           </mc:Choice>
           <mc:Fallback>
-            <w:drawing>
-              <wp:anchor allowOverlap="1" behindDoc="0" distB="0" distT="0" distL="114300" distR="114300" hidden="0" layoutInCell="1" locked="0" relativeHeight="0" simplePos="0">
-                <wp:simplePos x="0" y="0"/>
-                <wp:positionH relativeFrom="page">
-                  <wp:posOffset>-196213</wp:posOffset>
-                </wp:positionH>
-                <wp:positionV relativeFrom="page">
-                  <wp:posOffset>-7618</wp:posOffset>
-                </wp:positionV>
-                <wp:extent cx="7947660" cy="884555"/>
-                <wp:effectExtent b="0" l="0" r="0" t="0"/>
-                <wp:wrapNone/>
-                <wp:docPr id="2100667903" name="image11.png"/>
-                <a:graphic>
-                  <a:graphicData uri="http://schemas.openxmlformats.org/drawingml/2006/picture">
-                    <pic:pic>
-                      <pic:nvPicPr>
-                        <pic:cNvPr id="0" name="image11.png"/>
-                        <pic:cNvPicPr preferRelativeResize="0"/>
-                      </pic:nvPicPr>
-                      <pic:blipFill>
-                        <a:blip r:embed="rId7"/>
-                        <a:srcRect/>
-                        <a:stretch>
-                          <a:fillRect/>
-                        </a:stretch>
-                      </pic:blipFill>
-                      <pic:spPr>
-                        <a:xfrm>
-                          <a:off x="0" y="0"/>
-                          <a:ext cx="7947660" cy="884555"/>
-                        </a:xfrm>
-                        <a:prstGeom prst="rect"/>
-                        <a:ln/>
-                      </pic:spPr>
-                    </pic:pic>
-                  </a:graphicData>
-                </a:graphic>
-              </wp:anchor>
-            </w:drawing>
+            <w:pict>
+              <v:rect id="Rectángulo 2100667903" o:spid="_x0000_s1028" style="position:absolute;margin-left:-15.45pt;margin-top:-.6pt;width:625.8pt;height:69.65pt;z-index:251660288;visibility:visible;mso-wrap-style:square;mso-wrap-distance-left:9pt;mso-wrap-distance-top:0;mso-wrap-distance-right:9pt;mso-wrap-distance-bottom:0;mso-position-horizontal:absolute;mso-position-horizontal-relative:page;mso-position-vertical:absolute;mso-position-vertical-relative:page;v-text-anchor:middle" o:gfxdata="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" fillcolor="#45acf1" strokecolor="#00b0f0" strokeweight="1pt">
+                <v:stroke startarrowwidth="narrow" startarrowlength="short" endarrowwidth="narrow" endarrowlength="short"/>
+                <v:textbox inset="2.53958mm,2.53958mm,2.53958mm,2.53958mm">
+                  <w:txbxContent>
+                    <w:p>
+                      <w:pPr>
+                        <w:spacing w:before="0" w:line="240" w:lineRule="auto"/>
+                        <w:ind w:left="0" w:hanging="357"/>
+                        <w:textDirection w:val="btLr"/>
+                      </w:pPr>
+                    </w:p>
+                  </w:txbxContent>
+                </v:textbox>
+                <w10:wrap anchorx="page" anchory="page"/>
+              </v:rect>
+            </w:pict>
           </mc:Fallback>
         </mc:AlternateContent>
       </w:r>
-      <w:r>
-        <w:rPr>
-          <w:rtl w:val="0"/>
-        </w:rPr>
-      </w:r>
     </w:p>
     <w:p>
       <w:pPr>
         <w:pBdr>
-          <w:top w:space="0" w:sz="0" w:val="nil"/>
-          <w:left w:space="0" w:sz="0" w:val="nil"/>
-          <w:bottom w:space="0" w:sz="0" w:val="nil"/>
-          <w:right w:space="0" w:sz="0" w:val="nil"/>
-          <w:between w:space="0" w:sz="0" w:val="nil"/>
+          <w:top w:val="nil"/>
+          <w:left w:val="nil"/>
+          <w:bottom w:val="nil"/>
+          <w:right w:val="nil"/>
+          <w:between w:val="nil"/>
         </w:pBdr>
         <w:spacing w:before="0" w:line="240" w:lineRule="auto"/>
-        <w:ind w:left="0" w:firstLine="0"/>
+        <w:ind w:left="0"/>
         <w:rPr>
-          <w:rFonts w:ascii="Cambria" w:cs="Cambria" w:eastAsia="Cambria" w:hAnsi="Cambria"/>
+          <w:rFonts w:ascii="Cambria" w:eastAsia="Cambria" w:hAnsi="Cambria" w:cs="Cambria"/>
           <w:sz w:val="72"/>
           <w:szCs w:val="72"/>
         </w:rPr>
       </w:pPr>
       <w:r>
         <w:rPr>
-          <w:rFonts w:ascii="Cambria" w:cs="Cambria" w:eastAsia="Cambria" w:hAnsi="Cambria"/>
+          <w:rFonts w:ascii="Cambria" w:eastAsia="Cambria" w:hAnsi="Cambria" w:cs="Cambria"/>
           <w:sz w:val="72"/>
           <w:szCs w:val="72"/>
-          <w:rtl w:val="0"/>
         </w:rPr>
         <w:t xml:space="preserve">Implementación </w:t>
       </w:r>
@@ -434,16 +349,16 @@
     <w:p>
       <w:pPr>
         <w:pBdr>
-          <w:top w:space="0" w:sz="0" w:val="nil"/>
-          <w:left w:space="0" w:sz="0" w:val="nil"/>
-          <w:bottom w:space="0" w:sz="0" w:val="nil"/>
-          <w:right w:space="0" w:sz="0" w:val="nil"/>
-          <w:between w:space="0" w:sz="0" w:val="nil"/>
+          <w:top w:val="nil"/>
+          <w:left w:val="nil"/>
+          <w:bottom w:val="nil"/>
+          <w:right w:val="nil"/>
+          <w:between w:val="nil"/>
         </w:pBdr>
         <w:spacing w:before="0" w:line="240" w:lineRule="auto"/>
-        <w:ind w:left="0" w:firstLine="0"/>
+        <w:ind w:left="0"/>
         <w:rPr>
-          <w:rFonts w:ascii="Cambria" w:cs="Cambria" w:eastAsia="Cambria" w:hAnsi="Cambria"/>
+          <w:rFonts w:ascii="Cambria" w:eastAsia="Cambria" w:hAnsi="Cambria" w:cs="Cambria"/>
           <w:color w:val="000000"/>
           <w:sz w:val="72"/>
           <w:szCs w:val="72"/>
@@ -451,32 +366,26 @@
       </w:pPr>
       <w:r>
         <w:rPr>
-          <w:rFonts w:ascii="Cambria" w:cs="Cambria" w:eastAsia="Cambria" w:hAnsi="Cambria"/>
+          <w:rFonts w:ascii="Cambria" w:eastAsia="Cambria" w:hAnsi="Cambria" w:cs="Cambria"/>
           <w:sz w:val="72"/>
           <w:szCs w:val="72"/>
-          <w:rtl w:val="0"/>
         </w:rPr>
         <w:t xml:space="preserve">UARGFlow </w:t>
       </w:r>
-      <w:r>
-        <w:rPr>
-          <w:rtl w:val="0"/>
-        </w:rPr>
-      </w:r>
     </w:p>
     <w:p>
       <w:pPr>
         <w:pBdr>
-          <w:top w:space="0" w:sz="0" w:val="nil"/>
-          <w:left w:space="0" w:sz="0" w:val="nil"/>
-          <w:bottom w:space="0" w:sz="0" w:val="nil"/>
-          <w:right w:space="0" w:sz="0" w:val="nil"/>
-          <w:between w:space="0" w:sz="0" w:val="nil"/>
+          <w:top w:val="nil"/>
+          <w:left w:val="nil"/>
+          <w:bottom w:val="nil"/>
+          <w:right w:val="nil"/>
+          <w:between w:val="nil"/>
         </w:pBdr>
         <w:spacing w:before="0" w:line="240" w:lineRule="auto"/>
-        <w:ind w:left="0" w:firstLine="0"/>
+        <w:ind w:left="0"/>
         <w:rPr>
-          <w:rFonts w:ascii="Cambria" w:cs="Cambria" w:eastAsia="Cambria" w:hAnsi="Cambria"/>
+          <w:rFonts w:ascii="Cambria" w:eastAsia="Cambria" w:hAnsi="Cambria" w:cs="Cambria"/>
           <w:color w:val="000000"/>
           <w:sz w:val="36"/>
           <w:szCs w:val="36"/>
@@ -484,26 +393,25 @@
       </w:pPr>
       <w:r>
         <w:rPr>
-          <w:rFonts w:ascii="Cambria" w:cs="Cambria" w:eastAsia="Cambria" w:hAnsi="Cambria"/>
+          <w:rFonts w:ascii="Cambria" w:eastAsia="Cambria" w:hAnsi="Cambria" w:cs="Cambria"/>
           <w:color w:val="000000"/>
           <w:sz w:val="36"/>
           <w:szCs w:val="36"/>
-          <w:rtl w:val="0"/>
         </w:rPr>
-        <w:t xml:space="preserve">GRCU Manager</w:t>
+        <w:t>GRCU Manager</w:t>
       </w:r>
     </w:p>
     <w:p>
       <w:pPr>
         <w:pBdr>
-          <w:top w:space="0" w:sz="0" w:val="nil"/>
-          <w:left w:space="0" w:sz="0" w:val="nil"/>
-          <w:bottom w:space="0" w:sz="0" w:val="nil"/>
-          <w:right w:space="0" w:sz="0" w:val="nil"/>
-          <w:between w:space="0" w:sz="0" w:val="nil"/>
+          <w:top w:val="nil"/>
+          <w:left w:val="nil"/>
+          <w:bottom w:val="nil"/>
+          <w:right w:val="nil"/>
+          <w:between w:val="nil"/>
         </w:pBdr>
         <w:spacing w:before="0" w:line="240" w:lineRule="auto"/>
-        <w:ind w:left="0" w:firstLine="0"/>
+        <w:ind w:left="0"/>
         <w:rPr>
           <w:color w:val="000000"/>
           <w:sz w:val="36"/>
@@ -515,85 +423,69 @@
           <w:color w:val="000000"/>
           <w:sz w:val="36"/>
           <w:szCs w:val="36"/>
-          <w:rtl w:val="0"/>
         </w:rPr>
-        <w:t xml:space="preserve">Gestión de Requerimientos y Casos de Uso</w:t>
+        <w:t>Gestión de Requerimientos y Casos de Uso</w:t>
       </w:r>
     </w:p>
     <w:p>
       <w:pPr>
         <w:pBdr>
-          <w:top w:space="0" w:sz="0" w:val="nil"/>
-          <w:left w:space="0" w:sz="0" w:val="nil"/>
-          <w:bottom w:space="0" w:sz="0" w:val="nil"/>
-          <w:right w:space="0" w:sz="0" w:val="nil"/>
-          <w:between w:space="0" w:sz="0" w:val="nil"/>
+          <w:top w:val="nil"/>
+          <w:left w:val="nil"/>
+          <w:bottom w:val="nil"/>
+          <w:right w:val="nil"/>
+          <w:between w:val="nil"/>
         </w:pBdr>
         <w:spacing w:before="0" w:line="240" w:lineRule="auto"/>
-        <w:ind w:left="0" w:firstLine="0"/>
+        <w:ind w:left="0"/>
         <w:rPr>
           <w:color w:val="000000"/>
         </w:rPr>
       </w:pPr>
-      <w:r>
-        <w:rPr>
-          <w:rtl w:val="0"/>
-        </w:rPr>
-      </w:r>
     </w:p>
     <w:p>
       <w:pPr>
         <w:pBdr>
-          <w:top w:space="0" w:sz="0" w:val="nil"/>
-          <w:left w:space="0" w:sz="0" w:val="nil"/>
-          <w:bottom w:space="0" w:sz="0" w:val="nil"/>
-          <w:right w:space="0" w:sz="0" w:val="nil"/>
-          <w:between w:space="0" w:sz="0" w:val="nil"/>
+          <w:top w:val="nil"/>
+          <w:left w:val="nil"/>
+          <w:bottom w:val="nil"/>
+          <w:right w:val="nil"/>
+          <w:between w:val="nil"/>
         </w:pBdr>
         <w:spacing w:before="0" w:line="240" w:lineRule="auto"/>
-        <w:ind w:left="0" w:firstLine="0"/>
+        <w:ind w:left="0"/>
         <w:rPr>
           <w:color w:val="000000"/>
         </w:rPr>
       </w:pPr>
-      <w:r>
-        <w:rPr>
-          <w:rtl w:val="0"/>
-        </w:rPr>
-      </w:r>
     </w:p>
     <w:p>
       <w:pPr>
         <w:pBdr>
-          <w:top w:space="0" w:sz="0" w:val="nil"/>
-          <w:left w:space="0" w:sz="0" w:val="nil"/>
-          <w:bottom w:space="0" w:sz="0" w:val="nil"/>
-          <w:right w:space="0" w:sz="0" w:val="nil"/>
-          <w:between w:space="0" w:sz="0" w:val="nil"/>
+          <w:top w:val="nil"/>
+          <w:left w:val="nil"/>
+          <w:bottom w:val="nil"/>
+          <w:right w:val="nil"/>
+          <w:between w:val="nil"/>
         </w:pBdr>
         <w:spacing w:before="0" w:line="240" w:lineRule="auto"/>
-        <w:ind w:left="0" w:firstLine="0"/>
+        <w:ind w:left="0"/>
         <w:rPr>
           <w:color w:val="000000"/>
         </w:rPr>
       </w:pPr>
-      <w:r>
-        <w:rPr>
-          <w:rtl w:val="0"/>
-        </w:rPr>
-      </w:r>
     </w:p>
     <w:p>
       <w:pPr>
         <w:pBdr>
-          <w:top w:space="0" w:sz="0" w:val="nil"/>
-          <w:left w:space="0" w:sz="0" w:val="nil"/>
-          <w:bottom w:space="0" w:sz="0" w:val="nil"/>
-          <w:right w:space="0" w:sz="0" w:val="nil"/>
-          <w:between w:space="0" w:sz="0" w:val="nil"/>
+          <w:top w:val="nil"/>
+          <w:left w:val="nil"/>
+          <w:bottom w:val="nil"/>
+          <w:right w:val="nil"/>
+          <w:between w:val="nil"/>
         </w:pBdr>
         <w:spacing w:before="0" w:line="240" w:lineRule="auto"/>
-        <w:ind w:left="0" w:firstLine="0"/>
+        <w:ind w:left="0"/>
         <w:rPr>
           <w:color w:val="000000"/>
           <w:sz w:val="28"/>
@@ -605,22 +497,21 @@
           <w:color w:val="000000"/>
           <w:sz w:val="28"/>
           <w:szCs w:val="28"/>
-          <w:rtl w:val="0"/>
         </w:rPr>
-        <w:t xml:space="preserve">4 BYTES</w:t>
+        <w:t>4 BYTES</w:t>
       </w:r>
     </w:p>
     <w:p>
       <w:pPr>
         <w:pBdr>
-          <w:top w:space="0" w:sz="0" w:val="nil"/>
-          <w:left w:space="0" w:sz="0" w:val="nil"/>
-          <w:bottom w:space="0" w:sz="0" w:val="nil"/>
-          <w:right w:space="0" w:sz="0" w:val="nil"/>
-          <w:between w:space="0" w:sz="0" w:val="nil"/>
+          <w:top w:val="nil"/>
+          <w:left w:val="nil"/>
+          <w:bottom w:val="nil"/>
+          <w:right w:val="nil"/>
+          <w:between w:val="nil"/>
         </w:pBdr>
         <w:spacing w:before="0" w:line="240" w:lineRule="auto"/>
-        <w:ind w:left="0" w:firstLine="0"/>
+        <w:ind w:left="0"/>
         <w:rPr>
           <w:color w:val="000000"/>
           <w:sz w:val="24"/>
@@ -632,49 +523,57 @@
           <w:color w:val="000000"/>
           <w:sz w:val="24"/>
           <w:szCs w:val="24"/>
-          <w:rtl w:val="0"/>
         </w:rPr>
-        <w:t xml:space="preserve">ALVAREZ, Abril</w:t>
+        <w:t xml:space="preserve">ALVAREZ, </w:t>
       </w:r>
-    </w:p>
-    <w:p>
-      <w:pPr>
-        <w:pBdr>
-          <w:top w:space="0" w:sz="0" w:val="nil"/>
-          <w:left w:space="0" w:sz="0" w:val="nil"/>
-          <w:bottom w:space="0" w:sz="0" w:val="nil"/>
-          <w:right w:space="0" w:sz="0" w:val="nil"/>
-          <w:between w:space="0" w:sz="0" w:val="nil"/>
-        </w:pBdr>
-        <w:spacing w:before="0" w:line="240" w:lineRule="auto"/>
-        <w:ind w:left="0" w:firstLine="0"/>
+      <w:proofErr w:type="gramStart"/>
+      <w:r>
         <w:rPr>
           <w:color w:val="000000"/>
           <w:sz w:val="24"/>
           <w:szCs w:val="24"/>
         </w:rPr>
+        <w:t>Abril</w:t>
+      </w:r>
+      <w:proofErr w:type="gramEnd"/>
+    </w:p>
+    <w:p>
+      <w:pPr>
+        <w:pBdr>
+          <w:top w:val="nil"/>
+          <w:left w:val="nil"/>
+          <w:bottom w:val="nil"/>
+          <w:right w:val="nil"/>
+          <w:between w:val="nil"/>
+        </w:pBdr>
+        <w:spacing w:before="0" w:line="240" w:lineRule="auto"/>
+        <w:ind w:left="0"/>
+        <w:rPr>
+          <w:color w:val="000000"/>
+          <w:sz w:val="24"/>
+          <w:szCs w:val="24"/>
+        </w:rPr>
       </w:pPr>
       <w:r>
         <w:rPr>
           <w:color w:val="000000"/>
           <w:sz w:val="24"/>
           <w:szCs w:val="24"/>
-          <w:rtl w:val="0"/>
         </w:rPr>
-        <w:t xml:space="preserve">BUTTERFIELD, Nicolas</w:t>
+        <w:t>BUTTERFIELD, Nicolas</w:t>
       </w:r>
     </w:p>
     <w:p>
       <w:pPr>
         <w:pBdr>
-          <w:top w:space="0" w:sz="0" w:val="nil"/>
-          <w:left w:space="0" w:sz="0" w:val="nil"/>
-          <w:bottom w:space="0" w:sz="0" w:val="nil"/>
-          <w:right w:space="0" w:sz="0" w:val="nil"/>
-          <w:between w:space="0" w:sz="0" w:val="nil"/>
+          <w:top w:val="nil"/>
+          <w:left w:val="nil"/>
+          <w:bottom w:val="nil"/>
+          <w:right w:val="nil"/>
+          <w:between w:val="nil"/>
         </w:pBdr>
         <w:spacing w:before="0" w:line="240" w:lineRule="auto"/>
-        <w:ind w:left="0" w:firstLine="0"/>
+        <w:ind w:left="0"/>
         <w:rPr>
           <w:color w:val="000000"/>
           <w:sz w:val="24"/>
@@ -686,22 +585,21 @@
           <w:color w:val="000000"/>
           <w:sz w:val="24"/>
           <w:szCs w:val="24"/>
-          <w:rtl w:val="0"/>
         </w:rPr>
-        <w:t xml:space="preserve">CARRANZA, Cristian</w:t>
+        <w:t>CARRANZA, Cristian</w:t>
       </w:r>
     </w:p>
     <w:p>
       <w:pPr>
         <w:pBdr>
-          <w:top w:space="0" w:sz="0" w:val="nil"/>
-          <w:left w:space="0" w:sz="0" w:val="nil"/>
-          <w:bottom w:space="0" w:sz="0" w:val="nil"/>
-          <w:right w:space="0" w:sz="0" w:val="nil"/>
-          <w:between w:space="0" w:sz="0" w:val="nil"/>
+          <w:top w:val="nil"/>
+          <w:left w:val="nil"/>
+          <w:bottom w:val="nil"/>
+          <w:right w:val="nil"/>
+          <w:between w:val="nil"/>
         </w:pBdr>
         <w:spacing w:before="0" w:line="240" w:lineRule="auto"/>
-        <w:ind w:left="0" w:firstLine="0"/>
+        <w:ind w:left="0"/>
         <w:rPr>
           <w:color w:val="000000"/>
           <w:sz w:val="24"/>
@@ -713,49 +611,40 @@
           <w:color w:val="000000"/>
           <w:sz w:val="24"/>
           <w:szCs w:val="24"/>
-          <w:rtl w:val="0"/>
         </w:rPr>
-        <w:t xml:space="preserve">GAGNA, Martina</w:t>
+        <w:t>GAGNA, Martina</w:t>
       </w:r>
     </w:p>
-    <w:p>
-      <w:pPr>
-        <w:rPr/>
-      </w:pPr>
-      <w:r>
-        <w:rPr>
-          <w:rtl w:val="0"/>
-        </w:rPr>
-      </w:r>
-    </w:p>
+    <w:p/>
     <w:p>
       <w:pPr>
         <w:pBdr>
-          <w:top w:space="0" w:sz="0" w:val="nil"/>
-          <w:left w:space="0" w:sz="0" w:val="nil"/>
-          <w:bottom w:space="0" w:sz="0" w:val="nil"/>
-          <w:right w:space="0" w:sz="0" w:val="nil"/>
-          <w:between w:space="0" w:sz="0" w:val="nil"/>
+          <w:top w:val="nil"/>
+          <w:left w:val="nil"/>
+          <w:bottom w:val="nil"/>
+          <w:right w:val="nil"/>
+          <w:between w:val="nil"/>
         </w:pBdr>
         <w:tabs>
-          <w:tab w:val="left" w:leader="none" w:pos="0"/>
+          <w:tab w:val="left" w:pos="0"/>
         </w:tabs>
         <w:ind w:left="0" w:hanging="6"/>
         <w:jc w:val="both"/>
         <w:rPr>
-          <w:i w:val="1"/>
+          <w:i/>
           <w:color w:val="000000"/>
         </w:rPr>
       </w:pPr>
       <w:r>
         <w:rPr>
-          <w:i w:val="1"/>
+          <w:i/>
+          <w:noProof/>
           <w:color w:val="000000"/>
         </w:rPr>
         <mc:AlternateContent>
-          <mc:Choice Requires="wpg">
+          <mc:Choice Requires="wps">
             <w:drawing>
-              <wp:anchor allowOverlap="1" behindDoc="0" distB="0" distT="0" distL="114300" distR="114300" hidden="0" layoutInCell="1" locked="0" relativeHeight="0" simplePos="0">
+              <wp:anchor distT="0" distB="0" distL="114300" distR="114300" simplePos="0" relativeHeight="251661312" behindDoc="0" locked="0" layoutInCell="1" hidden="0" allowOverlap="1">
                 <wp:simplePos x="0" y="0"/>
                 <wp:positionH relativeFrom="page">
                   <wp:posOffset>-203197</wp:posOffset>
@@ -764,14 +653,14 @@
                   <wp:posOffset>10022840</wp:posOffset>
                 </wp:positionV>
                 <wp:extent cx="7947660" cy="664210"/>
-                <wp:effectExtent b="0" l="0" r="0" t="0"/>
+                <wp:effectExtent l="0" t="0" r="0" b="0"/>
                 <wp:wrapNone/>
-                <wp:docPr id="2100667901" name=""/>
-                <a:graphic>
+                <wp:docPr id="2100667901" name="Rectángulo 2100667901"/>
+                <wp:cNvGraphicFramePr/>
+                <a:graphic xmlns:a="http://schemas.openxmlformats.org/drawingml/2006/main">
                   <a:graphicData uri="http://schemas.microsoft.com/office/word/2010/wordprocessingShape">
                     <wps:wsp>
                       <wps:cNvSpPr/>
-                      <wps:cNvPr id="7" name="Shape 7"/>
                       <wps:spPr>
                         <a:xfrm>
                           <a:off x="1384870" y="3460595"/>
@@ -783,29 +672,28 @@
                         <a:solidFill>
                           <a:srgbClr val="45ACF1"/>
                         </a:solidFill>
-                        <a:ln cap="flat" cmpd="sng" w="12700">
+                        <a:ln w="12700" cap="flat" cmpd="sng">
                           <a:solidFill>
                             <a:srgbClr val="45ACF1"/>
                           </a:solidFill>
                           <a:prstDash val="solid"/>
                           <a:miter lim="800000"/>
-                          <a:headEnd len="sm" w="sm" type="none"/>
-                          <a:tailEnd len="sm" w="sm" type="none"/>
+                          <a:headEnd type="none" w="sm" len="sm"/>
+                          <a:tailEnd type="none" w="sm" len="sm"/>
                         </a:ln>
                       </wps:spPr>
                       <wps:txbx>
                         <w:txbxContent>
                           <w:p>
                             <w:pPr>
-                              <w:spacing w:after="0" w:before="0" w:line="240"/>
-                              <w:ind w:left="0" w:right="0" w:firstLine="-357.00000762939453"/>
-                              <w:jc w:val="left"/>
+                              <w:spacing w:before="0" w:line="240" w:lineRule="auto"/>
+                              <w:ind w:left="0" w:hanging="357"/>
                               <w:textDirection w:val="btLr"/>
                             </w:pPr>
                           </w:p>
                         </w:txbxContent>
                       </wps:txbx>
-                      <wps:bodyPr anchorCtr="0" anchor="ctr" bIns="91425" lIns="91425" spcFirstLastPara="1" rIns="91425" wrap="square" tIns="91425">
+                      <wps:bodyPr spcFirstLastPara="1" wrap="square" lIns="91425" tIns="91425" rIns="91425" bIns="91425" anchor="ctr" anchorCtr="0">
                         <a:noAutofit/>
                       </wps:bodyPr>
                     </wps:wsp>
@@ -815,78 +703,170 @@
             </w:drawing>
           </mc:Choice>
           <mc:Fallback>
-            <w:drawing>
-              <wp:anchor allowOverlap="1" behindDoc="0" distB="0" distT="0" distL="114300" distR="114300" hidden="0" layoutInCell="1" locked="0" relativeHeight="0" simplePos="0">
-                <wp:simplePos x="0" y="0"/>
-                <wp:positionH relativeFrom="page">
-                  <wp:posOffset>-203197</wp:posOffset>
-                </wp:positionH>
-                <wp:positionV relativeFrom="page">
-                  <wp:posOffset>10022840</wp:posOffset>
-                </wp:positionV>
-                <wp:extent cx="7947660" cy="664210"/>
-                <wp:effectExtent b="0" l="0" r="0" t="0"/>
-                <wp:wrapNone/>
-                <wp:docPr id="2100667901" name="image9.png"/>
-                <a:graphic>
-                  <a:graphicData uri="http://schemas.openxmlformats.org/drawingml/2006/picture">
-                    <pic:pic>
-                      <pic:nvPicPr>
-                        <pic:cNvPr id="0" name="image9.png"/>
-                        <pic:cNvPicPr preferRelativeResize="0"/>
-                      </pic:nvPicPr>
-                      <pic:blipFill>
-                        <a:blip r:embed="rId7"/>
-                        <a:srcRect/>
-                        <a:stretch>
-                          <a:fillRect/>
-                        </a:stretch>
-                      </pic:blipFill>
-                      <pic:spPr>
-                        <a:xfrm>
-                          <a:off x="0" y="0"/>
-                          <a:ext cx="7947660" cy="664210"/>
-                        </a:xfrm>
-                        <a:prstGeom prst="rect"/>
-                        <a:ln/>
-                      </pic:spPr>
-                    </pic:pic>
-                  </a:graphicData>
-                </a:graphic>
-              </wp:anchor>
-            </w:drawing>
+            <w:pict>
+              <v:rect id="Rectángulo 2100667901" o:spid="_x0000_s1029" style="position:absolute;left:0;text-align:left;margin-left:-16pt;margin-top:789.2pt;width:625.8pt;height:52.3pt;z-index:251661312;visibility:visible;mso-wrap-style:square;mso-wrap-distance-left:9pt;mso-wrap-distance-top:0;mso-wrap-distance-right:9pt;mso-wrap-distance-bottom:0;mso-position-horizontal:absolute;mso-position-horizontal-relative:page;mso-position-vertical:absolute;mso-position-vertical-relative:page;v-text-anchor:middle" o:gfxdata="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" fillcolor="#45acf1" strokecolor="#45acf1" strokeweight="1pt">
+                <v:stroke startarrowwidth="narrow" startarrowlength="short" endarrowwidth="narrow" endarrowlength="short"/>
+                <v:textbox inset="2.53958mm,2.53958mm,2.53958mm,2.53958mm">
+                  <w:txbxContent>
+                    <w:p>
+                      <w:pPr>
+                        <w:spacing w:before="0" w:line="240" w:lineRule="auto"/>
+                        <w:ind w:left="0" w:hanging="357"/>
+                        <w:textDirection w:val="btLr"/>
+                      </w:pPr>
+                    </w:p>
+                  </w:txbxContent>
+                </v:textbox>
+                <w10:wrap anchorx="page" anchory="page"/>
+              </v:rect>
+            </w:pict>
           </mc:Fallback>
         </mc:AlternateContent>
       </w:r>
+    </w:p>
+    <w:p>
+      <w:pPr>
+        <w:pBdr>
+          <w:top w:val="nil"/>
+          <w:left w:val="nil"/>
+          <w:bottom w:val="nil"/>
+          <w:right w:val="nil"/>
+          <w:between w:val="nil"/>
+        </w:pBdr>
+        <w:tabs>
+          <w:tab w:val="left" w:pos="0"/>
+        </w:tabs>
+        <w:ind w:left="0" w:hanging="6"/>
+        <w:jc w:val="both"/>
+        <w:rPr>
+          <w:i/>
+          <w:color w:val="000000"/>
+        </w:rPr>
+      </w:pPr>
+    </w:p>
+    <w:p>
+      <w:pPr>
+        <w:pBdr>
+          <w:top w:val="nil"/>
+          <w:left w:val="nil"/>
+          <w:bottom w:val="nil"/>
+          <w:right w:val="nil"/>
+          <w:between w:val="nil"/>
+        </w:pBdr>
+        <w:tabs>
+          <w:tab w:val="left" w:pos="0"/>
+        </w:tabs>
+        <w:ind w:left="0" w:hanging="6"/>
+        <w:jc w:val="both"/>
+        <w:rPr>
+          <w:i/>
+          <w:color w:val="000000"/>
+        </w:rPr>
+      </w:pPr>
+    </w:p>
+    <w:p>
+      <w:pPr>
+        <w:pBdr>
+          <w:top w:val="nil"/>
+          <w:left w:val="nil"/>
+          <w:bottom w:val="nil"/>
+          <w:right w:val="nil"/>
+          <w:between w:val="nil"/>
+        </w:pBdr>
+        <w:tabs>
+          <w:tab w:val="left" w:pos="0"/>
+        </w:tabs>
+        <w:ind w:left="0" w:hanging="6"/>
+        <w:jc w:val="both"/>
+        <w:rPr>
+          <w:i/>
+          <w:color w:val="000000"/>
+        </w:rPr>
+      </w:pPr>
+    </w:p>
+    <w:p/>
+    <w:p>
+      <w:pPr>
+        <w:ind w:left="0"/>
+      </w:pPr>
+      <w:bookmarkStart w:id="0" w:name="_GoBack"/>
       <w:r>
         <w:rPr>
-          <w:rtl w:val="0"/>
+          <w:noProof/>
         </w:rPr>
-      </w:r>
-      <w:r>
         <w:drawing>
-          <wp:anchor allowOverlap="1" behindDoc="0" distB="0" distT="0" distL="114300" distR="114300" hidden="0" layoutInCell="1" locked="0" relativeHeight="0" simplePos="0">
+          <wp:anchor distT="0" distB="0" distL="114300" distR="114300" simplePos="0" relativeHeight="251663360" behindDoc="0" locked="0" layoutInCell="1" hidden="0" allowOverlap="1">
             <wp:simplePos x="0" y="0"/>
             <wp:positionH relativeFrom="column">
-              <wp:posOffset>-455293</wp:posOffset>
+              <wp:posOffset>3454400</wp:posOffset>
             </wp:positionH>
             <wp:positionV relativeFrom="paragraph">
-              <wp:posOffset>3104515</wp:posOffset>
+              <wp:posOffset>1413510</wp:posOffset>
             </wp:positionV>
-            <wp:extent cx="3009411" cy="889304"/>
-            <wp:effectExtent b="0" l="0" r="0" t="0"/>
+            <wp:extent cx="2416100" cy="956609"/>
+            <wp:effectExtent l="0" t="0" r="0" b="0"/>
             <wp:wrapNone/>
-            <wp:docPr descr="Interfaz de usuario gráfica&#10;&#10;El contenido generado por IA puede ser incorrecto." id="2100667908" name="image3.png"/>
-            <a:graphic>
+            <wp:docPr id="2100667907" name="image1.jpg" descr="Un dibujo con letras&#10;&#10;El contenido generado por IA puede ser incorrecto."/>
+            <wp:cNvGraphicFramePr/>
+            <a:graphic xmlns:a="http://schemas.openxmlformats.org/drawingml/2006/main">
               <a:graphicData uri="http://schemas.openxmlformats.org/drawingml/2006/picture">
-                <pic:pic>
+                <pic:pic xmlns:pic="http://schemas.openxmlformats.org/drawingml/2006/picture">
                   <pic:nvPicPr>
-                    <pic:cNvPr descr="Interfaz de usuario gráfica&#10;&#10;El contenido generado por IA puede ser incorrecto." id="0" name="image3.png"/>
+                    <pic:cNvPr id="0" name="image1.jpg" descr="Un dibujo con letras&#10;&#10;El contenido generado por IA puede ser incorrecto."/>
                     <pic:cNvPicPr preferRelativeResize="0"/>
                   </pic:nvPicPr>
                   <pic:blipFill>
                     <a:blip r:embed="rId8"/>
-                    <a:srcRect b="0" l="0" r="0" t="0"/>
+                    <a:srcRect/>
+                    <a:stretch>
+                      <a:fillRect/>
+                    </a:stretch>
+                  </pic:blipFill>
+                  <pic:spPr>
+                    <a:xfrm>
+                      <a:off x="0" y="0"/>
+                      <a:ext cx="2416100" cy="956609"/>
+                    </a:xfrm>
+                    <a:prstGeom prst="rect">
+                      <a:avLst/>
+                    </a:prstGeom>
+                    <a:ln/>
+                  </pic:spPr>
+                </pic:pic>
+              </a:graphicData>
+            </a:graphic>
+          </wp:anchor>
+        </w:drawing>
+      </w:r>
+      <w:bookmarkEnd w:id="0"/>
+      <w:r>
+        <w:rPr>
+          <w:noProof/>
+        </w:rPr>
+        <w:drawing>
+          <wp:anchor distT="0" distB="0" distL="114300" distR="114300" simplePos="0" relativeHeight="251662336" behindDoc="0" locked="0" layoutInCell="1" hidden="0" allowOverlap="1">
+            <wp:simplePos x="0" y="0"/>
+            <wp:positionH relativeFrom="column">
+              <wp:posOffset>-452120</wp:posOffset>
+            </wp:positionH>
+            <wp:positionV relativeFrom="paragraph">
+              <wp:posOffset>1492250</wp:posOffset>
+            </wp:positionV>
+            <wp:extent cx="3009411" cy="889304"/>
+            <wp:effectExtent l="0" t="0" r="0" b="0"/>
+            <wp:wrapNone/>
+            <wp:docPr id="2100667908" name="image3.png" descr="Interfaz de usuario gráfica&#10;&#10;El contenido generado por IA puede ser incorrecto."/>
+            <wp:cNvGraphicFramePr/>
+            <a:graphic xmlns:a="http://schemas.openxmlformats.org/drawingml/2006/main">
+              <a:graphicData uri="http://schemas.openxmlformats.org/drawingml/2006/picture">
+                <pic:pic xmlns:pic="http://schemas.openxmlformats.org/drawingml/2006/picture">
+                  <pic:nvPicPr>
+                    <pic:cNvPr id="0" name="image3.png" descr="Interfaz de usuario gráfica&#10;&#10;El contenido generado por IA puede ser incorrecto."/>
+                    <pic:cNvPicPr preferRelativeResize="0"/>
+                  </pic:nvPicPr>
+                  <pic:blipFill>
+                    <a:blip r:embed="rId9"/>
+                    <a:srcRect/>
                     <a:stretch>
                       <a:fillRect/>
                     </a:stretch>
@@ -896,7 +876,9 @@
                       <a:off x="0" y="0"/>
                       <a:ext cx="3009411" cy="889304"/>
                     </a:xfrm>
-                    <a:prstGeom prst="rect"/>
+                    <a:prstGeom prst="rect">
+                      <a:avLst/>
+                    </a:prstGeom>
                     <a:ln/>
                   </pic:spPr>
                 </pic:pic>
@@ -906,181 +888,52 @@
         </w:drawing>
       </w:r>
       <w:r>
-        <w:drawing>
-          <wp:anchor allowOverlap="1" behindDoc="0" distB="0" distT="0" distL="114300" distR="114300" hidden="0" layoutInCell="1" locked="0" relativeHeight="0" simplePos="0">
-            <wp:simplePos x="0" y="0"/>
-            <wp:positionH relativeFrom="column">
-              <wp:posOffset>3464307</wp:posOffset>
-            </wp:positionH>
-            <wp:positionV relativeFrom="paragraph">
-              <wp:posOffset>3035935</wp:posOffset>
-            </wp:positionV>
-            <wp:extent cx="2416100" cy="956609"/>
-            <wp:effectExtent b="0" l="0" r="0" t="0"/>
-            <wp:wrapNone/>
-            <wp:docPr descr="Un dibujo con letras&#10;&#10;El contenido generado por IA puede ser incorrecto." id="2100667907" name="image1.jpg"/>
-            <a:graphic>
-              <a:graphicData uri="http://schemas.openxmlformats.org/drawingml/2006/picture">
-                <pic:pic>
-                  <pic:nvPicPr>
-                    <pic:cNvPr descr="Un dibujo con letras&#10;&#10;El contenido generado por IA puede ser incorrecto." id="0" name="image1.jpg"/>
-                    <pic:cNvPicPr preferRelativeResize="0"/>
-                  </pic:nvPicPr>
-                  <pic:blipFill>
-                    <a:blip r:embed="rId9"/>
-                    <a:srcRect b="0" l="0" r="0" t="0"/>
-                    <a:stretch>
-                      <a:fillRect/>
-                    </a:stretch>
-                  </pic:blipFill>
-                  <pic:spPr>
-                    <a:xfrm>
-                      <a:off x="0" y="0"/>
-                      <a:ext cx="2416100" cy="956609"/>
-                    </a:xfrm>
-                    <a:prstGeom prst="rect"/>
-                    <a:ln/>
-                  </pic:spPr>
-                </pic:pic>
-              </a:graphicData>
-            </a:graphic>
-          </wp:anchor>
-        </w:drawing>
+        <w:br w:type="page"/>
       </w:r>
     </w:p>
     <w:p>
       <w:pPr>
+        <w:keepNext/>
+        <w:keepLines/>
         <w:pBdr>
-          <w:top w:space="0" w:sz="0" w:val="nil"/>
-          <w:left w:space="0" w:sz="0" w:val="nil"/>
-          <w:bottom w:space="0" w:sz="0" w:val="nil"/>
-          <w:right w:space="0" w:sz="0" w:val="nil"/>
-          <w:between w:space="0" w:sz="0" w:val="nil"/>
+          <w:top w:val="nil"/>
+          <w:left w:val="nil"/>
+          <w:bottom w:val="nil"/>
+          <w:right w:val="nil"/>
+          <w:between w:val="nil"/>
         </w:pBdr>
         <w:tabs>
-          <w:tab w:val="left" w:leader="none" w:pos="0"/>
+          <w:tab w:val="left" w:pos="7704"/>
         </w:tabs>
-        <w:ind w:left="0" w:hanging="6"/>
-        <w:jc w:val="both"/>
+        <w:spacing w:before="480" w:after="200"/>
+        <w:ind w:left="0"/>
         <w:rPr>
-          <w:i w:val="1"/>
-          <w:color w:val="000000"/>
+          <w:rFonts w:ascii="Cambria" w:eastAsia="Cambria" w:hAnsi="Cambria" w:cs="Cambria"/>
+          <w:b/>
+          <w:color w:val="365F91"/>
+          <w:sz w:val="28"/>
+          <w:szCs w:val="28"/>
         </w:rPr>
       </w:pPr>
       <w:r>
         <w:rPr>
-          <w:rtl w:val="0"/>
+          <w:rFonts w:ascii="Cambria" w:eastAsia="Cambria" w:hAnsi="Cambria" w:cs="Cambria"/>
+          <w:b/>
+          <w:color w:val="365F91"/>
+          <w:sz w:val="28"/>
+          <w:szCs w:val="28"/>
         </w:rPr>
-      </w:r>
-    </w:p>
-    <w:p>
-      <w:pPr>
-        <w:pBdr>
-          <w:top w:space="0" w:sz="0" w:val="nil"/>
-          <w:left w:space="0" w:sz="0" w:val="nil"/>
-          <w:bottom w:space="0" w:sz="0" w:val="nil"/>
-          <w:right w:space="0" w:sz="0" w:val="nil"/>
-          <w:between w:space="0" w:sz="0" w:val="nil"/>
-        </w:pBdr>
-        <w:tabs>
-          <w:tab w:val="left" w:leader="none" w:pos="0"/>
-        </w:tabs>
-        <w:ind w:left="0" w:hanging="6"/>
-        <w:jc w:val="both"/>
-        <w:rPr>
-          <w:i w:val="1"/>
-          <w:color w:val="000000"/>
-        </w:rPr>
-      </w:pPr>
-      <w:r>
-        <w:rPr>
-          <w:rtl w:val="0"/>
-        </w:rPr>
-      </w:r>
-    </w:p>
-    <w:p>
-      <w:pPr>
-        <w:pBdr>
-          <w:top w:space="0" w:sz="0" w:val="nil"/>
-          <w:left w:space="0" w:sz="0" w:val="nil"/>
-          <w:bottom w:space="0" w:sz="0" w:val="nil"/>
-          <w:right w:space="0" w:sz="0" w:val="nil"/>
-          <w:between w:space="0" w:sz="0" w:val="nil"/>
-        </w:pBdr>
-        <w:tabs>
-          <w:tab w:val="left" w:leader="none" w:pos="0"/>
-        </w:tabs>
-        <w:ind w:left="0" w:hanging="6"/>
-        <w:jc w:val="both"/>
-        <w:rPr>
-          <w:i w:val="1"/>
-          <w:color w:val="000000"/>
-        </w:rPr>
-      </w:pPr>
-      <w:r>
-        <w:rPr>
-          <w:rtl w:val="0"/>
-        </w:rPr>
-      </w:r>
-    </w:p>
-    <w:p>
-      <w:pPr>
-        <w:rPr/>
-      </w:pPr>
-      <w:r>
-        <w:rPr>
-          <w:rtl w:val="0"/>
-        </w:rPr>
-      </w:r>
-    </w:p>
-    <w:p>
-      <w:pPr>
-        <w:ind w:left="0" w:firstLine="0"/>
-        <w:rPr/>
-      </w:pPr>
-      <w:r>
-        <w:br w:type="page"/>
+        <w:lastRenderedPageBreak/>
+        <w:t>Tabla de contenido</w:t>
       </w:r>
       <w:r>
         <w:rPr>
-          <w:rtl w:val="0"/>
-        </w:rPr>
-      </w:r>
-    </w:p>
-    <w:p>
-      <w:pPr>
-        <w:keepNext w:val="1"/>
-        <w:keepLines w:val="1"/>
-        <w:pBdr>
-          <w:top w:space="0" w:sz="0" w:val="nil"/>
-          <w:left w:space="0" w:sz="0" w:val="nil"/>
-          <w:bottom w:space="0" w:sz="0" w:val="nil"/>
-          <w:right w:space="0" w:sz="0" w:val="nil"/>
-          <w:between w:space="0" w:sz="0" w:val="nil"/>
-        </w:pBdr>
-        <w:tabs>
-          <w:tab w:val="left" w:leader="none" w:pos="7704"/>
-        </w:tabs>
-        <w:spacing w:after="200" w:before="480" w:lineRule="auto"/>
-        <w:ind w:left="0" w:firstLine="0"/>
-        <w:rPr>
-          <w:rFonts w:ascii="Cambria" w:cs="Cambria" w:eastAsia="Cambria" w:hAnsi="Cambria"/>
-          <w:b w:val="1"/>
-          <w:color w:val="365f91"/>
+          <w:rFonts w:ascii="Cambria" w:eastAsia="Cambria" w:hAnsi="Cambria" w:cs="Cambria"/>
+          <w:b/>
+          <w:color w:val="365F91"/>
           <w:sz w:val="28"/>
           <w:szCs w:val="28"/>
         </w:rPr>
-      </w:pPr>
-      <w:r>
-        <w:rPr>
-          <w:rFonts w:ascii="Cambria" w:cs="Cambria" w:eastAsia="Cambria" w:hAnsi="Cambria"/>
-          <w:b w:val="1"/>
-          <w:color w:val="365f91"/>
-          <w:sz w:val="28"/>
-          <w:szCs w:val="28"/>
-          <w:rtl w:val="0"/>
-        </w:rPr>
-        <w:t xml:space="preserve">Tabla de contenido</w:t>
         <w:tab/>
       </w:r>
     </w:p>
@@ -1089,63 +942,53 @@
         <w:id w:val="837207703"/>
         <w:docPartObj>
           <w:docPartGallery w:val="Table of Contents"/>
-          <w:docPartUnique w:val="1"/>
+          <w:docPartUnique/>
         </w:docPartObj>
       </w:sdtPr>
+      <w:sdtEndPr/>
       <w:sdtContent>
         <w:p>
           <w:pPr>
             <w:widowControl w:val="0"/>
             <w:tabs>
-              <w:tab w:val="right" w:leader="none" w:pos="12000"/>
+              <w:tab w:val="right" w:pos="12000"/>
             </w:tabs>
             <w:spacing w:before="60" w:line="240" w:lineRule="auto"/>
             <w:ind w:left="0"/>
             <w:rPr>
-              <w:rFonts w:ascii="Arial" w:cs="Arial" w:eastAsia="Arial" w:hAnsi="Arial"/>
-              <w:b w:val="1"/>
-              <w:i w:val="0"/>
-              <w:smallCaps w:val="0"/>
-              <w:strike w:val="0"/>
+              <w:rFonts w:ascii="Arial" w:eastAsia="Arial" w:hAnsi="Arial" w:cs="Arial"/>
+              <w:b/>
               <w:color w:val="000000"/>
-              <w:sz w:val="22"/>
-              <w:szCs w:val="22"/>
-              <w:u w:val="none"/>
-              <w:shd w:fill="auto" w:val="clear"/>
-              <w:vertAlign w:val="baseline"/>
             </w:rPr>
           </w:pPr>
           <w:r>
             <w:fldChar w:fldCharType="begin"/>
+          </w:r>
+          <w:r>
             <w:instrText xml:space="preserve"> TOC \h \u \z \t "Heading 1,1,Heading 2,2,Heading 3,3,"</w:instrText>
+          </w:r>
+          <w:r>
             <w:fldChar w:fldCharType="separate"/>
           </w:r>
           <w:hyperlink w:anchor="_heading=h.e0x4sluxcbjl">
             <w:r>
               <w:rPr>
-                <w:rFonts w:ascii="Arial" w:cs="Arial" w:eastAsia="Arial" w:hAnsi="Arial"/>
-                <w:b w:val="1"/>
-                <w:i w:val="0"/>
-                <w:smallCaps w:val="0"/>
-                <w:strike w:val="0"/>
+                <w:rFonts w:ascii="Arial" w:eastAsia="Arial" w:hAnsi="Arial" w:cs="Arial"/>
+                <w:b/>
                 <w:color w:val="000000"/>
-                <w:sz w:val="22"/>
-                <w:szCs w:val="22"/>
-                <w:u w:val="none"/>
-                <w:shd w:fill="auto" w:val="clear"/>
-                <w:vertAlign w:val="baseline"/>
-                <w:rtl w:val="0"/>
               </w:rPr>
-              <w:t xml:space="preserve">Enlace a Repositorio</w:t>
+              <w:t>Enlace a Repositorio</w:t>
+            </w:r>
+            <w:r>
+              <w:rPr>
+                <w:rFonts w:ascii="Arial" w:eastAsia="Arial" w:hAnsi="Arial" w:cs="Arial"/>
+                <w:b/>
+                <w:color w:val="000000"/>
+              </w:rPr>
               <w:tab/>
-              <w:t xml:space="preserve">3</w:t>
+              <w:t>3</w:t>
             </w:r>
           </w:hyperlink>
-          <w:r>
-            <w:rPr>
-              <w:rtl w:val="0"/>
-            </w:rPr>
-          </w:r>
           <w:r>
             <w:fldChar w:fldCharType="end"/>
           </w:r>
@@ -1155,391 +998,229 @@
     <w:p>
       <w:pPr>
         <w:tabs>
-          <w:tab w:val="left" w:leader="none" w:pos="5954"/>
+          <w:tab w:val="left" w:pos="5954"/>
         </w:tabs>
-        <w:ind w:left="0" w:firstLine="0"/>
-        <w:rPr/>
-      </w:pPr>
-      <w:r>
-        <w:rPr>
-          <w:rtl w:val="0"/>
-        </w:rPr>
-      </w:r>
+        <w:ind w:left="0"/>
+      </w:pPr>
     </w:p>
     <w:p>
       <w:pPr>
         <w:tabs>
-          <w:tab w:val="left" w:leader="none" w:pos="5954"/>
+          <w:tab w:val="left" w:pos="5954"/>
         </w:tabs>
-        <w:ind w:left="0" w:firstLine="0"/>
-        <w:rPr/>
-      </w:pPr>
-      <w:r>
-        <w:rPr>
-          <w:rtl w:val="0"/>
-        </w:rPr>
-      </w:r>
+        <w:ind w:left="0"/>
+      </w:pPr>
     </w:p>
     <w:p>
       <w:pPr>
         <w:tabs>
-          <w:tab w:val="left" w:leader="none" w:pos="5954"/>
+          <w:tab w:val="left" w:pos="5954"/>
         </w:tabs>
-        <w:ind w:left="0" w:firstLine="0"/>
-        <w:rPr/>
-      </w:pPr>
-      <w:r>
-        <w:rPr>
-          <w:rtl w:val="0"/>
-        </w:rPr>
-      </w:r>
+        <w:ind w:left="0"/>
+      </w:pPr>
     </w:p>
     <w:p>
       <w:pPr>
         <w:tabs>
-          <w:tab w:val="left" w:leader="none" w:pos="5954"/>
+          <w:tab w:val="left" w:pos="5954"/>
         </w:tabs>
-        <w:ind w:left="0" w:firstLine="0"/>
-        <w:rPr/>
-      </w:pPr>
-      <w:r>
-        <w:rPr>
-          <w:rtl w:val="0"/>
-        </w:rPr>
-      </w:r>
+        <w:ind w:left="0"/>
+      </w:pPr>
     </w:p>
     <w:p>
       <w:pPr>
         <w:tabs>
-          <w:tab w:val="left" w:leader="none" w:pos="5954"/>
+          <w:tab w:val="left" w:pos="5954"/>
         </w:tabs>
-        <w:ind w:left="0" w:firstLine="0"/>
-        <w:rPr/>
-      </w:pPr>
-      <w:r>
-        <w:rPr>
-          <w:rtl w:val="0"/>
-        </w:rPr>
-      </w:r>
+        <w:ind w:left="0"/>
+      </w:pPr>
     </w:p>
     <w:p>
       <w:pPr>
         <w:tabs>
-          <w:tab w:val="left" w:leader="none" w:pos="5954"/>
+          <w:tab w:val="left" w:pos="5954"/>
         </w:tabs>
-        <w:ind w:left="0" w:firstLine="0"/>
-        <w:rPr/>
-      </w:pPr>
-      <w:r>
-        <w:rPr>
-          <w:rtl w:val="0"/>
-        </w:rPr>
-      </w:r>
+        <w:ind w:left="0"/>
+      </w:pPr>
     </w:p>
     <w:p>
       <w:pPr>
         <w:tabs>
-          <w:tab w:val="left" w:leader="none" w:pos="5954"/>
+          <w:tab w:val="left" w:pos="5954"/>
         </w:tabs>
-        <w:ind w:left="0" w:firstLine="0"/>
-        <w:rPr/>
-      </w:pPr>
-      <w:r>
-        <w:rPr>
-          <w:rtl w:val="0"/>
-        </w:rPr>
-      </w:r>
+        <w:ind w:left="0"/>
+      </w:pPr>
     </w:p>
     <w:p>
       <w:pPr>
         <w:tabs>
-          <w:tab w:val="left" w:leader="none" w:pos="5954"/>
+          <w:tab w:val="left" w:pos="5954"/>
         </w:tabs>
-        <w:ind w:left="0" w:firstLine="0"/>
-        <w:rPr/>
-      </w:pPr>
-      <w:r>
-        <w:rPr>
-          <w:rtl w:val="0"/>
-        </w:rPr>
-      </w:r>
+        <w:ind w:left="0"/>
+      </w:pPr>
     </w:p>
     <w:p>
       <w:pPr>
         <w:tabs>
-          <w:tab w:val="left" w:leader="none" w:pos="5954"/>
+          <w:tab w:val="left" w:pos="5954"/>
         </w:tabs>
-        <w:ind w:left="0" w:firstLine="0"/>
-        <w:rPr/>
-      </w:pPr>
-      <w:r>
-        <w:rPr>
-          <w:rtl w:val="0"/>
-        </w:rPr>
-      </w:r>
+        <w:ind w:left="0"/>
+      </w:pPr>
     </w:p>
     <w:p>
       <w:pPr>
         <w:tabs>
-          <w:tab w:val="left" w:leader="none" w:pos="5954"/>
+          <w:tab w:val="left" w:pos="5954"/>
         </w:tabs>
-        <w:ind w:left="0" w:firstLine="0"/>
-        <w:rPr/>
-      </w:pPr>
-      <w:r>
-        <w:rPr>
-          <w:rtl w:val="0"/>
-        </w:rPr>
-      </w:r>
+        <w:ind w:left="0"/>
+      </w:pPr>
     </w:p>
     <w:p>
       <w:pPr>
         <w:tabs>
-          <w:tab w:val="left" w:leader="none" w:pos="5954"/>
+          <w:tab w:val="left" w:pos="5954"/>
         </w:tabs>
-        <w:ind w:left="0" w:firstLine="0"/>
-        <w:rPr/>
-      </w:pPr>
-      <w:r>
-        <w:rPr>
-          <w:rtl w:val="0"/>
-        </w:rPr>
-      </w:r>
+        <w:ind w:left="0"/>
+      </w:pPr>
     </w:p>
     <w:p>
       <w:pPr>
         <w:tabs>
-          <w:tab w:val="left" w:leader="none" w:pos="5954"/>
+          <w:tab w:val="left" w:pos="5954"/>
         </w:tabs>
-        <w:ind w:left="0" w:firstLine="0"/>
-        <w:rPr/>
-      </w:pPr>
-      <w:r>
-        <w:rPr>
-          <w:rtl w:val="0"/>
-        </w:rPr>
-      </w:r>
+        <w:ind w:left="0"/>
+      </w:pPr>
     </w:p>
     <w:p>
       <w:pPr>
         <w:tabs>
-          <w:tab w:val="left" w:leader="none" w:pos="5954"/>
+          <w:tab w:val="left" w:pos="5954"/>
         </w:tabs>
-        <w:ind w:left="0" w:firstLine="0"/>
-        <w:rPr/>
-      </w:pPr>
-      <w:r>
-        <w:rPr>
-          <w:rtl w:val="0"/>
-        </w:rPr>
-      </w:r>
+        <w:ind w:left="0"/>
+      </w:pPr>
     </w:p>
     <w:p>
       <w:pPr>
         <w:tabs>
-          <w:tab w:val="left" w:leader="none" w:pos="5954"/>
+          <w:tab w:val="left" w:pos="5954"/>
         </w:tabs>
-        <w:ind w:left="0" w:firstLine="0"/>
-        <w:rPr/>
-      </w:pPr>
-      <w:r>
-        <w:rPr>
-          <w:rtl w:val="0"/>
-        </w:rPr>
-      </w:r>
+        <w:ind w:left="0"/>
+      </w:pPr>
     </w:p>
     <w:p>
       <w:pPr>
         <w:tabs>
-          <w:tab w:val="left" w:leader="none" w:pos="5954"/>
+          <w:tab w:val="left" w:pos="5954"/>
         </w:tabs>
-        <w:ind w:left="0" w:firstLine="0"/>
-        <w:rPr/>
-      </w:pPr>
-      <w:r>
-        <w:rPr>
-          <w:rtl w:val="0"/>
-        </w:rPr>
-      </w:r>
+        <w:ind w:left="0"/>
+      </w:pPr>
     </w:p>
     <w:p>
       <w:pPr>
         <w:tabs>
-          <w:tab w:val="left" w:leader="none" w:pos="5954"/>
+          <w:tab w:val="left" w:pos="5954"/>
         </w:tabs>
-        <w:ind w:left="0" w:firstLine="0"/>
-        <w:rPr/>
-      </w:pPr>
-      <w:r>
-        <w:rPr>
-          <w:rtl w:val="0"/>
-        </w:rPr>
-      </w:r>
+        <w:ind w:left="0"/>
+      </w:pPr>
     </w:p>
     <w:p>
       <w:pPr>
         <w:tabs>
-          <w:tab w:val="left" w:leader="none" w:pos="5954"/>
+          <w:tab w:val="left" w:pos="5954"/>
         </w:tabs>
-        <w:ind w:left="0" w:firstLine="0"/>
-        <w:rPr/>
-      </w:pPr>
-      <w:r>
-        <w:rPr>
-          <w:rtl w:val="0"/>
-        </w:rPr>
-      </w:r>
+        <w:ind w:left="0"/>
+      </w:pPr>
     </w:p>
     <w:p>
       <w:pPr>
         <w:tabs>
-          <w:tab w:val="left" w:leader="none" w:pos="5954"/>
+          <w:tab w:val="left" w:pos="5954"/>
         </w:tabs>
-        <w:ind w:left="0" w:firstLine="0"/>
-        <w:rPr/>
-      </w:pPr>
-      <w:r>
-        <w:rPr>
-          <w:rtl w:val="0"/>
-        </w:rPr>
-      </w:r>
+        <w:ind w:left="0"/>
+      </w:pPr>
     </w:p>
     <w:p>
       <w:pPr>
         <w:tabs>
-          <w:tab w:val="left" w:leader="none" w:pos="5954"/>
+          <w:tab w:val="left" w:pos="5954"/>
         </w:tabs>
-        <w:ind w:left="0" w:firstLine="0"/>
-        <w:rPr/>
-      </w:pPr>
-      <w:r>
-        <w:rPr>
-          <w:rtl w:val="0"/>
-        </w:rPr>
-      </w:r>
+        <w:ind w:left="0"/>
+      </w:pPr>
     </w:p>
     <w:p>
       <w:pPr>
         <w:tabs>
-          <w:tab w:val="left" w:leader="none" w:pos="5954"/>
+          <w:tab w:val="left" w:pos="5954"/>
         </w:tabs>
-        <w:ind w:left="0" w:firstLine="0"/>
-        <w:rPr/>
-      </w:pPr>
-      <w:r>
-        <w:rPr>
-          <w:rtl w:val="0"/>
-        </w:rPr>
-      </w:r>
+        <w:ind w:left="0"/>
+      </w:pPr>
     </w:p>
     <w:p>
       <w:pPr>
         <w:tabs>
-          <w:tab w:val="left" w:leader="none" w:pos="5954"/>
+          <w:tab w:val="left" w:pos="5954"/>
         </w:tabs>
-        <w:ind w:left="0" w:firstLine="0"/>
-        <w:rPr/>
-      </w:pPr>
-      <w:r>
-        <w:rPr>
-          <w:rtl w:val="0"/>
-        </w:rPr>
-      </w:r>
+        <w:ind w:left="0"/>
+      </w:pPr>
     </w:p>
     <w:p>
       <w:pPr>
         <w:tabs>
-          <w:tab w:val="left" w:leader="none" w:pos="5954"/>
+          <w:tab w:val="left" w:pos="5954"/>
         </w:tabs>
-        <w:ind w:left="0" w:firstLine="0"/>
-        <w:rPr/>
-      </w:pPr>
-      <w:r>
-        <w:rPr>
-          <w:rtl w:val="0"/>
-        </w:rPr>
-      </w:r>
+        <w:ind w:left="0"/>
+      </w:pPr>
     </w:p>
     <w:p>
       <w:pPr>
         <w:tabs>
-          <w:tab w:val="left" w:leader="none" w:pos="5954"/>
+          <w:tab w:val="left" w:pos="5954"/>
         </w:tabs>
-        <w:ind w:left="0" w:firstLine="0"/>
-        <w:rPr/>
-      </w:pPr>
-      <w:r>
-        <w:rPr>
-          <w:rtl w:val="0"/>
-        </w:rPr>
-      </w:r>
+        <w:ind w:left="0"/>
+      </w:pPr>
     </w:p>
     <w:p>
       <w:pPr>
         <w:tabs>
-          <w:tab w:val="left" w:leader="none" w:pos="5954"/>
+          <w:tab w:val="left" w:pos="5954"/>
         </w:tabs>
-        <w:ind w:left="0" w:firstLine="0"/>
-        <w:rPr/>
-      </w:pPr>
-      <w:r>
-        <w:rPr>
-          <w:rtl w:val="0"/>
-        </w:rPr>
-      </w:r>
+        <w:ind w:left="0"/>
+      </w:pPr>
     </w:p>
     <w:p>
       <w:pPr>
         <w:tabs>
-          <w:tab w:val="left" w:leader="none" w:pos="5954"/>
+          <w:tab w:val="left" w:pos="5954"/>
         </w:tabs>
-        <w:ind w:left="0" w:firstLine="0"/>
-        <w:rPr/>
-      </w:pPr>
-      <w:r>
-        <w:rPr>
-          <w:rtl w:val="0"/>
-        </w:rPr>
-      </w:r>
+        <w:ind w:left="0"/>
+      </w:pPr>
     </w:p>
     <w:p>
       <w:pPr>
         <w:tabs>
-          <w:tab w:val="left" w:leader="none" w:pos="5954"/>
+          <w:tab w:val="left" w:pos="5954"/>
         </w:tabs>
-        <w:ind w:left="0" w:firstLine="0"/>
-        <w:rPr/>
-      </w:pPr>
-      <w:r>
-        <w:rPr>
-          <w:rtl w:val="0"/>
-        </w:rPr>
-      </w:r>
+        <w:ind w:left="0"/>
+      </w:pPr>
     </w:p>
     <w:p>
       <w:pPr>
         <w:tabs>
-          <w:tab w:val="left" w:leader="none" w:pos="5954"/>
+          <w:tab w:val="left" w:pos="5954"/>
         </w:tabs>
-        <w:ind w:left="0" w:firstLine="0"/>
-        <w:rPr/>
-      </w:pPr>
-      <w:r>
-        <w:rPr>
-          <w:rtl w:val="0"/>
-        </w:rPr>
-      </w:r>
+        <w:ind w:left="0"/>
+      </w:pPr>
     </w:p>
     <w:p>
       <w:pPr>
         <w:pBdr>
-          <w:top w:space="0" w:sz="0" w:val="nil"/>
-          <w:left w:space="0" w:sz="0" w:val="nil"/>
-          <w:bottom w:color="4f81bd" w:space="4" w:sz="8" w:val="single"/>
-          <w:right w:space="0" w:sz="0" w:val="nil"/>
-          <w:between w:space="0" w:sz="0" w:val="nil"/>
+          <w:top w:val="nil"/>
+          <w:left w:val="nil"/>
+          <w:bottom w:val="single" w:sz="8" w:space="4" w:color="4F81BD"/>
+          <w:right w:val="nil"/>
+          <w:between w:val="nil"/>
         </w:pBdr>
-        <w:spacing w:after="300" w:before="0" w:line="240" w:lineRule="auto"/>
+        <w:spacing w:before="0" w:after="300" w:line="240" w:lineRule="auto"/>
         <w:ind w:hanging="357"/>
         <w:rPr>
           <w:color w:val="000000"/>
@@ -1547,137 +1228,248 @@
       </w:pPr>
       <w:r>
         <w:rPr>
-          <w:rFonts w:ascii="Cambria" w:cs="Cambria" w:eastAsia="Cambria" w:hAnsi="Cambria"/>
-          <w:color w:val="17365d"/>
+          <w:rFonts w:ascii="Cambria" w:eastAsia="Cambria" w:hAnsi="Cambria" w:cs="Cambria"/>
+          <w:color w:val="17365D"/>
           <w:sz w:val="52"/>
           <w:szCs w:val="52"/>
-          <w:rtl w:val="0"/>
         </w:rPr>
-        <w:t xml:space="preserve">Implementación UARGFlow</w:t>
+        <w:t>Implementación UARGFlow</w:t>
       </w:r>
+    </w:p>
+    <w:p>
+      <w:pPr>
+        <w:pStyle w:val="Ttulo1"/>
+        <w:ind w:left="0"/>
+        <w:jc w:val="both"/>
+      </w:pPr>
+      <w:bookmarkStart w:id="1" w:name="_heading=h.e0x4sluxcbjl" w:colFirst="0" w:colLast="0"/>
+      <w:bookmarkEnd w:id="1"/>
       <w:r>
-        <w:rPr>
-          <w:rtl w:val="0"/>
-        </w:rPr>
+        <w:t>Enlace a Repositorio</w:t>
       </w:r>
     </w:p>
     <w:p>
       <w:pPr>
-        <w:pStyle w:val="Heading1"/>
+        <w:pBdr>
+          <w:top w:val="nil"/>
+          <w:left w:val="nil"/>
+          <w:bottom w:val="nil"/>
+          <w:right w:val="nil"/>
+          <w:between w:val="nil"/>
+        </w:pBdr>
         <w:ind w:left="0"/>
         <w:jc w:val="both"/>
-        <w:rPr/>
-      </w:pPr>
-      <w:bookmarkStart w:colFirst="0" w:colLast="0" w:name="_heading=h.e0x4sluxcbjl" w:id="0"/>
-      <w:bookmarkEnd w:id="0"/>
-      <w:r>
-        <w:rPr>
-          <w:rtl w:val="0"/>
-        </w:rPr>
-        <w:t xml:space="preserve">Enlace a Repositorio</w:t>
-      </w:r>
-    </w:p>
-    <w:p>
-      <w:pPr>
-        <w:pBdr>
-          <w:top w:space="0" w:sz="0" w:val="nil"/>
-          <w:left w:space="0" w:sz="0" w:val="nil"/>
-          <w:bottom w:space="0" w:sz="0" w:val="nil"/>
-          <w:right w:space="0" w:sz="0" w:val="nil"/>
-          <w:between w:space="0" w:sz="0" w:val="nil"/>
-        </w:pBdr>
-        <w:ind w:left="0" w:firstLine="0"/>
-        <w:jc w:val="both"/>
-        <w:rPr/>
       </w:pPr>
       <w:hyperlink r:id="rId10">
         <w:r>
           <w:rPr>
-            <w:color w:val="1155cc"/>
+            <w:color w:val="1155CC"/>
             <w:u w:val="single"/>
-            <w:rtl w:val="0"/>
           </w:rPr>
-          <w:t xml:space="preserve">https://github.com/NicoButter/grcu_manager_4bytes</w:t>
+          <w:t>https://github.com/NicoButter/grcu_manager_4bytes</w:t>
         </w:r>
       </w:hyperlink>
-      <w:r>
-        <w:rPr>
-          <w:rtl w:val="0"/>
-        </w:rPr>
-      </w:r>
     </w:p>
     <w:sectPr>
-      <w:headerReference r:id="rId11" w:type="default"/>
-      <w:footerReference r:id="rId12" w:type="default"/>
-      <w:pgSz w:h="16838" w:w="11906" w:orient="portrait"/>
-      <w:pgMar w:bottom="1417" w:top="1535" w:left="1701" w:right="1701" w:header="567" w:footer="572"/>
+      <w:headerReference w:type="default" r:id="rId11"/>
+      <w:footerReference w:type="default" r:id="rId12"/>
+      <w:pgSz w:w="11906" w:h="16838"/>
+      <w:pgMar w:top="1535" w:right="1701" w:bottom="1417" w:left="1701" w:header="567" w:footer="572" w:gutter="0"/>
       <w:pgNumType w:start="1"/>
-      <w:titlePg w:val="1"/>
+      <w:cols w:space="720"/>
+      <w:titlePg/>
     </w:sectPr>
   </w:body>
 </w:document>
 </file>
 
+<file path=word/endnotes.xml><?xml version="1.0" encoding="utf-8"?>
+<w:endnotes xmlns:wpc="http://schemas.microsoft.com/office/word/2010/wordprocessingCanvas" xmlns:cx="http://schemas.microsoft.com/office/drawing/2014/chartex" xmlns:cx1="http://schemas.microsoft.com/office/drawing/2015/9/8/chartex" xmlns:cx2="http://schemas.microsoft.com/office/drawing/2015/10/21/chartex" xmlns:cx3="http://schemas.microsoft.com/office/drawing/2016/5/9/chartex" xmlns:cx4="http://schemas.microsoft.com/office/drawing/2016/5/10/chartex" xmlns:cx5="http://schemas.microsoft.com/office/drawing/2016/5/11/chartex" xmlns:cx6="http://schemas.microsoft.com/office/drawing/2016/5/12/chartex" xmlns:cx7="http://schemas.microsoft.com/office/drawing/2016/5/13/chartex" xmlns:cx8="http://schemas.microsoft.com/office/drawing/2016/5/14/chartex" xmlns:mc="http://schemas.openxmlformats.org/markup-compatibility/2006" xmlns:aink="http://schemas.microsoft.com/office/drawing/2016/ink" xmlns:am3d="http://schemas.microsoft.com/office/drawing/2017/model3d" xmlns:o="urn:schemas-microsoft-com:office:office" xmlns:r="http://schemas.openxmlformats.org/officeDocument/2006/relationships" xmlns:m="http://schemas.openxmlformats.org/officeDocument/2006/math" xmlns:v="urn:schemas-microsoft-com:vml" xmlns:wp14="http://schemas.microsoft.com/office/word/2010/wordprocessingDrawing" xmlns:wp="http://schemas.openxmlformats.org/drawingml/2006/wordprocessingDrawing" xmlns:w10="urn:schemas-microsoft-com:office:word" xmlns:w="http://schemas.openxmlformats.org/wordprocessingml/2006/main" xmlns:w14="http://schemas.microsoft.com/office/word/2010/wordml" xmlns:w15="http://schemas.microsoft.com/office/word/2012/wordml" xmlns:w16cid="http://schemas.microsoft.com/office/word/2016/wordml/cid" xmlns:w16se="http://schemas.microsoft.com/office/word/2015/wordml/symex" xmlns:wpg="http://schemas.microsoft.com/office/word/2010/wordprocessingGroup" xmlns:wpi="http://schemas.microsoft.com/office/word/2010/wordprocessingInk" xmlns:wne="http://schemas.microsoft.com/office/word/2006/wordml" xmlns:wps="http://schemas.microsoft.com/office/word/2010/wordprocessingShape" mc:Ignorable="w14 w15 w16se w16cid wp14">
+  <w:endnote w:type="separator" w:id="-1">
+    <w:p>
+      <w:pPr>
+        <w:spacing w:before="0" w:line="240" w:lineRule="auto"/>
+      </w:pPr>
+      <w:r>
+        <w:separator/>
+      </w:r>
+    </w:p>
+  </w:endnote>
+  <w:endnote w:type="continuationSeparator" w:id="0">
+    <w:p>
+      <w:pPr>
+        <w:spacing w:before="0" w:line="240" w:lineRule="auto"/>
+      </w:pPr>
+      <w:r>
+        <w:continuationSeparator/>
+      </w:r>
+    </w:p>
+  </w:endnote>
+</w:endnotes>
+</file>
+
 <file path=word/footer1.xml><?xml version="1.0" encoding="utf-8"?>
-<w:ftr xmlns:mc="http://schemas.openxmlformats.org/markup-compatibility/2006" xmlns:o="urn:schemas-microsoft-com:office:office" xmlns:r="http://schemas.openxmlformats.org/officeDocument/2006/relationships" xmlns:m="http://schemas.openxmlformats.org/officeDocument/2006/math" xmlns:v="urn:schemas-microsoft-com:vml" xmlns:wp="http://schemas.openxmlformats.org/drawingml/2006/wordprocessingDrawing" xmlns:w10="urn:schemas-microsoft-com:office:word" xmlns:w="http://schemas.openxmlformats.org/wordprocessingml/2006/main" xmlns:wne="http://schemas.microsoft.com/office/word/2006/wordml" xmlns:sl="http://schemas.openxmlformats.org/schemaLibrary/2006/main" xmlns:a="http://schemas.openxmlformats.org/drawingml/2006/main" xmlns:pic="http://schemas.openxmlformats.org/drawingml/2006/picture" xmlns:c="http://schemas.openxmlformats.org/drawingml/2006/chart" xmlns:lc="http://schemas.openxmlformats.org/drawingml/2006/lockedCanvas" xmlns:dgm="http://schemas.openxmlformats.org/drawingml/2006/diagram" xmlns:wps="http://schemas.microsoft.com/office/word/2010/wordprocessingShape" xmlns:wpg="http://schemas.microsoft.com/office/word/2010/wordprocessingGroup" xmlns:w14="http://schemas.microsoft.com/office/word/2010/wordml" xmlns:w15="http://schemas.microsoft.com/office/word/2012/wordml" xmlns:w16="http://schemas.microsoft.com/office/word/2018/wordml" xmlns:w16cex="http://schemas.microsoft.com/office/word/2018/wordml/cex" xmlns:w16cid="http://schemas.microsoft.com/office/word/2016/wordml/cid" xmlns="http://schemas.microsoft.com/office/tasks/2019/documenttasks" xmlns:cr="http://schemas.microsoft.com/office/comments/2020/reactions">
+<w:ftr xmlns:wpc="http://schemas.microsoft.com/office/word/2010/wordprocessingCanvas" xmlns:cx="http://schemas.microsoft.com/office/drawing/2014/chartex" xmlns:cx1="http://schemas.microsoft.com/office/drawing/2015/9/8/chartex" xmlns:cx2="http://schemas.microsoft.com/office/drawing/2015/10/21/chartex" xmlns:cx3="http://schemas.microsoft.com/office/drawing/2016/5/9/chartex" xmlns:cx4="http://schemas.microsoft.com/office/drawing/2016/5/10/chartex" xmlns:cx5="http://schemas.microsoft.com/office/drawing/2016/5/11/chartex" xmlns:cx6="http://schemas.microsoft.com/office/drawing/2016/5/12/chartex" xmlns:cx7="http://schemas.microsoft.com/office/drawing/2016/5/13/chartex" xmlns:cx8="http://schemas.microsoft.com/office/drawing/2016/5/14/chartex" xmlns:mc="http://schemas.openxmlformats.org/markup-compatibility/2006" xmlns:aink="http://schemas.microsoft.com/office/drawing/2016/ink" xmlns:am3d="http://schemas.microsoft.com/office/drawing/2017/model3d" xmlns:o="urn:schemas-microsoft-com:office:office" xmlns:r="http://schemas.openxmlformats.org/officeDocument/2006/relationships" xmlns:m="http://schemas.openxmlformats.org/officeDocument/2006/math" xmlns:v="urn:schemas-microsoft-com:vml" xmlns:wp14="http://schemas.microsoft.com/office/word/2010/wordprocessingDrawing" xmlns:wp="http://schemas.openxmlformats.org/drawingml/2006/wordprocessingDrawing" xmlns:w10="urn:schemas-microsoft-com:office:word" xmlns:w="http://schemas.openxmlformats.org/wordprocessingml/2006/main" xmlns:w14="http://schemas.microsoft.com/office/word/2010/wordml" xmlns:w15="http://schemas.microsoft.com/office/word/2012/wordml" xmlns:w16cid="http://schemas.microsoft.com/office/word/2016/wordml/cid" xmlns:w16se="http://schemas.microsoft.com/office/word/2015/wordml/symex" xmlns:wpg="http://schemas.microsoft.com/office/word/2010/wordprocessingGroup" xmlns:wpi="http://schemas.microsoft.com/office/word/2010/wordprocessingInk" xmlns:wne="http://schemas.microsoft.com/office/word/2006/wordml" xmlns:wps="http://schemas.microsoft.com/office/word/2010/wordprocessingShape" mc:Ignorable="w14 w15 w16se w16cid wp14">
   <w:p>
     <w:pPr>
       <w:tabs>
-        <w:tab w:val="center" w:leader="none" w:pos="4252"/>
+        <w:tab w:val="center" w:pos="4252"/>
       </w:tabs>
       <w:ind w:firstLine="357"/>
-      <w:rPr/>
     </w:pPr>
+    <w:r>
+      <w:rPr>
+        <w:noProof/>
+      </w:rPr>
+      <mc:AlternateContent>
+        <mc:Choice Requires="wps">
+          <w:drawing>
+            <wp:anchor distT="0" distB="0" distL="114300" distR="114300" simplePos="0" relativeHeight="251667456" behindDoc="0" locked="0" layoutInCell="1" allowOverlap="1">
+              <wp:simplePos x="0" y="0"/>
+              <wp:positionH relativeFrom="column">
+                <wp:posOffset>197909</wp:posOffset>
+              </wp:positionH>
+              <wp:positionV relativeFrom="paragraph">
+                <wp:posOffset>63500</wp:posOffset>
+              </wp:positionV>
+              <wp:extent cx="5321300" cy="17356"/>
+              <wp:effectExtent l="0" t="0" r="31750" b="20955"/>
+              <wp:wrapNone/>
+              <wp:docPr id="11" name="Conector recto 11"/>
+              <wp:cNvGraphicFramePr/>
+              <a:graphic xmlns:a="http://schemas.openxmlformats.org/drawingml/2006/main">
+                <a:graphicData uri="http://schemas.microsoft.com/office/word/2010/wordprocessingShape">
+                  <wps:wsp>
+                    <wps:cNvCnPr/>
+                    <wps:spPr>
+                      <a:xfrm>
+                        <a:off x="0" y="0"/>
+                        <a:ext cx="5321300" cy="17356"/>
+                      </a:xfrm>
+                      <a:prstGeom prst="line">
+                        <a:avLst/>
+                      </a:prstGeom>
+                      <a:ln w="12700"/>
+                    </wps:spPr>
+                    <wps:style>
+                      <a:lnRef idx="2">
+                        <a:schemeClr val="dk1"/>
+                      </a:lnRef>
+                      <a:fillRef idx="0">
+                        <a:schemeClr val="dk1"/>
+                      </a:fillRef>
+                      <a:effectRef idx="1">
+                        <a:schemeClr val="dk1"/>
+                      </a:effectRef>
+                      <a:fontRef idx="minor">
+                        <a:schemeClr val="tx1"/>
+                      </a:fontRef>
+                    </wps:style>
+                    <wps:bodyPr/>
+                  </wps:wsp>
+                </a:graphicData>
+              </a:graphic>
+            </wp:anchor>
+          </w:drawing>
+        </mc:Choice>
+        <mc:Fallback>
+          <w:pict>
+            <v:line w14:anchorId="0B4342BB" id="Conector recto 11" o:spid="_x0000_s1026" style="position:absolute;z-index:251667456;visibility:visible;mso-wrap-style:square;mso-wrap-distance-left:9pt;mso-wrap-distance-top:0;mso-wrap-distance-right:9pt;mso-wrap-distance-bottom:0;mso-position-horizontal:absolute;mso-position-horizontal-relative:text;mso-position-vertical:absolute;mso-position-vertical-relative:text" from="15.6pt,5pt" to="434.6pt,6.35pt" o:gfxdata="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" strokecolor="black [3200]" strokeweight="1pt">
+              <v:stroke joinstyle="miter"/>
+            </v:line>
+          </w:pict>
+        </mc:Fallback>
+      </mc:AlternateContent>
+    </w:r>
     <w:r>
       <w:rPr>
         <w:sz w:val="20"/>
         <w:szCs w:val="20"/>
-        <w:rtl w:val="0"/>
       </w:rPr>
-      <w:t xml:space="preserve">ALVAREZ | BUTTERFIELD | CARRANZA | GAGNA                                                                </w:t>
+      <w:t xml:space="preserve">ALVAREZ | BUTTERFIELD | CARRANZA | GAGNA                                                           </w:t>
     </w:r>
     <w:r>
       <w:rPr>
-        <w:rFonts w:ascii="Cambria" w:cs="Cambria" w:eastAsia="Cambria" w:hAnsi="Cambria"/>
-        <w:rtl w:val="0"/>
+        <w:rFonts w:ascii="Cambria" w:eastAsia="Cambria" w:hAnsi="Cambria" w:cs="Cambria"/>
       </w:rPr>
       <w:t xml:space="preserve">Página </w:t>
     </w:r>
     <w:r>
       <w:rPr>
-        <w:rFonts w:ascii="Cambria" w:cs="Cambria" w:eastAsia="Cambria" w:hAnsi="Cambria"/>
+        <w:rFonts w:ascii="Cambria" w:eastAsia="Cambria" w:hAnsi="Cambria" w:cs="Cambria"/>
       </w:rPr>
       <w:fldChar w:fldCharType="begin"/>
-      <w:instrText xml:space="preserve">PAGE</w:instrText>
+    </w:r>
+    <w:r>
+      <w:rPr>
+        <w:rFonts w:ascii="Cambria" w:eastAsia="Cambria" w:hAnsi="Cambria" w:cs="Cambria"/>
+      </w:rPr>
+      <w:instrText>PAGE</w:instrText>
+    </w:r>
+    <w:r>
+      <w:rPr>
+        <w:rFonts w:ascii="Cambria" w:eastAsia="Cambria" w:hAnsi="Cambria" w:cs="Cambria"/>
+      </w:rPr>
       <w:fldChar w:fldCharType="separate"/>
+    </w:r>
+    <w:r>
+      <w:rPr>
+        <w:rFonts w:ascii="Cambria" w:eastAsia="Cambria" w:hAnsi="Cambria" w:cs="Cambria"/>
+        <w:noProof/>
+      </w:rPr>
+      <w:t>2</w:t>
+    </w:r>
+    <w:r>
+      <w:rPr>
+        <w:rFonts w:ascii="Cambria" w:eastAsia="Cambria" w:hAnsi="Cambria" w:cs="Cambria"/>
+      </w:rPr>
       <w:fldChar w:fldCharType="end"/>
     </w:r>
     <w:r>
       <w:rPr>
-        <w:rFonts w:ascii="Cambria" w:cs="Cambria" w:eastAsia="Cambria" w:hAnsi="Cambria"/>
-        <w:rtl w:val="0"/>
+        <w:rFonts w:ascii="Cambria" w:eastAsia="Cambria" w:hAnsi="Cambria" w:cs="Cambria"/>
       </w:rPr>
       <w:t xml:space="preserve"> de </w:t>
     </w:r>
     <w:r>
       <w:rPr>
-        <w:rFonts w:ascii="Cambria" w:cs="Cambria" w:eastAsia="Cambria" w:hAnsi="Cambria"/>
+        <w:rFonts w:ascii="Cambria" w:eastAsia="Cambria" w:hAnsi="Cambria" w:cs="Cambria"/>
       </w:rPr>
       <w:fldChar w:fldCharType="begin"/>
-      <w:instrText xml:space="preserve">NUMPAGES</w:instrText>
+    </w:r>
+    <w:r>
+      <w:rPr>
+        <w:rFonts w:ascii="Cambria" w:eastAsia="Cambria" w:hAnsi="Cambria" w:cs="Cambria"/>
+      </w:rPr>
+      <w:instrText>NUMPAGES</w:instrText>
+    </w:r>
+    <w:r>
+      <w:rPr>
+        <w:rFonts w:ascii="Cambria" w:eastAsia="Cambria" w:hAnsi="Cambria" w:cs="Cambria"/>
+      </w:rPr>
       <w:fldChar w:fldCharType="separate"/>
+    </w:r>
+    <w:r>
+      <w:rPr>
+        <w:rFonts w:ascii="Cambria" w:eastAsia="Cambria" w:hAnsi="Cambria" w:cs="Cambria"/>
+        <w:noProof/>
+      </w:rPr>
+      <w:t>2</w:t>
+    </w:r>
+    <w:r>
+      <w:rPr>
+        <w:rFonts w:ascii="Cambria" w:eastAsia="Cambria" w:hAnsi="Cambria" w:cs="Cambria"/>
+      </w:rPr>
       <w:fldChar w:fldCharType="end"/>
     </w:r>
     <w:r>
       <w:rPr>
-        <w:rtl w:val="0"/>
+        <w:noProof/>
       </w:rPr>
-    </w:r>
-    <w:r>
       <mc:AlternateContent>
-        <mc:Choice Requires="wpg">
+        <mc:Choice Requires="wps">
           <w:drawing>
-            <wp:anchor allowOverlap="1" behindDoc="0" distB="0" distT="0" distL="114300" distR="114300" hidden="0" layoutInCell="1" locked="0" relativeHeight="0" simplePos="0">
+            <wp:anchor distT="0" distB="0" distL="114300" distR="114300" simplePos="0" relativeHeight="251664384" behindDoc="0" locked="0" layoutInCell="1" hidden="0" allowOverlap="1">
               <wp:simplePos x="0" y="0"/>
               <wp:positionH relativeFrom="column">
                 <wp:posOffset>5885181</wp:posOffset>
@@ -1686,14 +1478,14 @@
                 <wp:posOffset>9878061</wp:posOffset>
               </wp:positionV>
               <wp:extent cx="109855" cy="808990"/>
-              <wp:effectExtent b="0" l="0" r="0" t="0"/>
+              <wp:effectExtent l="0" t="0" r="0" b="0"/>
               <wp:wrapNone/>
-              <wp:docPr id="2100667898" name=""/>
-              <a:graphic>
+              <wp:docPr id="2100667898" name="Rectángulo 2100667898"/>
+              <wp:cNvGraphicFramePr/>
+              <a:graphic xmlns:a="http://schemas.openxmlformats.org/drawingml/2006/main">
                 <a:graphicData uri="http://schemas.microsoft.com/office/word/2010/wordprocessingShape">
                   <wps:wsp>
                     <wps:cNvSpPr/>
-                    <wps:cNvPr id="4" name="Shape 4"/>
                     <wps:spPr>
                       <a:xfrm>
                         <a:off x="5300598" y="3385030"/>
@@ -1705,29 +1497,28 @@
                       <a:solidFill>
                         <a:srgbClr val="45ACF1"/>
                       </a:solidFill>
-                      <a:ln cap="flat" cmpd="sng" w="9525">
+                      <a:ln w="9525" cap="flat" cmpd="sng">
                         <a:solidFill>
                           <a:srgbClr val="205867"/>
                         </a:solidFill>
                         <a:prstDash val="solid"/>
                         <a:miter lim="800000"/>
-                        <a:headEnd len="sm" w="sm" type="none"/>
-                        <a:tailEnd len="sm" w="sm" type="none"/>
+                        <a:headEnd type="none" w="sm" len="sm"/>
+                        <a:tailEnd type="none" w="sm" len="sm"/>
                       </a:ln>
                     </wps:spPr>
                     <wps:txbx>
                       <w:txbxContent>
                         <w:p>
                           <w:pPr>
-                            <w:spacing w:after="0" w:before="0" w:line="240"/>
-                            <w:ind w:left="0" w:right="0" w:firstLine="-357.00000762939453"/>
-                            <w:jc w:val="left"/>
+                            <w:spacing w:before="0" w:line="240" w:lineRule="auto"/>
+                            <w:ind w:left="0" w:hanging="357"/>
                             <w:textDirection w:val="btLr"/>
                           </w:pPr>
                         </w:p>
                       </w:txbxContent>
                     </wps:txbx>
-                    <wps:bodyPr anchorCtr="0" anchor="ctr" bIns="91425" lIns="91425" spcFirstLastPara="1" rIns="91425" wrap="square" tIns="91425">
+                    <wps:bodyPr spcFirstLastPara="1" wrap="square" lIns="91425" tIns="91425" rIns="91425" bIns="91425" anchor="ctr" anchorCtr="0">
                       <a:noAutofit/>
                     </wps:bodyPr>
                   </wps:wsp>
@@ -1737,54 +1528,33 @@
           </w:drawing>
         </mc:Choice>
         <mc:Fallback>
-          <w:drawing>
-            <wp:anchor allowOverlap="1" behindDoc="0" distB="0" distT="0" distL="114300" distR="114300" hidden="0" layoutInCell="1" locked="0" relativeHeight="0" simplePos="0">
-              <wp:simplePos x="0" y="0"/>
-              <wp:positionH relativeFrom="column">
-                <wp:posOffset>5885181</wp:posOffset>
-              </wp:positionH>
-              <wp:positionV relativeFrom="paragraph">
-                <wp:posOffset>9878061</wp:posOffset>
-              </wp:positionV>
-              <wp:extent cx="109855" cy="808990"/>
-              <wp:effectExtent b="0" l="0" r="0" t="0"/>
-              <wp:wrapNone/>
-              <wp:docPr id="2100667898" name="image6.png"/>
-              <a:graphic>
-                <a:graphicData uri="http://schemas.openxmlformats.org/drawingml/2006/picture">
-                  <pic:pic>
-                    <pic:nvPicPr>
-                      <pic:cNvPr id="0" name="image6.png"/>
-                      <pic:cNvPicPr preferRelativeResize="0"/>
-                    </pic:nvPicPr>
-                    <pic:blipFill>
-                      <a:blip r:embed="rId1"/>
-                      <a:srcRect/>
-                      <a:stretch>
-                        <a:fillRect/>
-                      </a:stretch>
-                    </pic:blipFill>
-                    <pic:spPr>
-                      <a:xfrm>
-                        <a:off x="0" y="0"/>
-                        <a:ext cx="109855" cy="808990"/>
-                      </a:xfrm>
-                      <a:prstGeom prst="rect"/>
-                      <a:ln/>
-                    </pic:spPr>
-                  </pic:pic>
-                </a:graphicData>
-              </a:graphic>
-            </wp:anchor>
-          </w:drawing>
+          <w:pict>
+            <v:rect id="Rectángulo 2100667898" o:spid="_x0000_s1044" style="position:absolute;left:0;text-align:left;margin-left:463.4pt;margin-top:777.8pt;width:8.65pt;height:63.7pt;z-index:251664384;visibility:visible;mso-wrap-style:square;mso-wrap-distance-left:9pt;mso-wrap-distance-top:0;mso-wrap-distance-right:9pt;mso-wrap-distance-bottom:0;mso-position-horizontal:absolute;mso-position-horizontal-relative:text;mso-position-vertical:absolute;mso-position-vertical-relative:text;v-text-anchor:middle" o:gfxdata="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" fillcolor="#45acf1" strokecolor="#205867">
+              <v:stroke startarrowwidth="narrow" startarrowlength="short" endarrowwidth="narrow" endarrowlength="short"/>
+              <v:textbox inset="2.53958mm,2.53958mm,2.53958mm,2.53958mm">
+                <w:txbxContent>
+                  <w:p>
+                    <w:pPr>
+                      <w:spacing w:before="0" w:line="240" w:lineRule="auto"/>
+                      <w:ind w:left="0" w:hanging="357"/>
+                      <w:textDirection w:val="btLr"/>
+                    </w:pPr>
+                  </w:p>
+                </w:txbxContent>
+              </v:textbox>
+            </v:rect>
+          </w:pict>
         </mc:Fallback>
       </mc:AlternateContent>
     </w:r>
     <w:r>
+      <w:rPr>
+        <w:noProof/>
+      </w:rPr>
       <mc:AlternateContent>
-        <mc:Choice Requires="wpg">
+        <mc:Choice Requires="wps">
           <w:drawing>
-            <wp:anchor allowOverlap="1" behindDoc="0" distB="0" distT="0" distL="114300" distR="114300" hidden="0" layoutInCell="1" locked="0" relativeHeight="0" simplePos="0">
+            <wp:anchor distT="0" distB="0" distL="114300" distR="114300" simplePos="0" relativeHeight="251665408" behindDoc="0" locked="0" layoutInCell="1" hidden="0" allowOverlap="1">
               <wp:simplePos x="0" y="0"/>
               <wp:positionH relativeFrom="column">
                 <wp:posOffset>-594991</wp:posOffset>
@@ -1793,14 +1563,14 @@
                 <wp:posOffset>9878061</wp:posOffset>
               </wp:positionV>
               <wp:extent cx="109855" cy="808990"/>
-              <wp:effectExtent b="0" l="0" r="0" t="0"/>
+              <wp:effectExtent l="0" t="0" r="0" b="0"/>
               <wp:wrapNone/>
-              <wp:docPr id="2100667899" name=""/>
-              <a:graphic>
+              <wp:docPr id="2100667899" name="Rectángulo 2100667899"/>
+              <wp:cNvGraphicFramePr/>
+              <a:graphic xmlns:a="http://schemas.openxmlformats.org/drawingml/2006/main">
                 <a:graphicData uri="http://schemas.microsoft.com/office/word/2010/wordprocessingShape">
                   <wps:wsp>
                     <wps:cNvSpPr/>
-                    <wps:cNvPr id="5" name="Shape 5"/>
                     <wps:spPr>
                       <a:xfrm>
                         <a:off x="5300598" y="3385030"/>
@@ -1812,29 +1582,28 @@
                       <a:solidFill>
                         <a:srgbClr val="45ACF1"/>
                       </a:solidFill>
-                      <a:ln cap="flat" cmpd="sng" w="9525">
+                      <a:ln w="9525" cap="flat" cmpd="sng">
                         <a:solidFill>
                           <a:srgbClr val="205867"/>
                         </a:solidFill>
                         <a:prstDash val="solid"/>
                         <a:miter lim="800000"/>
-                        <a:headEnd len="sm" w="sm" type="none"/>
-                        <a:tailEnd len="sm" w="sm" type="none"/>
+                        <a:headEnd type="none" w="sm" len="sm"/>
+                        <a:tailEnd type="none" w="sm" len="sm"/>
                       </a:ln>
                     </wps:spPr>
                     <wps:txbx>
                       <w:txbxContent>
                         <w:p>
                           <w:pPr>
-                            <w:spacing w:after="0" w:before="0" w:line="240"/>
-                            <w:ind w:left="0" w:right="0" w:firstLine="-357.00000762939453"/>
-                            <w:jc w:val="left"/>
+                            <w:spacing w:before="0" w:line="240" w:lineRule="auto"/>
+                            <w:ind w:left="0" w:hanging="357"/>
                             <w:textDirection w:val="btLr"/>
                           </w:pPr>
                         </w:p>
                       </w:txbxContent>
                     </wps:txbx>
-                    <wps:bodyPr anchorCtr="0" anchor="ctr" bIns="91425" lIns="91425" spcFirstLastPara="1" rIns="91425" wrap="square" tIns="91425">
+                    <wps:bodyPr spcFirstLastPara="1" wrap="square" lIns="91425" tIns="91425" rIns="91425" bIns="91425" anchor="ctr" anchorCtr="0">
                       <a:noAutofit/>
                     </wps:bodyPr>
                   </wps:wsp>
@@ -1844,138 +1613,22 @@
           </w:drawing>
         </mc:Choice>
         <mc:Fallback>
-          <w:drawing>
-            <wp:anchor allowOverlap="1" behindDoc="0" distB="0" distT="0" distL="114300" distR="114300" hidden="0" layoutInCell="1" locked="0" relativeHeight="0" simplePos="0">
-              <wp:simplePos x="0" y="0"/>
-              <wp:positionH relativeFrom="column">
-                <wp:posOffset>-594991</wp:posOffset>
-              </wp:positionH>
-              <wp:positionV relativeFrom="paragraph">
-                <wp:posOffset>9878061</wp:posOffset>
-              </wp:positionV>
-              <wp:extent cx="109855" cy="808990"/>
-              <wp:effectExtent b="0" l="0" r="0" t="0"/>
-              <wp:wrapNone/>
-              <wp:docPr id="2100667899" name="image7.png"/>
-              <a:graphic>
-                <a:graphicData uri="http://schemas.openxmlformats.org/drawingml/2006/picture">
-                  <pic:pic>
-                    <pic:nvPicPr>
-                      <pic:cNvPr id="0" name="image7.png"/>
-                      <pic:cNvPicPr preferRelativeResize="0"/>
-                    </pic:nvPicPr>
-                    <pic:blipFill>
-                      <a:blip r:embed="rId1"/>
-                      <a:srcRect/>
-                      <a:stretch>
-                        <a:fillRect/>
-                      </a:stretch>
-                    </pic:blipFill>
-                    <pic:spPr>
-                      <a:xfrm>
-                        <a:off x="0" y="0"/>
-                        <a:ext cx="109855" cy="808990"/>
-                      </a:xfrm>
-                      <a:prstGeom prst="rect"/>
-                      <a:ln/>
-                    </pic:spPr>
-                  </pic:pic>
-                </a:graphicData>
-              </a:graphic>
-            </wp:anchor>
-          </w:drawing>
-        </mc:Fallback>
-      </mc:AlternateContent>
-    </w:r>
-    <w:r>
-      <mc:AlternateContent>
-        <mc:Choice Requires="wpg">
-          <w:drawing>
-            <wp:anchor allowOverlap="1" behindDoc="0" distB="0" distT="0" distL="114300" distR="114300" hidden="0" layoutInCell="1" locked="0" relativeHeight="0" simplePos="0">
-              <wp:simplePos x="0" y="0"/>
-              <wp:positionH relativeFrom="column">
-                <wp:posOffset>199389</wp:posOffset>
-              </wp:positionH>
-              <wp:positionV relativeFrom="paragraph">
-                <wp:posOffset>46990</wp:posOffset>
-              </wp:positionV>
-              <wp:extent cx="5289550" cy="31750"/>
-              <wp:effectExtent b="0" l="0" r="0" t="0"/>
-              <wp:wrapNone/>
-              <wp:docPr id="2100667902" name=""/>
-              <a:graphic>
-                <a:graphicData uri="http://schemas.microsoft.com/office/word/2010/wordprocessingShape">
-                  <wps:wsp>
-                    <wps:cNvCnPr/>
-                    <wps:spPr>
-                      <a:xfrm>
-                        <a:off x="2707575" y="3770475"/>
-                        <a:ext cx="5276850" cy="19050"/>
-                      </a:xfrm>
-                      <a:prstGeom prst="straightConnector1">
-                        <a:avLst/>
-                      </a:prstGeom>
-                      <a:noFill/>
-                      <a:ln cap="flat" cmpd="sng" w="12700">
-                        <a:solidFill>
-                          <a:schemeClr val="dk1"/>
-                        </a:solidFill>
-                        <a:prstDash val="solid"/>
-                        <a:miter lim="800000"/>
-                        <a:headEnd len="sm" w="sm" type="none"/>
-                        <a:tailEnd len="sm" w="sm" type="none"/>
-                      </a:ln>
-                    </wps:spPr>
-                    <wps:bodyPr anchorCtr="0" anchor="ctr" bIns="91425" lIns="91425" spcFirstLastPara="1" rIns="91425" wrap="square" tIns="91425">
-                      <a:noAutofit/>
-                    </wps:bodyPr>
-                  </wps:wsp>
-                </a:graphicData>
-              </a:graphic>
-            </wp:anchor>
-          </w:drawing>
-        </mc:Choice>
-        <mc:Fallback>
-          <w:drawing>
-            <wp:anchor allowOverlap="1" behindDoc="0" distB="0" distT="0" distL="114300" distR="114300" hidden="0" layoutInCell="1" locked="0" relativeHeight="0" simplePos="0">
-              <wp:simplePos x="0" y="0"/>
-              <wp:positionH relativeFrom="column">
-                <wp:posOffset>199389</wp:posOffset>
-              </wp:positionH>
-              <wp:positionV relativeFrom="paragraph">
-                <wp:posOffset>46990</wp:posOffset>
-              </wp:positionV>
-              <wp:extent cx="5289550" cy="31750"/>
-              <wp:effectExtent b="0" l="0" r="0" t="0"/>
-              <wp:wrapNone/>
-              <wp:docPr id="2100667902" name="image10.png"/>
-              <a:graphic>
-                <a:graphicData uri="http://schemas.openxmlformats.org/drawingml/2006/picture">
-                  <pic:pic>
-                    <pic:nvPicPr>
-                      <pic:cNvPr id="0" name="image10.png"/>
-                      <pic:cNvPicPr preferRelativeResize="0"/>
-                    </pic:nvPicPr>
-                    <pic:blipFill>
-                      <a:blip r:embed="rId1"/>
-                      <a:srcRect/>
-                      <a:stretch>
-                        <a:fillRect/>
-                      </a:stretch>
-                    </pic:blipFill>
-                    <pic:spPr>
-                      <a:xfrm>
-                        <a:off x="0" y="0"/>
-                        <a:ext cx="5289550" cy="31750"/>
-                      </a:xfrm>
-                      <a:prstGeom prst="rect"/>
-                      <a:ln/>
-                    </pic:spPr>
-                  </pic:pic>
-                </a:graphicData>
-              </a:graphic>
-            </wp:anchor>
-          </w:drawing>
+          <w:pict>
+            <v:rect id="Rectángulo 2100667899" o:spid="_x0000_s1045" style="position:absolute;left:0;text-align:left;margin-left:-46.85pt;margin-top:777.8pt;width:8.65pt;height:63.7pt;z-index:251665408;visibility:visible;mso-wrap-style:square;mso-wrap-distance-left:9pt;mso-wrap-distance-top:0;mso-wrap-distance-right:9pt;mso-wrap-distance-bottom:0;mso-position-horizontal:absolute;mso-position-horizontal-relative:text;mso-position-vertical:absolute;mso-position-vertical-relative:text;v-text-anchor:middle" o:gfxdata="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" fillcolor="#45acf1" strokecolor="#205867">
+              <v:stroke startarrowwidth="narrow" startarrowlength="short" endarrowwidth="narrow" endarrowlength="short"/>
+              <v:textbox inset="2.53958mm,2.53958mm,2.53958mm,2.53958mm">
+                <w:txbxContent>
+                  <w:p>
+                    <w:pPr>
+                      <w:spacing w:before="0" w:line="240" w:lineRule="auto"/>
+                      <w:ind w:left="0" w:hanging="357"/>
+                      <w:textDirection w:val="btLr"/>
+                    </w:pPr>
+                  </w:p>
+                </w:txbxContent>
+              </v:textbox>
+            </v:rect>
+          </w:pict>
         </mc:Fallback>
       </mc:AlternateContent>
     </w:r>
@@ -1983,387 +1636,99 @@
   <w:p>
     <w:pPr>
       <w:tabs>
-        <w:tab w:val="center" w:leader="none" w:pos="4252"/>
+        <w:tab w:val="center" w:pos="4252"/>
       </w:tabs>
-      <w:spacing w:before="0" w:lineRule="auto"/>
+      <w:spacing w:before="0"/>
       <w:ind w:firstLine="357"/>
-      <w:rPr/>
     </w:pPr>
-    <w:r>
-      <w:rPr>
-        <w:rtl w:val="0"/>
-      </w:rPr>
-    </w:r>
   </w:p>
 </w:ftr>
 </file>
 
+<file path=word/footnotes.xml><?xml version="1.0" encoding="utf-8"?>
+<w:footnotes xmlns:wpc="http://schemas.microsoft.com/office/word/2010/wordprocessingCanvas" xmlns:cx="http://schemas.microsoft.com/office/drawing/2014/chartex" xmlns:cx1="http://schemas.microsoft.com/office/drawing/2015/9/8/chartex" xmlns:cx2="http://schemas.microsoft.com/office/drawing/2015/10/21/chartex" xmlns:cx3="http://schemas.microsoft.com/office/drawing/2016/5/9/chartex" xmlns:cx4="http://schemas.microsoft.com/office/drawing/2016/5/10/chartex" xmlns:cx5="http://schemas.microsoft.com/office/drawing/2016/5/11/chartex" xmlns:cx6="http://schemas.microsoft.com/office/drawing/2016/5/12/chartex" xmlns:cx7="http://schemas.microsoft.com/office/drawing/2016/5/13/chartex" xmlns:cx8="http://schemas.microsoft.com/office/drawing/2016/5/14/chartex" xmlns:mc="http://schemas.openxmlformats.org/markup-compatibility/2006" xmlns:aink="http://schemas.microsoft.com/office/drawing/2016/ink" xmlns:am3d="http://schemas.microsoft.com/office/drawing/2017/model3d" xmlns:o="urn:schemas-microsoft-com:office:office" xmlns:r="http://schemas.openxmlformats.org/officeDocument/2006/relationships" xmlns:m="http://schemas.openxmlformats.org/officeDocument/2006/math" xmlns:v="urn:schemas-microsoft-com:vml" xmlns:wp14="http://schemas.microsoft.com/office/word/2010/wordprocessingDrawing" xmlns:wp="http://schemas.openxmlformats.org/drawingml/2006/wordprocessingDrawing" xmlns:w10="urn:schemas-microsoft-com:office:word" xmlns:w="http://schemas.openxmlformats.org/wordprocessingml/2006/main" xmlns:w14="http://schemas.microsoft.com/office/word/2010/wordml" xmlns:w15="http://schemas.microsoft.com/office/word/2012/wordml" xmlns:w16cid="http://schemas.microsoft.com/office/word/2016/wordml/cid" xmlns:w16se="http://schemas.microsoft.com/office/word/2015/wordml/symex" xmlns:wpg="http://schemas.microsoft.com/office/word/2010/wordprocessingGroup" xmlns:wpi="http://schemas.microsoft.com/office/word/2010/wordprocessingInk" xmlns:wne="http://schemas.microsoft.com/office/word/2006/wordml" xmlns:wps="http://schemas.microsoft.com/office/word/2010/wordprocessingShape" mc:Ignorable="w14 w15 w16se w16cid wp14">
+  <w:footnote w:type="separator" w:id="-1">
+    <w:p>
+      <w:pPr>
+        <w:spacing w:before="0" w:line="240" w:lineRule="auto"/>
+      </w:pPr>
+      <w:r>
+        <w:separator/>
+      </w:r>
+    </w:p>
+  </w:footnote>
+  <w:footnote w:type="continuationSeparator" w:id="0">
+    <w:p>
+      <w:pPr>
+        <w:spacing w:before="0" w:line="240" w:lineRule="auto"/>
+      </w:pPr>
+      <w:r>
+        <w:continuationSeparator/>
+      </w:r>
+    </w:p>
+  </w:footnote>
+</w:footnotes>
+</file>
+
 <file path=word/header1.xml><?xml version="1.0" encoding="utf-8"?>
-<w:hdr xmlns:mc="http://schemas.openxmlformats.org/markup-compatibility/2006" xmlns:o="urn:schemas-microsoft-com:office:office" xmlns:r="http://schemas.openxmlformats.org/officeDocument/2006/relationships" xmlns:m="http://schemas.openxmlformats.org/officeDocument/2006/math" xmlns:v="urn:schemas-microsoft-com:vml" xmlns:wp="http://schemas.openxmlformats.org/drawingml/2006/wordprocessingDrawing" xmlns:w10="urn:schemas-microsoft-com:office:word" xmlns:w="http://schemas.openxmlformats.org/wordprocessingml/2006/main" xmlns:wne="http://schemas.microsoft.com/office/word/2006/wordml" xmlns:sl="http://schemas.openxmlformats.org/schemaLibrary/2006/main" xmlns:a="http://schemas.openxmlformats.org/drawingml/2006/main" xmlns:pic="http://schemas.openxmlformats.org/drawingml/2006/picture" xmlns:c="http://schemas.openxmlformats.org/drawingml/2006/chart" xmlns:lc="http://schemas.openxmlformats.org/drawingml/2006/lockedCanvas" xmlns:dgm="http://schemas.openxmlformats.org/drawingml/2006/diagram" xmlns:wps="http://schemas.microsoft.com/office/word/2010/wordprocessingShape" xmlns:wpg="http://schemas.microsoft.com/office/word/2010/wordprocessingGroup" xmlns:w14="http://schemas.microsoft.com/office/word/2010/wordml" xmlns:w15="http://schemas.microsoft.com/office/word/2012/wordml" xmlns:w16="http://schemas.microsoft.com/office/word/2018/wordml" xmlns:w16cex="http://schemas.microsoft.com/office/word/2018/wordml/cex" xmlns:w16cid="http://schemas.microsoft.com/office/word/2016/wordml/cid" xmlns="http://schemas.microsoft.com/office/tasks/2019/documenttasks" xmlns:cr="http://schemas.microsoft.com/office/comments/2020/reactions">
+<w:hdr xmlns:wpc="http://schemas.microsoft.com/office/word/2010/wordprocessingCanvas" xmlns:cx="http://schemas.microsoft.com/office/drawing/2014/chartex" xmlns:cx1="http://schemas.microsoft.com/office/drawing/2015/9/8/chartex" xmlns:cx2="http://schemas.microsoft.com/office/drawing/2015/10/21/chartex" xmlns:cx3="http://schemas.microsoft.com/office/drawing/2016/5/9/chartex" xmlns:cx4="http://schemas.microsoft.com/office/drawing/2016/5/10/chartex" xmlns:cx5="http://schemas.microsoft.com/office/drawing/2016/5/11/chartex" xmlns:cx6="http://schemas.microsoft.com/office/drawing/2016/5/12/chartex" xmlns:cx7="http://schemas.microsoft.com/office/drawing/2016/5/13/chartex" xmlns:cx8="http://schemas.microsoft.com/office/drawing/2016/5/14/chartex" xmlns:mc="http://schemas.openxmlformats.org/markup-compatibility/2006" xmlns:aink="http://schemas.microsoft.com/office/drawing/2016/ink" xmlns:am3d="http://schemas.microsoft.com/office/drawing/2017/model3d" xmlns:o="urn:schemas-microsoft-com:office:office" xmlns:r="http://schemas.openxmlformats.org/officeDocument/2006/relationships" xmlns:m="http://schemas.openxmlformats.org/officeDocument/2006/math" xmlns:v="urn:schemas-microsoft-com:vml" xmlns:wp14="http://schemas.microsoft.com/office/word/2010/wordprocessingDrawing" xmlns:wp="http://schemas.openxmlformats.org/drawingml/2006/wordprocessingDrawing" xmlns:w10="urn:schemas-microsoft-com:office:word" xmlns:w="http://schemas.openxmlformats.org/wordprocessingml/2006/main" xmlns:w14="http://schemas.microsoft.com/office/word/2010/wordml" xmlns:w15="http://schemas.microsoft.com/office/word/2012/wordml" xmlns:w16cid="http://schemas.microsoft.com/office/word/2016/wordml/cid" xmlns:w16se="http://schemas.microsoft.com/office/word/2015/wordml/symex" xmlns:wpg="http://schemas.microsoft.com/office/word/2010/wordprocessingGroup" xmlns:wpi="http://schemas.microsoft.com/office/word/2010/wordprocessingInk" xmlns:wne="http://schemas.microsoft.com/office/word/2006/wordml" xmlns:wps="http://schemas.microsoft.com/office/word/2010/wordprocessingShape" mc:Ignorable="w14 w15 w16se w16cid wp14">
   <w:p>
     <w:pPr>
       <w:pBdr>
-        <w:top w:space="0" w:sz="0" w:val="nil"/>
-        <w:left w:space="0" w:sz="0" w:val="nil"/>
-        <w:bottom w:space="0" w:sz="0" w:val="nil"/>
-        <w:right w:space="0" w:sz="0" w:val="nil"/>
-        <w:between w:space="0" w:sz="0" w:val="nil"/>
+        <w:top w:val="nil"/>
+        <w:left w:val="nil"/>
+        <w:bottom w:val="nil"/>
+        <w:right w:val="nil"/>
+        <w:between w:val="nil"/>
       </w:pBdr>
       <w:tabs>
-        <w:tab w:val="center" w:leader="none" w:pos="4252"/>
-        <w:tab w:val="right" w:leader="none" w:pos="8504"/>
+        <w:tab w:val="center" w:pos="4252"/>
+        <w:tab w:val="right" w:pos="8504"/>
       </w:tabs>
       <w:spacing w:before="0" w:line="240" w:lineRule="auto"/>
       <w:ind w:hanging="357"/>
       <w:rPr>
-        <w:rFonts w:ascii="Cambria" w:cs="Cambria" w:eastAsia="Cambria" w:hAnsi="Cambria"/>
+        <w:rFonts w:ascii="Cambria" w:eastAsia="Cambria" w:hAnsi="Cambria" w:cs="Cambria"/>
         <w:color w:val="000000"/>
       </w:rPr>
     </w:pPr>
     <w:r>
       <w:rPr>
-        <w:color w:val="000000"/>
+        <w:noProof/>
       </w:rPr>
       <mc:AlternateContent>
         <mc:Choice Requires="wpg">
           <w:drawing>
-            <wp:anchor allowOverlap="1" behindDoc="0" distB="0" distT="0" distL="114300" distR="114300" hidden="0" layoutInCell="1" locked="0" relativeHeight="0" simplePos="0">
+            <wp:anchor distT="0" distB="0" distL="114300" distR="114300" simplePos="0" relativeHeight="251662336" behindDoc="0" locked="0" layoutInCell="1" hidden="0" allowOverlap="1">
               <wp:simplePos x="0" y="0"/>
               <wp:positionH relativeFrom="page">
-                <wp:posOffset>6970396</wp:posOffset>
-              </wp:positionH>
-              <wp:positionV relativeFrom="page">
-                <wp:align>top</wp:align>
-              </wp:positionV>
-              <wp:extent cx="109855" cy="808990"/>
-              <wp:effectExtent b="0" l="0" r="0" t="0"/>
-              <wp:wrapNone/>
-              <wp:docPr id="2100667897" name=""/>
-              <a:graphic>
-                <a:graphicData uri="http://schemas.microsoft.com/office/word/2010/wordprocessingShape">
-                  <wps:wsp>
-                    <wps:cNvSpPr/>
-                    <wps:cNvPr id="3" name="Shape 3"/>
-                    <wps:spPr>
-                      <a:xfrm>
-                        <a:off x="5300598" y="3385030"/>
-                        <a:ext cx="90805" cy="789940"/>
-                      </a:xfrm>
-                      <a:prstGeom prst="rect">
-                        <a:avLst/>
-                      </a:prstGeom>
-                      <a:solidFill>
-                        <a:srgbClr val="45ADF3"/>
-                      </a:solidFill>
-                      <a:ln cap="flat" cmpd="sng" w="9525">
-                        <a:solidFill>
-                          <a:srgbClr val="205867"/>
-                        </a:solidFill>
-                        <a:prstDash val="solid"/>
-                        <a:miter lim="800000"/>
-                        <a:headEnd len="sm" w="sm" type="none"/>
-                        <a:tailEnd len="sm" w="sm" type="none"/>
-                      </a:ln>
-                    </wps:spPr>
-                    <wps:txbx>
-                      <w:txbxContent>
-                        <w:p>
-                          <w:pPr>
-                            <w:spacing w:after="0" w:before="0" w:line="240"/>
-                            <w:ind w:left="0" w:right="0" w:firstLine="-357.00000762939453"/>
-                            <w:jc w:val="left"/>
-                            <w:textDirection w:val="btLr"/>
-                          </w:pPr>
-                        </w:p>
-                      </w:txbxContent>
-                    </wps:txbx>
-                    <wps:bodyPr anchorCtr="0" anchor="ctr" bIns="91425" lIns="91425" spcFirstLastPara="1" rIns="91425" wrap="square" tIns="91425">
-                      <a:noAutofit/>
-                    </wps:bodyPr>
-                  </wps:wsp>
-                </a:graphicData>
-              </a:graphic>
-            </wp:anchor>
-          </w:drawing>
-        </mc:Choice>
-        <mc:Fallback>
-          <w:drawing>
-            <wp:anchor allowOverlap="1" behindDoc="0" distB="0" distT="0" distL="114300" distR="114300" hidden="0" layoutInCell="1" locked="0" relativeHeight="0" simplePos="0">
-              <wp:simplePos x="0" y="0"/>
-              <wp:positionH relativeFrom="page">
-                <wp:posOffset>6970396</wp:posOffset>
-              </wp:positionH>
-              <wp:positionV relativeFrom="page">
-                <wp:align>top</wp:align>
-              </wp:positionV>
-              <wp:extent cx="109855" cy="808990"/>
-              <wp:effectExtent b="0" l="0" r="0" t="0"/>
-              <wp:wrapNone/>
-              <wp:docPr id="2100667897" name="image5.png"/>
-              <a:graphic>
-                <a:graphicData uri="http://schemas.openxmlformats.org/drawingml/2006/picture">
-                  <pic:pic>
-                    <pic:nvPicPr>
-                      <pic:cNvPr id="0" name="image5.png"/>
-                      <pic:cNvPicPr preferRelativeResize="0"/>
-                    </pic:nvPicPr>
-                    <pic:blipFill>
-                      <a:blip r:embed="rId1"/>
-                      <a:srcRect/>
-                      <a:stretch>
-                        <a:fillRect/>
-                      </a:stretch>
-                    </pic:blipFill>
-                    <pic:spPr>
-                      <a:xfrm>
-                        <a:off x="0" y="0"/>
-                        <a:ext cx="109855" cy="808990"/>
-                      </a:xfrm>
-                      <a:prstGeom prst="rect"/>
-                      <a:ln/>
-                    </pic:spPr>
-                  </pic:pic>
-                </a:graphicData>
-              </a:graphic>
-            </wp:anchor>
-          </w:drawing>
-        </mc:Fallback>
-      </mc:AlternateContent>
-    </w:r>
-    <w:r>
-      <w:rPr>
-        <w:color w:val="000000"/>
-      </w:rPr>
-      <mc:AlternateContent>
-        <mc:Choice Requires="wpg">
-          <w:drawing>
-            <wp:anchor allowOverlap="1" behindDoc="0" distB="0" distT="0" distL="114300" distR="114300" hidden="0" layoutInCell="1" locked="0" relativeHeight="0" simplePos="0">
-              <wp:simplePos x="0" y="0"/>
-              <wp:positionH relativeFrom="page">
-                <wp:posOffset>491491</wp:posOffset>
-              </wp:positionH>
-              <wp:positionV relativeFrom="page">
-                <wp:posOffset>636</wp:posOffset>
-              </wp:positionV>
-              <wp:extent cx="109855" cy="808990"/>
-              <wp:effectExtent b="0" l="0" r="0" t="0"/>
-              <wp:wrapNone/>
-              <wp:docPr id="2100667906" name=""/>
-              <a:graphic>
-                <a:graphicData uri="http://schemas.microsoft.com/office/word/2010/wordprocessingShape">
-                  <wps:wsp>
-                    <wps:cNvSpPr/>
-                    <wps:cNvPr id="19" name="Shape 19"/>
-                    <wps:spPr>
-                      <a:xfrm>
-                        <a:off x="5300598" y="3385030"/>
-                        <a:ext cx="90805" cy="789940"/>
-                      </a:xfrm>
-                      <a:prstGeom prst="rect">
-                        <a:avLst/>
-                      </a:prstGeom>
-                      <a:solidFill>
-                        <a:srgbClr val="45ADF3"/>
-                      </a:solidFill>
-                      <a:ln cap="flat" cmpd="sng" w="9525">
-                        <a:solidFill>
-                          <a:srgbClr val="205867"/>
-                        </a:solidFill>
-                        <a:prstDash val="solid"/>
-                        <a:miter lim="800000"/>
-                        <a:headEnd len="sm" w="sm" type="none"/>
-                        <a:tailEnd len="sm" w="sm" type="none"/>
-                      </a:ln>
-                    </wps:spPr>
-                    <wps:txbx>
-                      <w:txbxContent>
-                        <w:p>
-                          <w:pPr>
-                            <w:spacing w:after="0" w:before="0" w:line="240"/>
-                            <w:ind w:left="0" w:right="0" w:firstLine="-357.00000762939453"/>
-                            <w:jc w:val="left"/>
-                            <w:textDirection w:val="btLr"/>
-                          </w:pPr>
-                        </w:p>
-                      </w:txbxContent>
-                    </wps:txbx>
-                    <wps:bodyPr anchorCtr="0" anchor="ctr" bIns="91425" lIns="91425" spcFirstLastPara="1" rIns="91425" wrap="square" tIns="91425">
-                      <a:noAutofit/>
-                    </wps:bodyPr>
-                  </wps:wsp>
-                </a:graphicData>
-              </a:graphic>
-            </wp:anchor>
-          </w:drawing>
-        </mc:Choice>
-        <mc:Fallback>
-          <w:drawing>
-            <wp:anchor allowOverlap="1" behindDoc="0" distB="0" distT="0" distL="114300" distR="114300" hidden="0" layoutInCell="1" locked="0" relativeHeight="0" simplePos="0">
-              <wp:simplePos x="0" y="0"/>
-              <wp:positionH relativeFrom="page">
-                <wp:posOffset>491491</wp:posOffset>
-              </wp:positionH>
-              <wp:positionV relativeFrom="page">
-                <wp:posOffset>636</wp:posOffset>
-              </wp:positionV>
-              <wp:extent cx="109855" cy="808990"/>
-              <wp:effectExtent b="0" l="0" r="0" t="0"/>
-              <wp:wrapNone/>
-              <wp:docPr id="2100667906" name="image14.png"/>
-              <a:graphic>
-                <a:graphicData uri="http://schemas.openxmlformats.org/drawingml/2006/picture">
-                  <pic:pic>
-                    <pic:nvPicPr>
-                      <pic:cNvPr id="0" name="image14.png"/>
-                      <pic:cNvPicPr preferRelativeResize="0"/>
-                    </pic:nvPicPr>
-                    <pic:blipFill>
-                      <a:blip r:embed="rId1"/>
-                      <a:srcRect/>
-                      <a:stretch>
-                        <a:fillRect/>
-                      </a:stretch>
-                    </pic:blipFill>
-                    <pic:spPr>
-                      <a:xfrm>
-                        <a:off x="0" y="0"/>
-                        <a:ext cx="109855" cy="808990"/>
-                      </a:xfrm>
-                      <a:prstGeom prst="rect"/>
-                      <a:ln/>
-                    </pic:spPr>
-                  </pic:pic>
-                </a:graphicData>
-              </a:graphic>
-            </wp:anchor>
-          </w:drawing>
-        </mc:Fallback>
-      </mc:AlternateContent>
-    </w:r>
-    <w:r>
-      <w:rPr>
-        <w:rFonts w:ascii="Cambria" w:cs="Cambria" w:eastAsia="Cambria" w:hAnsi="Cambria"/>
-        <w:color w:val="000000"/>
-        <w:rtl w:val="0"/>
-      </w:rPr>
-      <w:t xml:space="preserve">Estándar de Documentación</w:t>
-    </w:r>
-    <w:r>
-      <w:drawing>
-        <wp:anchor allowOverlap="1" behindDoc="0" distB="0" distT="0" distL="114300" distR="114300" hidden="0" layoutInCell="1" locked="0" relativeHeight="0" simplePos="0">
-          <wp:simplePos x="0" y="0"/>
-          <wp:positionH relativeFrom="column">
-            <wp:posOffset>-462913</wp:posOffset>
-          </wp:positionH>
-          <wp:positionV relativeFrom="paragraph">
-            <wp:posOffset>-55242</wp:posOffset>
-          </wp:positionV>
-          <wp:extent cx="444612" cy="436428"/>
-          <wp:effectExtent b="0" l="0" r="0" t="0"/>
-          <wp:wrapNone/>
-          <wp:docPr id="2100667910" name="image2.png"/>
-          <a:graphic>
-            <a:graphicData uri="http://schemas.openxmlformats.org/drawingml/2006/picture">
-              <pic:pic>
-                <pic:nvPicPr>
-                  <pic:cNvPr id="0" name="image2.png"/>
-                  <pic:cNvPicPr preferRelativeResize="0"/>
-                </pic:nvPicPr>
-                <pic:blipFill>
-                  <a:blip r:embed="rId2"/>
-                  <a:srcRect b="0" l="0" r="0" t="0"/>
-                  <a:stretch>
-                    <a:fillRect/>
-                  </a:stretch>
-                </pic:blipFill>
-                <pic:spPr>
-                  <a:xfrm>
-                    <a:off x="0" y="0"/>
-                    <a:ext cx="444612" cy="436428"/>
-                  </a:xfrm>
-                  <a:prstGeom prst="rect"/>
-                  <a:ln/>
-                </pic:spPr>
-              </pic:pic>
-            </a:graphicData>
-          </a:graphic>
-        </wp:anchor>
-      </w:drawing>
-    </w:r>
-    <w:r>
-      <w:drawing>
-        <wp:anchor allowOverlap="1" behindDoc="0" distB="0" distT="0" distL="114300" distR="114300" hidden="0" layoutInCell="1" locked="0" relativeHeight="0" simplePos="0">
-          <wp:simplePos x="0" y="0"/>
-          <wp:positionH relativeFrom="column">
-            <wp:posOffset>4535805</wp:posOffset>
-          </wp:positionH>
-          <wp:positionV relativeFrom="paragraph">
-            <wp:posOffset>5715</wp:posOffset>
-          </wp:positionV>
-          <wp:extent cx="1303020" cy="350813"/>
-          <wp:effectExtent b="0" l="0" r="0" t="0"/>
-          <wp:wrapNone/>
-          <wp:docPr descr="Un dibujo con letras&#10;&#10;El contenido generado por IA puede ser incorrecto." id="2100667909" name="image1.jpg"/>
-          <a:graphic>
-            <a:graphicData uri="http://schemas.openxmlformats.org/drawingml/2006/picture">
-              <pic:pic>
-                <pic:nvPicPr>
-                  <pic:cNvPr descr="Un dibujo con letras&#10;&#10;El contenido generado por IA puede ser incorrecto." id="0" name="image1.jpg"/>
-                  <pic:cNvPicPr preferRelativeResize="0"/>
-                </pic:nvPicPr>
-                <pic:blipFill>
-                  <a:blip r:embed="rId3"/>
-                  <a:srcRect b="19365" l="9162" r="8689" t="24739"/>
-                  <a:stretch>
-                    <a:fillRect/>
-                  </a:stretch>
-                </pic:blipFill>
-                <pic:spPr>
-                  <a:xfrm>
-                    <a:off x="0" y="0"/>
-                    <a:ext cx="1303020" cy="350813"/>
-                  </a:xfrm>
-                  <a:prstGeom prst="rect"/>
-                  <a:ln/>
-                </pic:spPr>
-              </pic:pic>
-            </a:graphicData>
-          </a:graphic>
-        </wp:anchor>
-      </w:drawing>
-    </w:r>
-    <w:r>
-      <mc:AlternateContent>
-        <mc:Choice Requires="wpg">
-          <w:drawing>
-            <wp:anchor allowOverlap="1" behindDoc="0" distB="0" distT="0" distL="114300" distR="114300" hidden="0" layoutInCell="1" locked="0" relativeHeight="0" simplePos="0">
-              <wp:simplePos x="0" y="0"/>
-              <wp:positionH relativeFrom="column">
-                <wp:posOffset>-1080134</wp:posOffset>
+                <wp:align>left</wp:align>
               </wp:positionH>
               <wp:positionV relativeFrom="paragraph">
-                <wp:posOffset>-1083944</wp:posOffset>
+                <wp:posOffset>-1083946</wp:posOffset>
               </wp:positionV>
-              <wp:extent cx="7595235" cy="11164570"/>
-              <wp:effectExtent b="0" l="0" r="0" t="0"/>
+              <wp:extent cx="7595235" cy="11336867"/>
+              <wp:effectExtent l="0" t="0" r="0" b="0"/>
               <wp:wrapNone/>
-              <wp:docPr id="2100667904" name=""/>
-              <a:graphic>
+              <wp:docPr id="2100667904" name="Grupo 2100667904"/>
+              <wp:cNvGraphicFramePr/>
+              <a:graphic xmlns:a="http://schemas.openxmlformats.org/drawingml/2006/main">
                 <a:graphicData uri="http://schemas.microsoft.com/office/word/2010/wordprocessingGroup">
                   <wpg:wgp>
                     <wpg:cNvGrpSpPr/>
                     <wpg:grpSpPr>
                       <a:xfrm>
-                        <a:off x="1548375" y="0"/>
-                        <a:ext cx="7595235" cy="11164570"/>
+                        <a:off x="0" y="0"/>
+                        <a:ext cx="7595235" cy="11336867"/>
                         <a:chOff x="1548375" y="0"/>
                         <a:chExt cx="7595250" cy="7560000"/>
                       </a:xfrm>
                     </wpg:grpSpPr>
                     <wpg:grpSp>
+                      <wpg:cNvPr id="1" name="Grupo 1"/>
                       <wpg:cNvGrpSpPr/>
                       <wpg:grpSpPr>
-                        <a:xfrm flipH="1" rot="10800000">
+                        <a:xfrm rot="10800000" flipH="1">
                           <a:off x="1548383" y="0"/>
                           <a:ext cx="7595235" cy="7560000"/>
                           <a:chOff x="8" y="9"/>
@@ -2371,8 +1736,8 @@
                         </a:xfrm>
                       </wpg:grpSpPr>
                       <wps:wsp>
+                        <wps:cNvPr id="2" name="Rectángulo 2"/>
                         <wps:cNvSpPr/>
-                        <wps:cNvPr id="11" name="Shape 11"/>
                         <wps:spPr>
                           <a:xfrm>
                             <a:off x="8" y="9"/>
@@ -2390,21 +1755,20 @@
                           <w:txbxContent>
                             <w:p>
                               <w:pPr>
-                                <w:spacing w:after="0" w:before="0" w:line="240"/>
-                                <w:ind w:left="0" w:right="0" w:firstLine="0"/>
-                                <w:jc w:val="left"/>
+                                <w:spacing w:before="0" w:line="240" w:lineRule="auto"/>
+                                <w:ind w:left="0"/>
                                 <w:textDirection w:val="btLr"/>
                               </w:pPr>
                             </w:p>
                           </w:txbxContent>
                         </wps:txbx>
-                        <wps:bodyPr anchorCtr="0" anchor="ctr" bIns="91425" lIns="91425" spcFirstLastPara="1" rIns="91425" wrap="square" tIns="91425">
+                        <wps:bodyPr spcFirstLastPara="1" wrap="square" lIns="91425" tIns="91425" rIns="91425" bIns="91425" anchor="ctr" anchorCtr="0">
                           <a:noAutofit/>
                         </wps:bodyPr>
                       </wps:wsp>
                       <wps:wsp>
+                        <wps:cNvPr id="3" name="Rectángulo 3"/>
                         <wps:cNvSpPr/>
-                        <wps:cNvPr id="12" name="Shape 12"/>
                         <wps:spPr>
                           <a:xfrm>
                             <a:off x="148" y="18429"/>
@@ -2422,21 +1786,20 @@
                           <w:txbxContent>
                             <w:p>
                               <w:pPr>
-                                <w:spacing w:after="0" w:before="0" w:line="240"/>
-                                <w:ind w:left="0" w:right="0" w:firstLine="-357.00000762939453"/>
-                                <w:jc w:val="left"/>
+                                <w:spacing w:before="0" w:line="240" w:lineRule="auto"/>
+                                <w:ind w:left="0" w:hanging="357"/>
                                 <w:textDirection w:val="btLr"/>
                               </w:pPr>
                             </w:p>
                           </w:txbxContent>
                         </wps:txbx>
-                        <wps:bodyPr anchorCtr="0" anchor="ctr" bIns="91425" lIns="91425" spcFirstLastPara="1" rIns="91425" wrap="square" tIns="91425">
+                        <wps:bodyPr spcFirstLastPara="1" wrap="square" lIns="91425" tIns="91425" rIns="91425" bIns="91425" anchor="ctr" anchorCtr="0">
                           <a:noAutofit/>
                         </wps:bodyPr>
                       </wps:wsp>
                       <wps:wsp>
+                        <wps:cNvPr id="4" name="Rectángulo 4"/>
                         <wps:cNvSpPr/>
-                        <wps:cNvPr id="13" name="Shape 13"/>
                         <wps:spPr>
                           <a:xfrm>
                             <a:off x="8" y="9"/>
@@ -2454,15 +1817,14 @@
                           <w:txbxContent>
                             <w:p>
                               <w:pPr>
-                                <w:spacing w:after="0" w:before="0" w:line="240"/>
-                                <w:ind w:left="0" w:right="0" w:firstLine="-357.00000762939453"/>
-                                <w:jc w:val="left"/>
+                                <w:spacing w:before="0" w:line="240" w:lineRule="auto"/>
+                                <w:ind w:left="0" w:hanging="357"/>
                                 <w:textDirection w:val="btLr"/>
                               </w:pPr>
                             </w:p>
                           </w:txbxContent>
                         </wps:txbx>
-                        <wps:bodyPr anchorCtr="0" anchor="ctr" bIns="91425" lIns="91425" spcFirstLastPara="1" rIns="91425" wrap="square" tIns="91425">
+                        <wps:bodyPr spcFirstLastPara="1" wrap="square" lIns="91425" tIns="91425" rIns="91425" bIns="91425" anchor="ctr" anchorCtr="0">
                           <a:noAutofit/>
                         </wps:bodyPr>
                       </wps:wsp>
@@ -2470,84 +1832,371 @@
                   </wpg:wgp>
                 </a:graphicData>
               </a:graphic>
+              <wp14:sizeRelV relativeFrom="margin">
+                <wp14:pctHeight>0</wp14:pctHeight>
+              </wp14:sizeRelV>
             </wp:anchor>
           </w:drawing>
         </mc:Choice>
         <mc:Fallback>
+          <w:pict>
+            <v:group id="Grupo 2100667904" o:spid="_x0000_s1030" style="position:absolute;left:0;text-align:left;margin-left:0;margin-top:-85.35pt;width:598.05pt;height:892.65pt;z-index:251662336;mso-position-horizontal:left;mso-position-horizontal-relative:page;mso-height-relative:margin" coordorigin="15483" coordsize="75952,75600" o:gfxdata="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">
+              <v:group id="Grupo 1" o:spid="_x0000_s1031" style="position:absolute;left:15483;width:75953;height:75600;rotation:180;flip:x" coordorigin="8,9" coordsize="15940,19845" o:gfxdata="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">
+                <v:rect id="Rectángulo 2" o:spid="_x0000_s1032" style="position:absolute;left:8;top:9;width:15925;height:19825;visibility:visible;mso-wrap-style:square;v-text-anchor:middle" o:gfxdata="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" filled="f" stroked="f">
+                  <v:textbox inset="2.53958mm,2.53958mm,2.53958mm,2.53958mm">
+                    <w:txbxContent>
+                      <w:p>
+                        <w:pPr>
+                          <w:spacing w:before="0" w:line="240" w:lineRule="auto"/>
+                          <w:ind w:left="0"/>
+                          <w:textDirection w:val="btLr"/>
+                        </w:pPr>
+                      </w:p>
+                    </w:txbxContent>
+                  </v:textbox>
+                </v:rect>
+                <v:rect id="Rectángulo 3" o:spid="_x0000_s1033" style="position:absolute;left:148;top:18429;width:15800;height:1425;visibility:visible;mso-wrap-style:square;v-text-anchor:middle" o:gfxdata="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" filled="f" stroked="f">
+                  <v:textbox inset="2.53958mm,2.53958mm,2.53958mm,2.53958mm">
+                    <w:txbxContent>
+                      <w:p>
+                        <w:pPr>
+                          <w:spacing w:before="0" w:line="240" w:lineRule="auto"/>
+                          <w:ind w:left="0" w:hanging="357"/>
+                          <w:textDirection w:val="btLr"/>
+                        </w:pPr>
+                      </w:p>
+                    </w:txbxContent>
+                  </v:textbox>
+                </v:rect>
+                <v:rect id="Rectángulo 4" o:spid="_x0000_s1034" style="position:absolute;left:8;top:9;width:4031;height:1439;visibility:visible;mso-wrap-style:square;v-text-anchor:middle" o:gfxdata="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" filled="f" stroked="f">
+                  <v:textbox inset="2.53958mm,2.53958mm,2.53958mm,2.53958mm">
+                    <w:txbxContent>
+                      <w:p>
+                        <w:pPr>
+                          <w:spacing w:before="0" w:line="240" w:lineRule="auto"/>
+                          <w:ind w:left="0" w:hanging="357"/>
+                          <w:textDirection w:val="btLr"/>
+                        </w:pPr>
+                      </w:p>
+                    </w:txbxContent>
+                  </v:textbox>
+                </v:rect>
+              </v:group>
+              <w10:wrap anchorx="page"/>
+            </v:group>
+          </w:pict>
+        </mc:Fallback>
+      </mc:AlternateContent>
+    </w:r>
+    <w:r>
+      <w:rPr>
+        <w:noProof/>
+        <w:color w:val="000000"/>
+      </w:rPr>
+      <mc:AlternateContent>
+        <mc:Choice Requires="wps">
           <w:drawing>
-            <wp:anchor allowOverlap="1" behindDoc="0" distB="0" distT="0" distL="114300" distR="114300" hidden="0" layoutInCell="1" locked="0" relativeHeight="0" simplePos="0">
+            <wp:anchor distT="0" distB="0" distL="114300" distR="114300" simplePos="0" relativeHeight="251658240" behindDoc="0" locked="0" layoutInCell="1" hidden="0" allowOverlap="1">
               <wp:simplePos x="0" y="0"/>
-              <wp:positionH relativeFrom="column">
-                <wp:posOffset>-1080134</wp:posOffset>
+              <wp:positionH relativeFrom="page">
+                <wp:posOffset>6970396</wp:posOffset>
               </wp:positionH>
-              <wp:positionV relativeFrom="paragraph">
-                <wp:posOffset>-1083944</wp:posOffset>
+              <wp:positionV relativeFrom="page">
+                <wp:align>top</wp:align>
               </wp:positionV>
-              <wp:extent cx="7595235" cy="11164570"/>
-              <wp:effectExtent b="0" l="0" r="0" t="0"/>
+              <wp:extent cx="109855" cy="808990"/>
+              <wp:effectExtent l="0" t="0" r="0" b="0"/>
               <wp:wrapNone/>
-              <wp:docPr id="2100667904" name="image12.png"/>
-              <a:graphic>
-                <a:graphicData uri="http://schemas.openxmlformats.org/drawingml/2006/picture">
-                  <pic:pic>
-                    <pic:nvPicPr>
-                      <pic:cNvPr id="0" name="image12.png"/>
-                      <pic:cNvPicPr preferRelativeResize="0"/>
-                    </pic:nvPicPr>
-                    <pic:blipFill>
-                      <a:blip r:embed="rId1"/>
-                      <a:srcRect/>
-                      <a:stretch>
-                        <a:fillRect/>
-                      </a:stretch>
-                    </pic:blipFill>
-                    <pic:spPr>
+              <wp:docPr id="2100667897" name="Rectángulo 2100667897"/>
+              <wp:cNvGraphicFramePr/>
+              <a:graphic xmlns:a="http://schemas.openxmlformats.org/drawingml/2006/main">
+                <a:graphicData uri="http://schemas.microsoft.com/office/word/2010/wordprocessingShape">
+                  <wps:wsp>
+                    <wps:cNvSpPr/>
+                    <wps:spPr>
                       <a:xfrm>
-                        <a:off x="0" y="0"/>
-                        <a:ext cx="7595235" cy="11164570"/>
+                        <a:off x="5300598" y="3385030"/>
+                        <a:ext cx="90805" cy="789940"/>
                       </a:xfrm>
-                      <a:prstGeom prst="rect"/>
-                      <a:ln/>
-                    </pic:spPr>
-                  </pic:pic>
+                      <a:prstGeom prst="rect">
+                        <a:avLst/>
+                      </a:prstGeom>
+                      <a:solidFill>
+                        <a:srgbClr val="45ADF3"/>
+                      </a:solidFill>
+                      <a:ln w="9525" cap="flat" cmpd="sng">
+                        <a:solidFill>
+                          <a:srgbClr val="205867"/>
+                        </a:solidFill>
+                        <a:prstDash val="solid"/>
+                        <a:miter lim="800000"/>
+                        <a:headEnd type="none" w="sm" len="sm"/>
+                        <a:tailEnd type="none" w="sm" len="sm"/>
+                      </a:ln>
+                    </wps:spPr>
+                    <wps:txbx>
+                      <w:txbxContent>
+                        <w:p>
+                          <w:pPr>
+                            <w:spacing w:before="0" w:line="240" w:lineRule="auto"/>
+                            <w:ind w:left="0" w:hanging="357"/>
+                            <w:textDirection w:val="btLr"/>
+                          </w:pPr>
+                        </w:p>
+                      </w:txbxContent>
+                    </wps:txbx>
+                    <wps:bodyPr spcFirstLastPara="1" wrap="square" lIns="91425" tIns="91425" rIns="91425" bIns="91425" anchor="ctr" anchorCtr="0">
+                      <a:noAutofit/>
+                    </wps:bodyPr>
+                  </wps:wsp>
                 </a:graphicData>
               </a:graphic>
             </wp:anchor>
           </w:drawing>
+        </mc:Choice>
+        <mc:Fallback>
+          <w:pict>
+            <v:rect id="Rectángulo 2100667897" o:spid="_x0000_s1035" style="position:absolute;left:0;text-align:left;margin-left:548.85pt;margin-top:0;width:8.65pt;height:63.7pt;z-index:251658240;visibility:visible;mso-wrap-style:square;mso-wrap-distance-left:9pt;mso-wrap-distance-top:0;mso-wrap-distance-right:9pt;mso-wrap-distance-bottom:0;mso-position-horizontal:absolute;mso-position-horizontal-relative:page;mso-position-vertical:top;mso-position-vertical-relative:page;v-text-anchor:middle" o:gfxdata="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" fillcolor="#45adf3" strokecolor="#205867">
+              <v:stroke startarrowwidth="narrow" startarrowlength="short" endarrowwidth="narrow" endarrowlength="short"/>
+              <v:textbox inset="2.53958mm,2.53958mm,2.53958mm,2.53958mm">
+                <w:txbxContent>
+                  <w:p>
+                    <w:pPr>
+                      <w:spacing w:before="0" w:line="240" w:lineRule="auto"/>
+                      <w:ind w:left="0" w:hanging="357"/>
+                      <w:textDirection w:val="btLr"/>
+                    </w:pPr>
+                  </w:p>
+                </w:txbxContent>
+              </v:textbox>
+              <w10:wrap anchorx="page" anchory="page"/>
+            </v:rect>
+          </w:pict>
         </mc:Fallback>
       </mc:AlternateContent>
+    </w:r>
+    <w:r>
+      <w:rPr>
+        <w:noProof/>
+        <w:color w:val="000000"/>
+      </w:rPr>
+      <mc:AlternateContent>
+        <mc:Choice Requires="wps">
+          <w:drawing>
+            <wp:anchor distT="0" distB="0" distL="114300" distR="114300" simplePos="0" relativeHeight="251659264" behindDoc="0" locked="0" layoutInCell="1" hidden="0" allowOverlap="1">
+              <wp:simplePos x="0" y="0"/>
+              <wp:positionH relativeFrom="page">
+                <wp:posOffset>491491</wp:posOffset>
+              </wp:positionH>
+              <wp:positionV relativeFrom="page">
+                <wp:posOffset>636</wp:posOffset>
+              </wp:positionV>
+              <wp:extent cx="109855" cy="808990"/>
+              <wp:effectExtent l="0" t="0" r="0" b="0"/>
+              <wp:wrapNone/>
+              <wp:docPr id="2100667906" name="Rectángulo 2100667906"/>
+              <wp:cNvGraphicFramePr/>
+              <a:graphic xmlns:a="http://schemas.openxmlformats.org/drawingml/2006/main">
+                <a:graphicData uri="http://schemas.microsoft.com/office/word/2010/wordprocessingShape">
+                  <wps:wsp>
+                    <wps:cNvSpPr/>
+                    <wps:spPr>
+                      <a:xfrm>
+                        <a:off x="5300598" y="3385030"/>
+                        <a:ext cx="90805" cy="789940"/>
+                      </a:xfrm>
+                      <a:prstGeom prst="rect">
+                        <a:avLst/>
+                      </a:prstGeom>
+                      <a:solidFill>
+                        <a:srgbClr val="45ADF3"/>
+                      </a:solidFill>
+                      <a:ln w="9525" cap="flat" cmpd="sng">
+                        <a:solidFill>
+                          <a:srgbClr val="205867"/>
+                        </a:solidFill>
+                        <a:prstDash val="solid"/>
+                        <a:miter lim="800000"/>
+                        <a:headEnd type="none" w="sm" len="sm"/>
+                        <a:tailEnd type="none" w="sm" len="sm"/>
+                      </a:ln>
+                    </wps:spPr>
+                    <wps:txbx>
+                      <w:txbxContent>
+                        <w:p>
+                          <w:pPr>
+                            <w:spacing w:before="0" w:line="240" w:lineRule="auto"/>
+                            <w:ind w:left="0" w:hanging="357"/>
+                            <w:textDirection w:val="btLr"/>
+                          </w:pPr>
+                        </w:p>
+                      </w:txbxContent>
+                    </wps:txbx>
+                    <wps:bodyPr spcFirstLastPara="1" wrap="square" lIns="91425" tIns="91425" rIns="91425" bIns="91425" anchor="ctr" anchorCtr="0">
+                      <a:noAutofit/>
+                    </wps:bodyPr>
+                  </wps:wsp>
+                </a:graphicData>
+              </a:graphic>
+            </wp:anchor>
+          </w:drawing>
+        </mc:Choice>
+        <mc:Fallback>
+          <w:pict>
+            <v:rect id="Rectángulo 2100667906" o:spid="_x0000_s1036" style="position:absolute;left:0;text-align:left;margin-left:38.7pt;margin-top:.05pt;width:8.65pt;height:63.7pt;z-index:251659264;visibility:visible;mso-wrap-style:square;mso-wrap-distance-left:9pt;mso-wrap-distance-top:0;mso-wrap-distance-right:9pt;mso-wrap-distance-bottom:0;mso-position-horizontal:absolute;mso-position-horizontal-relative:page;mso-position-vertical:absolute;mso-position-vertical-relative:page;v-text-anchor:middle" o:gfxdata="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" fillcolor="#45adf3" strokecolor="#205867">
+              <v:stroke startarrowwidth="narrow" startarrowlength="short" endarrowwidth="narrow" endarrowlength="short"/>
+              <v:textbox inset="2.53958mm,2.53958mm,2.53958mm,2.53958mm">
+                <w:txbxContent>
+                  <w:p>
+                    <w:pPr>
+                      <w:spacing w:before="0" w:line="240" w:lineRule="auto"/>
+                      <w:ind w:left="0" w:hanging="357"/>
+                      <w:textDirection w:val="btLr"/>
+                    </w:pPr>
+                  </w:p>
+                </w:txbxContent>
+              </v:textbox>
+              <w10:wrap anchorx="page" anchory="page"/>
+            </v:rect>
+          </w:pict>
+        </mc:Fallback>
+      </mc:AlternateContent>
+    </w:r>
+    <w:r>
+      <w:rPr>
+        <w:rFonts w:ascii="Cambria" w:eastAsia="Cambria" w:hAnsi="Cambria" w:cs="Cambria"/>
+        <w:color w:val="000000"/>
+      </w:rPr>
+      <w:t>Estándar de Documentación</w:t>
+    </w:r>
+    <w:r>
+      <w:rPr>
+        <w:noProof/>
+      </w:rPr>
+      <w:drawing>
+        <wp:anchor distT="0" distB="0" distL="114300" distR="114300" simplePos="0" relativeHeight="251660288" behindDoc="0" locked="0" layoutInCell="1" hidden="0" allowOverlap="1">
+          <wp:simplePos x="0" y="0"/>
+          <wp:positionH relativeFrom="column">
+            <wp:posOffset>-462913</wp:posOffset>
+          </wp:positionH>
+          <wp:positionV relativeFrom="paragraph">
+            <wp:posOffset>-55242</wp:posOffset>
+          </wp:positionV>
+          <wp:extent cx="444612" cy="436428"/>
+          <wp:effectExtent l="0" t="0" r="0" b="0"/>
+          <wp:wrapNone/>
+          <wp:docPr id="2100667910" name="image2.png"/>
+          <wp:cNvGraphicFramePr/>
+          <a:graphic xmlns:a="http://schemas.openxmlformats.org/drawingml/2006/main">
+            <a:graphicData uri="http://schemas.openxmlformats.org/drawingml/2006/picture">
+              <pic:pic xmlns:pic="http://schemas.openxmlformats.org/drawingml/2006/picture">
+                <pic:nvPicPr>
+                  <pic:cNvPr id="0" name="image2.png"/>
+                  <pic:cNvPicPr preferRelativeResize="0"/>
+                </pic:nvPicPr>
+                <pic:blipFill>
+                  <a:blip r:embed="rId1"/>
+                  <a:srcRect/>
+                  <a:stretch>
+                    <a:fillRect/>
+                  </a:stretch>
+                </pic:blipFill>
+                <pic:spPr>
+                  <a:xfrm>
+                    <a:off x="0" y="0"/>
+                    <a:ext cx="444612" cy="436428"/>
+                  </a:xfrm>
+                  <a:prstGeom prst="rect">
+                    <a:avLst/>
+                  </a:prstGeom>
+                  <a:ln/>
+                </pic:spPr>
+              </pic:pic>
+            </a:graphicData>
+          </a:graphic>
+        </wp:anchor>
+      </w:drawing>
+    </w:r>
+    <w:r>
+      <w:rPr>
+        <w:noProof/>
+      </w:rPr>
+      <w:drawing>
+        <wp:anchor distT="0" distB="0" distL="114300" distR="114300" simplePos="0" relativeHeight="251661312" behindDoc="0" locked="0" layoutInCell="1" hidden="0" allowOverlap="1">
+          <wp:simplePos x="0" y="0"/>
+          <wp:positionH relativeFrom="column">
+            <wp:posOffset>4535805</wp:posOffset>
+          </wp:positionH>
+          <wp:positionV relativeFrom="paragraph">
+            <wp:posOffset>5715</wp:posOffset>
+          </wp:positionV>
+          <wp:extent cx="1303020" cy="350813"/>
+          <wp:effectExtent l="0" t="0" r="0" b="0"/>
+          <wp:wrapNone/>
+          <wp:docPr id="2100667909" name="image1.jpg" descr="Un dibujo con letras&#10;&#10;El contenido generado por IA puede ser incorrecto."/>
+          <wp:cNvGraphicFramePr/>
+          <a:graphic xmlns:a="http://schemas.openxmlformats.org/drawingml/2006/main">
+            <a:graphicData uri="http://schemas.openxmlformats.org/drawingml/2006/picture">
+              <pic:pic xmlns:pic="http://schemas.openxmlformats.org/drawingml/2006/picture">
+                <pic:nvPicPr>
+                  <pic:cNvPr id="0" name="image1.jpg" descr="Un dibujo con letras&#10;&#10;El contenido generado por IA puede ser incorrecto."/>
+                  <pic:cNvPicPr preferRelativeResize="0"/>
+                </pic:nvPicPr>
+                <pic:blipFill>
+                  <a:blip r:embed="rId2"/>
+                  <a:srcRect l="9162" t="24739" r="8689" b="19365"/>
+                  <a:stretch>
+                    <a:fillRect/>
+                  </a:stretch>
+                </pic:blipFill>
+                <pic:spPr>
+                  <a:xfrm>
+                    <a:off x="0" y="0"/>
+                    <a:ext cx="1303020" cy="350813"/>
+                  </a:xfrm>
+                  <a:prstGeom prst="rect">
+                    <a:avLst/>
+                  </a:prstGeom>
+                  <a:ln/>
+                </pic:spPr>
+              </pic:pic>
+            </a:graphicData>
+          </a:graphic>
+        </wp:anchor>
+      </w:drawing>
     </w:r>
   </w:p>
   <w:p>
     <w:pPr>
       <w:pBdr>
-        <w:top w:space="0" w:sz="0" w:val="nil"/>
-        <w:left w:space="0" w:sz="0" w:val="nil"/>
-        <w:bottom w:space="0" w:sz="0" w:val="nil"/>
-        <w:right w:space="0" w:sz="0" w:val="nil"/>
-        <w:between w:space="0" w:sz="0" w:val="nil"/>
+        <w:top w:val="nil"/>
+        <w:left w:val="nil"/>
+        <w:bottom w:val="nil"/>
+        <w:right w:val="nil"/>
+        <w:between w:val="nil"/>
       </w:pBdr>
       <w:tabs>
-        <w:tab w:val="center" w:leader="none" w:pos="4252"/>
-        <w:tab w:val="right" w:leader="none" w:pos="8504"/>
-        <w:tab w:val="left" w:leader="none" w:pos="7740"/>
+        <w:tab w:val="center" w:pos="4252"/>
+        <w:tab w:val="right" w:pos="8504"/>
+        <w:tab w:val="left" w:pos="7740"/>
       </w:tabs>
       <w:spacing w:before="0" w:line="240" w:lineRule="auto"/>
-      <w:ind w:left="0" w:firstLine="0"/>
+      <w:ind w:left="0"/>
       <w:rPr>
-        <w:rFonts w:ascii="Cambria" w:cs="Cambria" w:eastAsia="Cambria" w:hAnsi="Cambria"/>
+        <w:rFonts w:ascii="Cambria" w:eastAsia="Cambria" w:hAnsi="Cambria" w:cs="Cambria"/>
         <w:color w:val="000000"/>
       </w:rPr>
     </w:pPr>
     <w:r>
       <w:rPr>
-        <w:rFonts w:ascii="Cambria" w:cs="Cambria" w:eastAsia="Cambria" w:hAnsi="Cambria"/>
+        <w:rFonts w:ascii="Cambria" w:eastAsia="Cambria" w:hAnsi="Cambria" w:cs="Cambria"/>
+        <w:noProof/>
         <w:color w:val="000000"/>
       </w:rPr>
       <mc:AlternateContent>
         <mc:Choice Requires="wpg">
           <w:drawing>
-            <wp:anchor allowOverlap="1" behindDoc="0" distB="0" distT="0" distL="114300" distR="114300" hidden="0" layoutInCell="1" locked="0" relativeHeight="0" simplePos="0">
+            <wp:anchor distT="0" distB="0" distL="114300" distR="114300" simplePos="0" relativeHeight="251663360" behindDoc="0" locked="0" layoutInCell="1" hidden="0" allowOverlap="1">
               <wp:simplePos x="0" y="0"/>
               <wp:positionH relativeFrom="page">
                 <wp:align>center</wp:align>
@@ -2556,22 +2205,24 @@
                 <wp:align>top</wp:align>
               </wp:positionV>
               <wp:extent cx="7537450" cy="815340"/>
-              <wp:effectExtent b="0" l="0" r="0" t="0"/>
+              <wp:effectExtent l="0" t="0" r="0" b="0"/>
               <wp:wrapNone/>
-              <wp:docPr id="2100667905" name=""/>
-              <a:graphic>
+              <wp:docPr id="2100667905" name="Grupo 2100667905"/>
+              <wp:cNvGraphicFramePr/>
+              <a:graphic xmlns:a="http://schemas.openxmlformats.org/drawingml/2006/main">
                 <a:graphicData uri="http://schemas.microsoft.com/office/word/2010/wordprocessingGroup">
                   <wpg:wgp>
                     <wpg:cNvGrpSpPr/>
                     <wpg:grpSpPr>
                       <a:xfrm>
-                        <a:off x="1577275" y="3372325"/>
+                        <a:off x="0" y="0"/>
                         <a:ext cx="7537450" cy="815340"/>
                         <a:chOff x="1577275" y="3372325"/>
                         <a:chExt cx="7537450" cy="815350"/>
                       </a:xfrm>
                     </wpg:grpSpPr>
                     <wpg:grpSp>
+                      <wpg:cNvPr id="5" name="Grupo 5"/>
                       <wpg:cNvGrpSpPr/>
                       <wpg:grpSpPr>
                         <a:xfrm>
@@ -2582,8 +2233,8 @@
                         </a:xfrm>
                       </wpg:grpSpPr>
                       <wps:wsp>
+                        <wps:cNvPr id="6" name="Rectángulo 6"/>
                         <wps:cNvSpPr/>
-                        <wps:cNvPr id="11" name="Shape 11"/>
                         <wps:spPr>
                           <a:xfrm>
                             <a:off x="1577275" y="3372325"/>
@@ -2601,19 +2252,19 @@
                           <w:txbxContent>
                             <w:p>
                               <w:pPr>
-                                <w:spacing w:after="0" w:before="0" w:line="240"/>
-                                <w:ind w:left="0" w:right="0" w:firstLine="0"/>
-                                <w:jc w:val="left"/>
+                                <w:spacing w:before="0" w:line="240" w:lineRule="auto"/>
+                                <w:ind w:left="0"/>
                                 <w:textDirection w:val="btLr"/>
                               </w:pPr>
                             </w:p>
                           </w:txbxContent>
                         </wps:txbx>
-                        <wps:bodyPr anchorCtr="0" anchor="ctr" bIns="91425" lIns="91425" spcFirstLastPara="1" rIns="91425" wrap="square" tIns="91425">
+                        <wps:bodyPr spcFirstLastPara="1" wrap="square" lIns="91425" tIns="91425" rIns="91425" bIns="91425" anchor="ctr" anchorCtr="0">
                           <a:noAutofit/>
                         </wps:bodyPr>
                       </wps:wsp>
                       <wpg:grpSp>
+                        <wpg:cNvPr id="7" name="Grupo 7"/>
                         <wpg:cNvGrpSpPr/>
                         <wpg:grpSpPr>
                           <a:xfrm>
@@ -2624,8 +2275,8 @@
                           </a:xfrm>
                         </wpg:grpSpPr>
                         <wps:wsp>
+                          <wps:cNvPr id="8" name="Rectángulo 8"/>
                           <wps:cNvSpPr/>
-                          <wps:cNvPr id="16" name="Shape 16"/>
                           <wps:spPr>
                             <a:xfrm>
                               <a:off x="8" y="9"/>
@@ -2643,19 +2294,19 @@
                             <w:txbxContent>
                               <w:p>
                                 <w:pPr>
-                                  <w:spacing w:after="0" w:before="0" w:line="240"/>
-                                  <w:ind w:left="0" w:right="0" w:firstLine="-357.00000762939453"/>
-                                  <w:jc w:val="left"/>
+                                  <w:spacing w:before="0" w:line="240" w:lineRule="auto"/>
+                                  <w:ind w:left="0" w:hanging="357"/>
                                   <w:textDirection w:val="btLr"/>
                                 </w:pPr>
                               </w:p>
                             </w:txbxContent>
                           </wps:txbx>
-                          <wps:bodyPr anchorCtr="0" anchor="ctr" bIns="91425" lIns="91425" spcFirstLastPara="1" rIns="91425" wrap="square" tIns="91425">
+                          <wps:bodyPr spcFirstLastPara="1" wrap="square" lIns="91425" tIns="91425" rIns="91425" bIns="91425" anchor="ctr" anchorCtr="0">
                             <a:noAutofit/>
                           </wps:bodyPr>
                         </wps:wsp>
                         <wps:wsp>
+                          <wps:cNvPr id="9" name="Conector recto de flecha 9"/>
                           <wps:cNvCnPr/>
                           <wps:spPr>
                             <a:xfrm>
@@ -2666,23 +2317,21 @@
                               <a:avLst/>
                             </a:prstGeom>
                             <a:noFill/>
-                            <a:ln cap="flat" cmpd="sng" w="9525">
+                            <a:ln w="9525" cap="flat" cmpd="sng">
                               <a:solidFill>
                                 <a:srgbClr val="31849B"/>
                               </a:solidFill>
                               <a:prstDash val="solid"/>
                               <a:round/>
-                              <a:headEnd len="sm" w="sm" type="none"/>
-                              <a:tailEnd len="sm" w="sm" type="none"/>
+                              <a:headEnd type="none" w="sm" len="sm"/>
+                              <a:tailEnd type="none" w="sm" len="sm"/>
                             </a:ln>
                           </wps:spPr>
-                          <wps:bodyPr anchorCtr="0" anchor="ctr" bIns="91425" lIns="91425" spcFirstLastPara="1" rIns="91425" wrap="square" tIns="91425">
-                            <a:noAutofit/>
-                          </wps:bodyPr>
+                          <wps:bodyPr/>
                         </wps:wsp>
                         <wps:wsp>
+                          <wps:cNvPr id="10" name="Rectángulo 10"/>
                           <wps:cNvSpPr/>
-                          <wps:cNvPr id="18" name="Shape 18"/>
                           <wps:spPr>
                             <a:xfrm>
                               <a:off x="8" y="9"/>
@@ -2700,15 +2349,14 @@
                             <w:txbxContent>
                               <w:p>
                                 <w:pPr>
-                                  <w:spacing w:after="0" w:before="0" w:line="240"/>
-                                  <w:ind w:left="0" w:right="0" w:firstLine="-357.00000762939453"/>
-                                  <w:jc w:val="left"/>
+                                  <w:spacing w:before="0" w:line="240" w:lineRule="auto"/>
+                                  <w:ind w:left="0" w:hanging="357"/>
                                   <w:textDirection w:val="btLr"/>
                                 </w:pPr>
                               </w:p>
                             </w:txbxContent>
                           </wps:txbx>
-                          <wps:bodyPr anchorCtr="0" anchor="ctr" bIns="91425" lIns="91425" spcFirstLastPara="1" rIns="91425" wrap="square" tIns="91425">
+                          <wps:bodyPr spcFirstLastPara="1" wrap="square" lIns="91425" tIns="91425" rIns="91425" bIns="91425" anchor="ctr" anchorCtr="0">
                             <a:noAutofit/>
                           </wps:bodyPr>
                         </wps:wsp>
@@ -2721,56 +2369,76 @@
           </w:drawing>
         </mc:Choice>
         <mc:Fallback>
-          <w:drawing>
-            <wp:anchor allowOverlap="1" behindDoc="0" distB="0" distT="0" distL="114300" distR="114300" hidden="0" layoutInCell="1" locked="0" relativeHeight="0" simplePos="0">
-              <wp:simplePos x="0" y="0"/>
-              <wp:positionH relativeFrom="page">
-                <wp:align>center</wp:align>
-              </wp:positionH>
-              <wp:positionV relativeFrom="page">
-                <wp:align>top</wp:align>
-              </wp:positionV>
-              <wp:extent cx="7537450" cy="815340"/>
-              <wp:effectExtent b="0" l="0" r="0" t="0"/>
-              <wp:wrapNone/>
-              <wp:docPr id="2100667905" name="image13.png"/>
-              <a:graphic>
-                <a:graphicData uri="http://schemas.openxmlformats.org/drawingml/2006/picture">
-                  <pic:pic>
-                    <pic:nvPicPr>
-                      <pic:cNvPr id="0" name="image13.png"/>
-                      <pic:cNvPicPr preferRelativeResize="0"/>
-                    </pic:nvPicPr>
-                    <pic:blipFill>
-                      <a:blip r:embed="rId1"/>
-                      <a:srcRect/>
-                      <a:stretch>
-                        <a:fillRect/>
-                      </a:stretch>
-                    </pic:blipFill>
-                    <pic:spPr>
-                      <a:xfrm>
-                        <a:off x="0" y="0"/>
-                        <a:ext cx="7537450" cy="815340"/>
-                      </a:xfrm>
-                      <a:prstGeom prst="rect"/>
-                      <a:ln/>
-                    </pic:spPr>
-                  </pic:pic>
-                </a:graphicData>
-              </a:graphic>
-            </wp:anchor>
-          </w:drawing>
+          <w:pict>
+            <v:group id="Grupo 2100667905" o:spid="_x0000_s1037" style="position:absolute;margin-left:0;margin-top:0;width:593.5pt;height:64.2pt;z-index:251663360;mso-position-horizontal:center;mso-position-horizontal-relative:page;mso-position-vertical:top;mso-position-vertical-relative:page" coordorigin="15772,33723" coordsize="75374,8153" o:gfxdata="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">
+              <v:group id="Grupo 5" o:spid="_x0000_s1038" style="position:absolute;left:15772;top:33723;width:75375;height:8153" coordorigin="15772,33723" coordsize="75374,8153" o:gfxdata="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">
+                <v:rect id="Rectángulo 6" o:spid="_x0000_s1039" style="position:absolute;left:15772;top:33723;width:75375;height:8153;visibility:visible;mso-wrap-style:square;v-text-anchor:middle" o:gfxdata="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" filled="f" stroked="f">
+                  <v:textbox inset="2.53958mm,2.53958mm,2.53958mm,2.53958mm">
+                    <w:txbxContent>
+                      <w:p>
+                        <w:pPr>
+                          <w:spacing w:before="0" w:line="240" w:lineRule="auto"/>
+                          <w:ind w:left="0"/>
+                          <w:textDirection w:val="btLr"/>
+                        </w:pPr>
+                      </w:p>
+                    </w:txbxContent>
+                  </v:textbox>
+                </v:rect>
+                <v:group id="Grupo 7" o:spid="_x0000_s1040" style="position:absolute;left:15772;top:33723;width:75375;height:8153" coordorigin="8,9" coordsize="15823,1439" o:gfxdata="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">
+                  <v:rect id="Rectángulo 8" o:spid="_x0000_s1041" style="position:absolute;left:8;top:9;width:15800;height:1425;visibility:visible;mso-wrap-style:square;v-text-anchor:middle" o:gfxdata="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" filled="f" stroked="f">
+                    <v:textbox inset="2.53958mm,2.53958mm,2.53958mm,2.53958mm">
+                      <w:txbxContent>
+                        <w:p>
+                          <w:pPr>
+                            <w:spacing w:before="0" w:line="240" w:lineRule="auto"/>
+                            <w:ind w:left="0" w:hanging="357"/>
+                            <w:textDirection w:val="btLr"/>
+                          </w:pPr>
+                        </w:p>
+                      </w:txbxContent>
+                    </v:textbox>
+                  </v:rect>
+                  <v:shapetype id="_x0000_t32" coordsize="21600,21600" o:spt="32" o:oned="t" path="m,l21600,21600e" filled="f">
+                    <v:path arrowok="t" fillok="f" o:connecttype="none"/>
+                    <o:lock v:ext="edit" shapetype="t"/>
+                  </v:shapetype>
+                  <v:shape id="Conector recto de flecha 9" o:spid="_x0000_s1042" type="#_x0000_t32" style="position:absolute;left:9;top:1431;width:15822;height:0;visibility:visible;mso-wrap-style:square" o:connectortype="straight" o:gfxdata="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" strokecolor="#31849b">
+                    <v:stroke startarrowwidth="narrow" startarrowlength="short" endarrowwidth="narrow" endarrowlength="short"/>
+                  </v:shape>
+                  <v:rect id="Rectángulo 10" o:spid="_x0000_s1043" style="position:absolute;left:8;top:9;width:4031;height:1439;visibility:visible;mso-wrap-style:square;v-text-anchor:middle" o:gfxdata="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" filled="f" stroked="f">
+                    <v:textbox inset="2.53958mm,2.53958mm,2.53958mm,2.53958mm">
+                      <w:txbxContent>
+                        <w:p>
+                          <w:pPr>
+                            <w:spacing w:before="0" w:line="240" w:lineRule="auto"/>
+                            <w:ind w:left="0" w:hanging="357"/>
+                            <w:textDirection w:val="btLr"/>
+                          </w:pPr>
+                        </w:p>
+                      </w:txbxContent>
+                    </v:textbox>
+                  </v:rect>
+                </v:group>
+              </v:group>
+              <w10:wrap anchorx="page" anchory="page"/>
+            </v:group>
+          </w:pict>
         </mc:Fallback>
       </mc:AlternateContent>
     </w:r>
     <w:r>
       <w:rPr>
-        <w:rFonts w:ascii="Cambria" w:cs="Cambria" w:eastAsia="Cambria" w:hAnsi="Cambria"/>
+        <w:rFonts w:ascii="Cambria" w:eastAsia="Cambria" w:hAnsi="Cambria" w:cs="Cambria"/>
         <w:color w:val="000000"/>
-        <w:rtl w:val="0"/>
       </w:rPr>
-      <w:t xml:space="preserve">GRCU Manager</w:t>
+      <w:t>GRCU Manager</w:t>
+    </w:r>
+    <w:r>
+      <w:rPr>
+        <w:rFonts w:ascii="Cambria" w:eastAsia="Cambria" w:hAnsi="Cambria" w:cs="Cambria"/>
+        <w:color w:val="000000"/>
+      </w:rPr>
       <w:tab/>
     </w:r>
   </w:p>
@@ -2778,18 +2446,136 @@
 </file>
 
 <file path=word/numbering.xml><?xml version="1.0" encoding="utf-8"?>
-<w:numbering xmlns:mc="http://schemas.openxmlformats.org/markup-compatibility/2006" xmlns:o="urn:schemas-microsoft-com:office:office" xmlns:r="http://schemas.openxmlformats.org/officeDocument/2006/relationships" xmlns:m="http://schemas.openxmlformats.org/officeDocument/2006/math" xmlns:v="urn:schemas-microsoft-com:vml" xmlns:wp="http://schemas.openxmlformats.org/drawingml/2006/wordprocessingDrawing" xmlns:w10="urn:schemas-microsoft-com:office:word" xmlns:w="http://schemas.openxmlformats.org/wordprocessingml/2006/main" xmlns:wne="http://schemas.microsoft.com/office/word/2006/wordml" xmlns:sl="http://schemas.openxmlformats.org/schemaLibrary/2006/main" xmlns:a="http://schemas.openxmlformats.org/drawingml/2006/main" xmlns:pic="http://schemas.openxmlformats.org/drawingml/2006/picture" xmlns:c="http://schemas.openxmlformats.org/drawingml/2006/chart" xmlns:lc="http://schemas.openxmlformats.org/drawingml/2006/lockedCanvas" xmlns:dgm="http://schemas.openxmlformats.org/drawingml/2006/diagram" xmlns:wps="http://schemas.microsoft.com/office/word/2010/wordprocessingShape" xmlns:wpg="http://schemas.microsoft.com/office/word/2010/wordprocessingGroup" xmlns:w14="http://schemas.microsoft.com/office/word/2010/wordml" xmlns:w15="http://schemas.microsoft.com/office/word/2012/wordml" xmlns:w16="http://schemas.microsoft.com/office/word/2018/wordml" xmlns:w16cex="http://schemas.microsoft.com/office/word/2018/wordml/cex" xmlns:w16cid="http://schemas.microsoft.com/office/word/2016/wordml/cid" xmlns="http://schemas.microsoft.com/office/tasks/2019/documenttasks" xmlns:cr="http://schemas.microsoft.com/office/comments/2020/reactions"/>
+<w:numbering xmlns:wpc="http://schemas.microsoft.com/office/word/2010/wordprocessingCanvas" xmlns:cx="http://schemas.microsoft.com/office/drawing/2014/chartex" xmlns:cx1="http://schemas.microsoft.com/office/drawing/2015/9/8/chartex" xmlns:cx2="http://schemas.microsoft.com/office/drawing/2015/10/21/chartex" xmlns:cx3="http://schemas.microsoft.com/office/drawing/2016/5/9/chartex" xmlns:cx4="http://schemas.microsoft.com/office/drawing/2016/5/10/chartex" xmlns:cx5="http://schemas.microsoft.com/office/drawing/2016/5/11/chartex" xmlns:cx6="http://schemas.microsoft.com/office/drawing/2016/5/12/chartex" xmlns:cx7="http://schemas.microsoft.com/office/drawing/2016/5/13/chartex" xmlns:cx8="http://schemas.microsoft.com/office/drawing/2016/5/14/chartex" xmlns:mc="http://schemas.openxmlformats.org/markup-compatibility/2006" xmlns:aink="http://schemas.microsoft.com/office/drawing/2016/ink" xmlns:am3d="http://schemas.microsoft.com/office/drawing/2017/model3d" xmlns:o="urn:schemas-microsoft-com:office:office" xmlns:r="http://schemas.openxmlformats.org/officeDocument/2006/relationships" xmlns:m="http://schemas.openxmlformats.org/officeDocument/2006/math" xmlns:v="urn:schemas-microsoft-com:vml" xmlns:wp14="http://schemas.microsoft.com/office/word/2010/wordprocessingDrawing" xmlns:wp="http://schemas.openxmlformats.org/drawingml/2006/wordprocessingDrawing" xmlns:w10="urn:schemas-microsoft-com:office:word" xmlns:w="http://schemas.openxmlformats.org/wordprocessingml/2006/main" xmlns:w14="http://schemas.microsoft.com/office/word/2010/wordml" xmlns:w15="http://schemas.microsoft.com/office/word/2012/wordml" xmlns:w16cid="http://schemas.microsoft.com/office/word/2016/wordml/cid" xmlns:w16se="http://schemas.microsoft.com/office/word/2015/wordml/symex" xmlns:wpg="http://schemas.microsoft.com/office/word/2010/wordprocessingGroup" xmlns:wpi="http://schemas.microsoft.com/office/word/2010/wordprocessingInk" xmlns:wne="http://schemas.microsoft.com/office/word/2006/wordml" xmlns:wps="http://schemas.microsoft.com/office/word/2010/wordprocessingShape" mc:Ignorable="w14 w15 w16se w16cid wp14">
+  <w:abstractNum w:abstractNumId="0" w15:restartNumberingAfterBreak="0">
+    <w:nsid w:val="1EE6226F"/>
+    <w:multiLevelType w:val="multilevel"/>
+    <w:tmpl w:val="74CAE8B2"/>
+    <w:lvl w:ilvl="0">
+      <w:start w:val="1"/>
+      <w:numFmt w:val="decimal"/>
+      <w:pStyle w:val="PSI-ComentarioVieta"/>
+      <w:lvlText w:val="%1."/>
+      <w:lvlJc w:val="left"/>
+      <w:pPr>
+        <w:tabs>
+          <w:tab w:val="num" w:pos="720"/>
+        </w:tabs>
+        <w:ind w:left="720" w:hanging="720"/>
+      </w:pPr>
+    </w:lvl>
+    <w:lvl w:ilvl="1">
+      <w:start w:val="1"/>
+      <w:numFmt w:val="decimal"/>
+      <w:lvlText w:val="%2."/>
+      <w:lvlJc w:val="left"/>
+      <w:pPr>
+        <w:tabs>
+          <w:tab w:val="num" w:pos="1440"/>
+        </w:tabs>
+        <w:ind w:left="1440" w:hanging="720"/>
+      </w:pPr>
+    </w:lvl>
+    <w:lvl w:ilvl="2">
+      <w:start w:val="1"/>
+      <w:numFmt w:val="decimal"/>
+      <w:lvlText w:val="%3."/>
+      <w:lvlJc w:val="left"/>
+      <w:pPr>
+        <w:tabs>
+          <w:tab w:val="num" w:pos="2160"/>
+        </w:tabs>
+        <w:ind w:left="2160" w:hanging="720"/>
+      </w:pPr>
+    </w:lvl>
+    <w:lvl w:ilvl="3">
+      <w:start w:val="1"/>
+      <w:numFmt w:val="decimal"/>
+      <w:lvlText w:val="%4."/>
+      <w:lvlJc w:val="left"/>
+      <w:pPr>
+        <w:tabs>
+          <w:tab w:val="num" w:pos="2880"/>
+        </w:tabs>
+        <w:ind w:left="2880" w:hanging="720"/>
+      </w:pPr>
+    </w:lvl>
+    <w:lvl w:ilvl="4">
+      <w:start w:val="1"/>
+      <w:numFmt w:val="decimal"/>
+      <w:lvlText w:val="%5."/>
+      <w:lvlJc w:val="left"/>
+      <w:pPr>
+        <w:tabs>
+          <w:tab w:val="num" w:pos="3600"/>
+        </w:tabs>
+        <w:ind w:left="3600" w:hanging="720"/>
+      </w:pPr>
+    </w:lvl>
+    <w:lvl w:ilvl="5">
+      <w:start w:val="1"/>
+      <w:numFmt w:val="decimal"/>
+      <w:lvlText w:val="%6."/>
+      <w:lvlJc w:val="left"/>
+      <w:pPr>
+        <w:tabs>
+          <w:tab w:val="num" w:pos="4320"/>
+        </w:tabs>
+        <w:ind w:left="4320" w:hanging="720"/>
+      </w:pPr>
+    </w:lvl>
+    <w:lvl w:ilvl="6">
+      <w:start w:val="1"/>
+      <w:numFmt w:val="decimal"/>
+      <w:lvlText w:val="%7."/>
+      <w:lvlJc w:val="left"/>
+      <w:pPr>
+        <w:tabs>
+          <w:tab w:val="num" w:pos="5040"/>
+        </w:tabs>
+        <w:ind w:left="5040" w:hanging="720"/>
+      </w:pPr>
+    </w:lvl>
+    <w:lvl w:ilvl="7">
+      <w:start w:val="1"/>
+      <w:numFmt w:val="decimal"/>
+      <w:lvlText w:val="%8."/>
+      <w:lvlJc w:val="left"/>
+      <w:pPr>
+        <w:tabs>
+          <w:tab w:val="num" w:pos="5760"/>
+        </w:tabs>
+        <w:ind w:left="5760" w:hanging="720"/>
+      </w:pPr>
+    </w:lvl>
+    <w:lvl w:ilvl="8">
+      <w:start w:val="1"/>
+      <w:numFmt w:val="decimal"/>
+      <w:lvlText w:val="%9."/>
+      <w:lvlJc w:val="left"/>
+      <w:pPr>
+        <w:tabs>
+          <w:tab w:val="num" w:pos="6480"/>
+        </w:tabs>
+        <w:ind w:left="6480" w:hanging="720"/>
+      </w:pPr>
+    </w:lvl>
+  </w:abstractNum>
+  <w:num w:numId="1">
+    <w:abstractNumId w:val="0"/>
+  </w:num>
+</w:numbering>
 </file>
 
 <file path=word/styles.xml><?xml version="1.0" encoding="utf-8"?>
-<w:styles xmlns:mc="http://schemas.openxmlformats.org/markup-compatibility/2006" xmlns:o="urn:schemas-microsoft-com:office:office" xmlns:r="http://schemas.openxmlformats.org/officeDocument/2006/relationships" xmlns:m="http://schemas.openxmlformats.org/officeDocument/2006/math" xmlns:v="urn:schemas-microsoft-com:vml" xmlns:wp="http://schemas.openxmlformats.org/drawingml/2006/wordprocessingDrawing" xmlns:w10="urn:schemas-microsoft-com:office:word" xmlns:w="http://schemas.openxmlformats.org/wordprocessingml/2006/main" xmlns:wne="http://schemas.microsoft.com/office/word/2006/wordml" xmlns:sl="http://schemas.openxmlformats.org/schemaLibrary/2006/main" xmlns:a="http://schemas.openxmlformats.org/drawingml/2006/main" xmlns:pic="http://schemas.openxmlformats.org/drawingml/2006/picture" xmlns:c="http://schemas.openxmlformats.org/drawingml/2006/chart" xmlns:lc="http://schemas.openxmlformats.org/drawingml/2006/lockedCanvas" xmlns:dgm="http://schemas.openxmlformats.org/drawingml/2006/diagram" xmlns:wps="http://schemas.microsoft.com/office/word/2010/wordprocessingShape" xmlns:wpg="http://schemas.microsoft.com/office/word/2010/wordprocessingGroup" xmlns:w14="http://schemas.microsoft.com/office/word/2010/wordml" xmlns:w15="http://schemas.microsoft.com/office/word/2012/wordml" xmlns:w16="http://schemas.microsoft.com/office/word/2018/wordml" xmlns:w16cex="http://schemas.microsoft.com/office/word/2018/wordml/cex" xmlns:w16cid="http://schemas.microsoft.com/office/word/2016/wordml/cid" xmlns="http://schemas.microsoft.com/office/tasks/2019/documenttasks" xmlns:cr="http://schemas.microsoft.com/office/comments/2020/reactions">
+<w:styles xmlns:mc="http://schemas.openxmlformats.org/markup-compatibility/2006" xmlns:r="http://schemas.openxmlformats.org/officeDocument/2006/relationships" xmlns:w="http://schemas.openxmlformats.org/wordprocessingml/2006/main" xmlns:w14="http://schemas.microsoft.com/office/word/2010/wordml" xmlns:w15="http://schemas.microsoft.com/office/word/2012/wordml" xmlns:w16cid="http://schemas.microsoft.com/office/word/2016/wordml/cid" xmlns:w16se="http://schemas.microsoft.com/office/word/2015/wordml/symex" mc:Ignorable="w14 w15 w16se w16cid">
   <w:docDefaults>
     <w:rPrDefault>
       <w:rPr>
-        <w:rFonts w:ascii="Calibri" w:cs="Calibri" w:eastAsia="Calibri" w:hAnsi="Calibri"/>
+        <w:rFonts w:ascii="Calibri" w:eastAsia="Calibri" w:hAnsi="Calibri" w:cs="Calibri"/>
         <w:sz w:val="22"/>
         <w:szCs w:val="22"/>
-        <w:lang w:val="es-AR"/>
+        <w:lang w:val="es-AR" w:eastAsia="es-AR" w:bidi="ar-SA"/>
       </w:rPr>
     </w:rPrDefault>
     <w:pPrDefault>
@@ -2799,170 +2585,578 @@
       </w:pPr>
     </w:pPrDefault>
   </w:docDefaults>
-  <w:style w:type="table" w:styleId="TableNormal" w:default="1">
+  <w:latentStyles w:defLockedState="0" w:defUIPriority="99" w:defSemiHidden="0" w:defUnhideWhenUsed="0" w:defQFormat="0" w:count="375">
+    <w:lsdException w:name="Normal" w:uiPriority="0" w:qFormat="1"/>
+    <w:lsdException w:name="heading 1" w:uiPriority="9" w:qFormat="1"/>
+    <w:lsdException w:name="heading 2" w:semiHidden="1" w:uiPriority="9" w:unhideWhenUsed="1" w:qFormat="1"/>
+    <w:lsdException w:name="heading 3" w:semiHidden="1" w:uiPriority="9" w:unhideWhenUsed="1" w:qFormat="1"/>
+    <w:lsdException w:name="heading 4" w:semiHidden="1" w:uiPriority="9" w:unhideWhenUsed="1" w:qFormat="1"/>
+    <w:lsdException w:name="heading 5" w:semiHidden="1" w:uiPriority="9" w:unhideWhenUsed="1" w:qFormat="1"/>
+    <w:lsdException w:name="heading 6" w:semiHidden="1" w:uiPriority="9" w:unhideWhenUsed="1" w:qFormat="1"/>
+    <w:lsdException w:name="heading 7" w:semiHidden="1" w:uiPriority="9" w:unhideWhenUsed="1" w:qFormat="1"/>
+    <w:lsdException w:name="heading 8" w:semiHidden="1" w:uiPriority="9" w:unhideWhenUsed="1" w:qFormat="1"/>
+    <w:lsdException w:name="heading 9" w:semiHidden="1" w:uiPriority="9" w:unhideWhenUsed="1" w:qFormat="1"/>
+    <w:lsdException w:name="index 1" w:semiHidden="1" w:unhideWhenUsed="1"/>
+    <w:lsdException w:name="index 2" w:semiHidden="1" w:unhideWhenUsed="1"/>
+    <w:lsdException w:name="index 3" w:semiHidden="1" w:unhideWhenUsed="1"/>
+    <w:lsdException w:name="index 4" w:semiHidden="1" w:unhideWhenUsed="1"/>
+    <w:lsdException w:name="index 5" w:semiHidden="1" w:unhideWhenUsed="1"/>
+    <w:lsdException w:name="index 6" w:semiHidden="1" w:unhideWhenUsed="1"/>
+    <w:lsdException w:name="index 7" w:semiHidden="1" w:unhideWhenUsed="1"/>
+    <w:lsdException w:name="index 8" w:semiHidden="1" w:unhideWhenUsed="1"/>
+    <w:lsdException w:name="index 9" w:semiHidden="1" w:unhideWhenUsed="1"/>
+    <w:lsdException w:name="toc 1" w:semiHidden="1" w:uiPriority="39" w:unhideWhenUsed="1"/>
+    <w:lsdException w:name="toc 2" w:semiHidden="1" w:uiPriority="39" w:unhideWhenUsed="1"/>
+    <w:lsdException w:name="toc 3" w:semiHidden="1" w:uiPriority="39" w:unhideWhenUsed="1"/>
+    <w:lsdException w:name="toc 4" w:semiHidden="1" w:uiPriority="39" w:unhideWhenUsed="1"/>
+    <w:lsdException w:name="toc 5" w:semiHidden="1" w:uiPriority="39" w:unhideWhenUsed="1"/>
+    <w:lsdException w:name="toc 6" w:semiHidden="1" w:uiPriority="39" w:unhideWhenUsed="1"/>
+    <w:lsdException w:name="toc 7" w:semiHidden="1" w:uiPriority="39" w:unhideWhenUsed="1"/>
+    <w:lsdException w:name="toc 8" w:semiHidden="1" w:uiPriority="39" w:unhideWhenUsed="1"/>
+    <w:lsdException w:name="toc 9" w:semiHidden="1" w:uiPriority="39" w:unhideWhenUsed="1"/>
+    <w:lsdException w:name="Normal Indent" w:semiHidden="1" w:unhideWhenUsed="1"/>
+    <w:lsdException w:name="footnote text" w:semiHidden="1" w:unhideWhenUsed="1"/>
+    <w:lsdException w:name="annotation text" w:semiHidden="1" w:unhideWhenUsed="1"/>
+    <w:lsdException w:name="header" w:semiHidden="1" w:unhideWhenUsed="1"/>
+    <w:lsdException w:name="footer" w:semiHidden="1" w:unhideWhenUsed="1"/>
+    <w:lsdException w:name="index heading" w:semiHidden="1" w:unhideWhenUsed="1"/>
+    <w:lsdException w:name="caption" w:semiHidden="1" w:uiPriority="35" w:unhideWhenUsed="1" w:qFormat="1"/>
+    <w:lsdException w:name="table of figures" w:semiHidden="1" w:unhideWhenUsed="1"/>
+    <w:lsdException w:name="envelope address" w:semiHidden="1" w:unhideWhenUsed="1"/>
+    <w:lsdException w:name="envelope return" w:semiHidden="1" w:unhideWhenUsed="1"/>
+    <w:lsdException w:name="footnote reference" w:semiHidden="1" w:unhideWhenUsed="1"/>
+    <w:lsdException w:name="annotation reference" w:semiHidden="1" w:unhideWhenUsed="1"/>
+    <w:lsdException w:name="line number" w:semiHidden="1" w:unhideWhenUsed="1"/>
+    <w:lsdException w:name="page number" w:semiHidden="1" w:unhideWhenUsed="1"/>
+    <w:lsdException w:name="endnote reference" w:semiHidden="1" w:unhideWhenUsed="1"/>
+    <w:lsdException w:name="endnote text" w:semiHidden="1" w:unhideWhenUsed="1"/>
+    <w:lsdException w:name="table of authorities" w:semiHidden="1" w:unhideWhenUsed="1"/>
+    <w:lsdException w:name="macro" w:semiHidden="1" w:unhideWhenUsed="1"/>
+    <w:lsdException w:name="toa heading" w:semiHidden="1" w:unhideWhenUsed="1"/>
+    <w:lsdException w:name="List" w:semiHidden="1" w:unhideWhenUsed="1"/>
+    <w:lsdException w:name="List Bullet" w:semiHidden="1" w:unhideWhenUsed="1"/>
+    <w:lsdException w:name="List Number" w:semiHidden="1" w:unhideWhenUsed="1"/>
+    <w:lsdException w:name="List 2" w:semiHidden="1" w:unhideWhenUsed="1"/>
+    <w:lsdException w:name="List 3" w:semiHidden="1" w:unhideWhenUsed="1"/>
+    <w:lsdException w:name="List 4" w:semiHidden="1" w:unhideWhenUsed="1"/>
+    <w:lsdException w:name="List 5" w:semiHidden="1" w:unhideWhenUsed="1"/>
+    <w:lsdException w:name="List Bullet 2" w:semiHidden="1" w:unhideWhenUsed="1"/>
+    <w:lsdException w:name="List Bullet 3" w:semiHidden="1" w:unhideWhenUsed="1"/>
+    <w:lsdException w:name="List Bullet 4" w:semiHidden="1" w:unhideWhenUsed="1"/>
+    <w:lsdException w:name="List Bullet 5" w:semiHidden="1" w:unhideWhenUsed="1"/>
+    <w:lsdException w:name="List Number 2" w:semiHidden="1" w:unhideWhenUsed="1"/>
+    <w:lsdException w:name="List Number 3" w:semiHidden="1" w:unhideWhenUsed="1"/>
+    <w:lsdException w:name="List Number 4" w:semiHidden="1" w:unhideWhenUsed="1"/>
+    <w:lsdException w:name="List Number 5" w:semiHidden="1" w:unhideWhenUsed="1"/>
+    <w:lsdException w:name="Title" w:uiPriority="10" w:qFormat="1"/>
+    <w:lsdException w:name="Closing" w:semiHidden="1" w:unhideWhenUsed="1"/>
+    <w:lsdException w:name="Signature" w:semiHidden="1" w:unhideWhenUsed="1"/>
+    <w:lsdException w:name="Default Paragraph Font" w:semiHidden="1" w:uiPriority="1" w:unhideWhenUsed="1"/>
+    <w:lsdException w:name="Body Text" w:semiHidden="1" w:unhideWhenUsed="1"/>
+    <w:lsdException w:name="Body Text Indent" w:semiHidden="1" w:unhideWhenUsed="1"/>
+    <w:lsdException w:name="List Continue" w:semiHidden="1" w:unhideWhenUsed="1"/>
+    <w:lsdException w:name="List Continue 2" w:semiHidden="1" w:unhideWhenUsed="1"/>
+    <w:lsdException w:name="List Continue 3" w:semiHidden="1" w:unhideWhenUsed="1"/>
+    <w:lsdException w:name="List Continue 4" w:semiHidden="1" w:unhideWhenUsed="1"/>
+    <w:lsdException w:name="List Continue 5" w:semiHidden="1" w:unhideWhenUsed="1"/>
+    <w:lsdException w:name="Message Header" w:semiHidden="1" w:unhideWhenUsed="1"/>
+    <w:lsdException w:name="Subtitle" w:uiPriority="11" w:qFormat="1"/>
+    <w:lsdException w:name="Salutation" w:semiHidden="1" w:unhideWhenUsed="1"/>
+    <w:lsdException w:name="Date" w:semiHidden="1" w:unhideWhenUsed="1"/>
+    <w:lsdException w:name="Body Text First Indent" w:semiHidden="1" w:unhideWhenUsed="1"/>
+    <w:lsdException w:name="Body Text First Indent 2" w:semiHidden="1" w:unhideWhenUsed="1"/>
+    <w:lsdException w:name="Note Heading" w:semiHidden="1" w:unhideWhenUsed="1"/>
+    <w:lsdException w:name="Body Text 2" w:semiHidden="1" w:unhideWhenUsed="1"/>
+    <w:lsdException w:name="Body Text 3" w:semiHidden="1" w:unhideWhenUsed="1"/>
+    <w:lsdException w:name="Body Text Indent 2" w:semiHidden="1" w:unhideWhenUsed="1"/>
+    <w:lsdException w:name="Body Text Indent 3" w:semiHidden="1" w:unhideWhenUsed="1"/>
+    <w:lsdException w:name="Block Text" w:semiHidden="1" w:unhideWhenUsed="1"/>
+    <w:lsdException w:name="Hyperlink" w:semiHidden="1" w:unhideWhenUsed="1"/>
+    <w:lsdException w:name="FollowedHyperlink" w:semiHidden="1" w:unhideWhenUsed="1"/>
+    <w:lsdException w:name="Strong" w:uiPriority="22" w:qFormat="1"/>
+    <w:lsdException w:name="Emphasis" w:uiPriority="20" w:qFormat="1"/>
+    <w:lsdException w:name="Document Map" w:semiHidden="1" w:unhideWhenUsed="1"/>
+    <w:lsdException w:name="Plain Text" w:semiHidden="1" w:unhideWhenUsed="1"/>
+    <w:lsdException w:name="E-mail Signature" w:semiHidden="1" w:unhideWhenUsed="1"/>
+    <w:lsdException w:name="HTML Top of Form" w:semiHidden="1" w:unhideWhenUsed="1"/>
+    <w:lsdException w:name="HTML Bottom of Form" w:semiHidden="1" w:unhideWhenUsed="1"/>
+    <w:lsdException w:name="Normal (Web)" w:semiHidden="1" w:unhideWhenUsed="1"/>
+    <w:lsdException w:name="HTML Acronym" w:semiHidden="1" w:unhideWhenUsed="1"/>
+    <w:lsdException w:name="HTML Address" w:semiHidden="1" w:unhideWhenUsed="1"/>
+    <w:lsdException w:name="HTML Cite" w:semiHidden="1" w:unhideWhenUsed="1"/>
+    <w:lsdException w:name="HTML Code" w:semiHidden="1" w:unhideWhenUsed="1"/>
+    <w:lsdException w:name="HTML Definition" w:semiHidden="1" w:unhideWhenUsed="1"/>
+    <w:lsdException w:name="HTML Keyboard" w:semiHidden="1" w:unhideWhenUsed="1"/>
+    <w:lsdException w:name="HTML Preformatted" w:semiHidden="1" w:unhideWhenUsed="1"/>
+    <w:lsdException w:name="HTML Sample" w:semiHidden="1" w:unhideWhenUsed="1"/>
+    <w:lsdException w:name="HTML Typewriter" w:semiHidden="1" w:unhideWhenUsed="1"/>
+    <w:lsdException w:name="HTML Variable" w:semiHidden="1" w:unhideWhenUsed="1"/>
+    <w:lsdException w:name="Normal Table" w:semiHidden="1" w:unhideWhenUsed="1"/>
+    <w:lsdException w:name="annotation subject" w:semiHidden="1" w:unhideWhenUsed="1"/>
+    <w:lsdException w:name="No List" w:semiHidden="1" w:unhideWhenUsed="1"/>
+    <w:lsdException w:name="Outline List 1" w:semiHidden="1" w:unhideWhenUsed="1"/>
+    <w:lsdException w:name="Outline List 2" w:semiHidden="1" w:unhideWhenUsed="1"/>
+    <w:lsdException w:name="Outline List 3" w:semiHidden="1" w:unhideWhenUsed="1"/>
+    <w:lsdException w:name="Table Simple 1" w:semiHidden="1" w:unhideWhenUsed="1"/>
+    <w:lsdException w:name="Table Simple 2" w:semiHidden="1" w:unhideWhenUsed="1"/>
+    <w:lsdException w:name="Table Simple 3" w:semiHidden="1" w:unhideWhenUsed="1"/>
+    <w:lsdException w:name="Table Classic 1" w:semiHidden="1" w:unhideWhenUsed="1"/>
+    <w:lsdException w:name="Table Classic 2" w:semiHidden="1" w:unhideWhenUsed="1"/>
+    <w:lsdException w:name="Table Classic 3" w:semiHidden="1" w:unhideWhenUsed="1"/>
+    <w:lsdException w:name="Table Classic 4" w:semiHidden="1" w:unhideWhenUsed="1"/>
+    <w:lsdException w:name="Table Colorful 1" w:semiHidden="1" w:unhideWhenUsed="1"/>
+    <w:lsdException w:name="Table Colorful 2" w:semiHidden="1" w:unhideWhenUsed="1"/>
+    <w:lsdException w:name="Table Colorful 3" w:semiHidden="1" w:unhideWhenUsed="1"/>
+    <w:lsdException w:name="Table Columns 1" w:semiHidden="1" w:unhideWhenUsed="1"/>
+    <w:lsdException w:name="Table Columns 2" w:semiHidden="1" w:unhideWhenUsed="1"/>
+    <w:lsdException w:name="Table Columns 3" w:semiHidden="1" w:unhideWhenUsed="1"/>
+    <w:lsdException w:name="Table Columns 4" w:semiHidden="1" w:unhideWhenUsed="1"/>
+    <w:lsdException w:name="Table Columns 5" w:semiHidden="1" w:unhideWhenUsed="1"/>
+    <w:lsdException w:name="Table Grid 1" w:semiHidden="1" w:unhideWhenUsed="1"/>
+    <w:lsdException w:name="Table Grid 2" w:semiHidden="1" w:unhideWhenUsed="1"/>
+    <w:lsdException w:name="Table Grid 3" w:semiHidden="1" w:unhideWhenUsed="1"/>
+    <w:lsdException w:name="Table Grid 4" w:semiHidden="1" w:unhideWhenUsed="1"/>
+    <w:lsdException w:name="Table Grid 5" w:semiHidden="1" w:unhideWhenUsed="1"/>
+    <w:lsdException w:name="Table Grid 6" w:semiHidden="1" w:unhideWhenUsed="1"/>
+    <w:lsdException w:name="Table Grid 7" w:semiHidden="1" w:unhideWhenUsed="1"/>
+    <w:lsdException w:name="Table Grid 8" w:semiHidden="1" w:unhideWhenUsed="1"/>
+    <w:lsdException w:name="Table List 1" w:semiHidden="1" w:unhideWhenUsed="1"/>
+    <w:lsdException w:name="Table List 2" w:semiHidden="1" w:unhideWhenUsed="1"/>
+    <w:lsdException w:name="Table List 3" w:semiHidden="1" w:unhideWhenUsed="1"/>
+    <w:lsdException w:name="Table List 4" w:semiHidden="1" w:unhideWhenUsed="1"/>
+    <w:lsdException w:name="Table List 5" w:semiHidden="1" w:unhideWhenUsed="1"/>
+    <w:lsdException w:name="Table List 6" w:semiHidden="1" w:unhideWhenUsed="1"/>
+    <w:lsdException w:name="Table List 7" w:semiHidden="1" w:unhideWhenUsed="1"/>
+    <w:lsdException w:name="Table List 8" w:semiHidden="1" w:unhideWhenUsed="1"/>
+    <w:lsdException w:name="Table 3D effects 1" w:semiHidden="1" w:unhideWhenUsed="1"/>
+    <w:lsdException w:name="Table 3D effects 2" w:semiHidden="1" w:unhideWhenUsed="1"/>
+    <w:lsdException w:name="Table 3D effects 3" w:semiHidden="1" w:unhideWhenUsed="1"/>
+    <w:lsdException w:name="Table Contemporary" w:semiHidden="1" w:unhideWhenUsed="1"/>
+    <w:lsdException w:name="Table Elegant" w:semiHidden="1" w:unhideWhenUsed="1"/>
+    <w:lsdException w:name="Table Professional" w:semiHidden="1" w:unhideWhenUsed="1"/>
+    <w:lsdException w:name="Table Subtle 1" w:semiHidden="1" w:unhideWhenUsed="1"/>
+    <w:lsdException w:name="Table Subtle 2" w:semiHidden="1" w:unhideWhenUsed="1"/>
+    <w:lsdException w:name="Table Web 1" w:semiHidden="1" w:unhideWhenUsed="1"/>
+    <w:lsdException w:name="Table Web 2" w:semiHidden="1" w:unhideWhenUsed="1"/>
+    <w:lsdException w:name="Table Web 3" w:semiHidden="1" w:unhideWhenUsed="1"/>
+    <w:lsdException w:name="Balloon Text" w:semiHidden="1" w:unhideWhenUsed="1"/>
+    <w:lsdException w:name="Table Grid" w:uiPriority="39"/>
+    <w:lsdException w:name="Table Theme" w:semiHidden="1" w:unhideWhenUsed="1"/>
+    <w:lsdException w:name="Placeholder Text" w:semiHidden="1"/>
+    <w:lsdException w:name="No Spacing" w:uiPriority="1" w:qFormat="1"/>
+    <w:lsdException w:name="Light Shading" w:uiPriority="60"/>
+    <w:lsdException w:name="Light List" w:uiPriority="61"/>
+    <w:lsdException w:name="Light Grid" w:uiPriority="62"/>
+    <w:lsdException w:name="Medium Shading 1" w:uiPriority="63"/>
+    <w:lsdException w:name="Medium Shading 2" w:uiPriority="64"/>
+    <w:lsdException w:name="Medium List 1" w:uiPriority="65"/>
+    <w:lsdException w:name="Medium List 2" w:uiPriority="66"/>
+    <w:lsdException w:name="Medium Grid 1" w:uiPriority="67"/>
+    <w:lsdException w:name="Medium Grid 2" w:uiPriority="68"/>
+    <w:lsdException w:name="Medium Grid 3" w:uiPriority="69"/>
+    <w:lsdException w:name="Dark List" w:uiPriority="70"/>
+    <w:lsdException w:name="Colorful Shading" w:uiPriority="71"/>
+    <w:lsdException w:name="Colorful List" w:uiPriority="72"/>
+    <w:lsdException w:name="Colorful Grid" w:uiPriority="73"/>
+    <w:lsdException w:name="Light Shading Accent 1" w:uiPriority="60"/>
+    <w:lsdException w:name="Light List Accent 1" w:uiPriority="61"/>
+    <w:lsdException w:name="Light Grid Accent 1" w:uiPriority="62"/>
+    <w:lsdException w:name="Medium Shading 1 Accent 1" w:uiPriority="63"/>
+    <w:lsdException w:name="Medium Shading 2 Accent 1" w:uiPriority="64"/>
+    <w:lsdException w:name="Medium List 1 Accent 1" w:uiPriority="65"/>
+    <w:lsdException w:name="Revision" w:semiHidden="1"/>
+    <w:lsdException w:name="List Paragraph" w:uiPriority="34" w:qFormat="1"/>
+    <w:lsdException w:name="Quote" w:uiPriority="29" w:qFormat="1"/>
+    <w:lsdException w:name="Intense Quote" w:uiPriority="30" w:qFormat="1"/>
+    <w:lsdException w:name="Medium List 2 Accent 1" w:uiPriority="66"/>
+    <w:lsdException w:name="Medium Grid 1 Accent 1" w:uiPriority="67"/>
+    <w:lsdException w:name="Medium Grid 2 Accent 1" w:uiPriority="68"/>
+    <w:lsdException w:name="Medium Grid 3 Accent 1" w:uiPriority="69"/>
+    <w:lsdException w:name="Dark List Accent 1" w:uiPriority="70"/>
+    <w:lsdException w:name="Colorful Shading Accent 1" w:uiPriority="71"/>
+    <w:lsdException w:name="Colorful List Accent 1" w:uiPriority="72"/>
+    <w:lsdException w:name="Colorful Grid Accent 1" w:uiPriority="73"/>
+    <w:lsdException w:name="Light Shading Accent 2" w:uiPriority="60"/>
+    <w:lsdException w:name="Light List Accent 2" w:uiPriority="61"/>
+    <w:lsdException w:name="Light Grid Accent 2" w:uiPriority="62"/>
+    <w:lsdException w:name="Medium Shading 1 Accent 2" w:uiPriority="63"/>
+    <w:lsdException w:name="Medium Shading 2 Accent 2" w:uiPriority="64"/>
+    <w:lsdException w:name="Medium List 1 Accent 2" w:uiPriority="65"/>
+    <w:lsdException w:name="Medium List 2 Accent 2" w:uiPriority="66"/>
+    <w:lsdException w:name="Medium Grid 1 Accent 2" w:uiPriority="67"/>
+    <w:lsdException w:name="Medium Grid 2 Accent 2" w:uiPriority="68"/>
+    <w:lsdException w:name="Medium Grid 3 Accent 2" w:uiPriority="69"/>
+    <w:lsdException w:name="Dark List Accent 2" w:uiPriority="70"/>
+    <w:lsdException w:name="Colorful Shading Accent 2" w:uiPriority="71"/>
+    <w:lsdException w:name="Colorful List Accent 2" w:uiPriority="72"/>
+    <w:lsdException w:name="Colorful Grid Accent 2" w:uiPriority="73"/>
+    <w:lsdException w:name="Light Shading Accent 3" w:uiPriority="60"/>
+    <w:lsdException w:name="Light List Accent 3" w:uiPriority="61"/>
+    <w:lsdException w:name="Light Grid Accent 3" w:uiPriority="62"/>
+    <w:lsdException w:name="Medium Shading 1 Accent 3" w:uiPriority="63"/>
+    <w:lsdException w:name="Medium Shading 2 Accent 3" w:uiPriority="64"/>
+    <w:lsdException w:name="Medium List 1 Accent 3" w:uiPriority="65"/>
+    <w:lsdException w:name="Medium List 2 Accent 3" w:uiPriority="66"/>
+    <w:lsdException w:name="Medium Grid 1 Accent 3" w:uiPriority="67"/>
+    <w:lsdException w:name="Medium Grid 2 Accent 3" w:uiPriority="68"/>
+    <w:lsdException w:name="Medium Grid 3 Accent 3" w:uiPriority="69"/>
+    <w:lsdException w:name="Dark List Accent 3" w:uiPriority="70"/>
+    <w:lsdException w:name="Colorful Shading Accent 3" w:uiPriority="71"/>
+    <w:lsdException w:name="Colorful List Accent 3" w:uiPriority="72"/>
+    <w:lsdException w:name="Colorful Grid Accent 3" w:uiPriority="73"/>
+    <w:lsdException w:name="Light Shading Accent 4" w:uiPriority="60"/>
+    <w:lsdException w:name="Light List Accent 4" w:uiPriority="61"/>
+    <w:lsdException w:name="Light Grid Accent 4" w:uiPriority="62"/>
+    <w:lsdException w:name="Medium Shading 1 Accent 4" w:uiPriority="63"/>
+    <w:lsdException w:name="Medium Shading 2 Accent 4" w:uiPriority="64"/>
+    <w:lsdException w:name="Medium List 1 Accent 4" w:uiPriority="65"/>
+    <w:lsdException w:name="Medium List 2 Accent 4" w:uiPriority="66"/>
+    <w:lsdException w:name="Medium Grid 1 Accent 4" w:uiPriority="67"/>
+    <w:lsdException w:name="Medium Grid 2 Accent 4" w:uiPriority="68"/>
+    <w:lsdException w:name="Medium Grid 3 Accent 4" w:uiPriority="69"/>
+    <w:lsdException w:name="Dark List Accent 4" w:uiPriority="70"/>
+    <w:lsdException w:name="Colorful Shading Accent 4" w:uiPriority="71"/>
+    <w:lsdException w:name="Colorful List Accent 4" w:uiPriority="72"/>
+    <w:lsdException w:name="Colorful Grid Accent 4" w:uiPriority="73"/>
+    <w:lsdException w:name="Light Shading Accent 5" w:uiPriority="60"/>
+    <w:lsdException w:name="Light List Accent 5" w:uiPriority="61"/>
+    <w:lsdException w:name="Light Grid Accent 5" w:uiPriority="62"/>
+    <w:lsdException w:name="Medium Shading 1 Accent 5" w:uiPriority="63"/>
+    <w:lsdException w:name="Medium Shading 2 Accent 5" w:uiPriority="64"/>
+    <w:lsdException w:name="Medium List 1 Accent 5" w:uiPriority="65"/>
+    <w:lsdException w:name="Medium List 2 Accent 5" w:uiPriority="66"/>
+    <w:lsdException w:name="Medium Grid 1 Accent 5" w:uiPriority="67"/>
+    <w:lsdException w:name="Medium Grid 2 Accent 5" w:uiPriority="68"/>
+    <w:lsdException w:name="Medium Grid 3 Accent 5" w:uiPriority="69"/>
+    <w:lsdException w:name="Dark List Accent 5" w:uiPriority="70"/>
+    <w:lsdException w:name="Colorful Shading Accent 5" w:uiPriority="71"/>
+    <w:lsdException w:name="Colorful List Accent 5" w:uiPriority="72"/>
+    <w:lsdException w:name="Colorful Grid Accent 5" w:uiPriority="73"/>
+    <w:lsdException w:name="Light Shading Accent 6" w:uiPriority="60"/>
+    <w:lsdException w:name="Light List Accent 6" w:uiPriority="61"/>
+    <w:lsdException w:name="Light Grid Accent 6" w:uiPriority="62"/>
+    <w:lsdException w:name="Medium Shading 1 Accent 6" w:uiPriority="63"/>
+    <w:lsdException w:name="Medium Shading 2 Accent 6" w:uiPriority="64"/>
+    <w:lsdException w:name="Medium List 1 Accent 6" w:uiPriority="65"/>
+    <w:lsdException w:name="Medium List 2 Accent 6" w:uiPriority="66"/>
+    <w:lsdException w:name="Medium Grid 1 Accent 6" w:uiPriority="67"/>
+    <w:lsdException w:name="Medium Grid 2 Accent 6" w:uiPriority="68"/>
+    <w:lsdException w:name="Medium Grid 3 Accent 6" w:uiPriority="69"/>
+    <w:lsdException w:name="Dark List Accent 6" w:uiPriority="70"/>
+    <w:lsdException w:name="Colorful Shading Accent 6" w:uiPriority="71"/>
+    <w:lsdException w:name="Colorful List Accent 6" w:uiPriority="72"/>
+    <w:lsdException w:name="Colorful Grid Accent 6" w:uiPriority="73"/>
+    <w:lsdException w:name="Subtle Emphasis" w:uiPriority="19" w:qFormat="1"/>
+    <w:lsdException w:name="Intense Emphasis" w:uiPriority="21" w:qFormat="1"/>
+    <w:lsdException w:name="Subtle Reference" w:uiPriority="31" w:qFormat="1"/>
+    <w:lsdException w:name="Intense Reference" w:uiPriority="32" w:qFormat="1"/>
+    <w:lsdException w:name="Book Title" w:uiPriority="33" w:qFormat="1"/>
+    <w:lsdException w:name="Bibliography" w:semiHidden="1" w:uiPriority="37" w:unhideWhenUsed="1"/>
+    <w:lsdException w:name="TOC Heading" w:semiHidden="1" w:uiPriority="39" w:unhideWhenUsed="1" w:qFormat="1"/>
+    <w:lsdException w:name="Plain Table 1" w:uiPriority="41"/>
+    <w:lsdException w:name="Plain Table 2" w:uiPriority="42"/>
+    <w:lsdException w:name="Plain Table 3" w:uiPriority="43"/>
+    <w:lsdException w:name="Plain Table 4" w:uiPriority="44"/>
+    <w:lsdException w:name="Plain Table 5" w:uiPriority="45"/>
+    <w:lsdException w:name="Grid Table Light" w:uiPriority="40"/>
+    <w:lsdException w:name="Grid Table 1 Light" w:uiPriority="46"/>
+    <w:lsdException w:name="Grid Table 2" w:uiPriority="47"/>
+    <w:lsdException w:name="Grid Table 3" w:uiPriority="48"/>
+    <w:lsdException w:name="Grid Table 4" w:uiPriority="49"/>
+    <w:lsdException w:name="Grid Table 5 Dark" w:uiPriority="50"/>
+    <w:lsdException w:name="Grid Table 6 Colorful" w:uiPriority="51"/>
+    <w:lsdException w:name="Grid Table 7 Colorful" w:uiPriority="52"/>
+    <w:lsdException w:name="Grid Table 1 Light Accent 1" w:uiPriority="46"/>
+    <w:lsdException w:name="Grid Table 2 Accent 1" w:uiPriority="47"/>
+    <w:lsdException w:name="Grid Table 3 Accent 1" w:uiPriority="48"/>
+    <w:lsdException w:name="Grid Table 4 Accent 1" w:uiPriority="49"/>
+    <w:lsdException w:name="Grid Table 5 Dark Accent 1" w:uiPriority="50"/>
+    <w:lsdException w:name="Grid Table 6 Colorful Accent 1" w:uiPriority="51"/>
+    <w:lsdException w:name="Grid Table 7 Colorful Accent 1" w:uiPriority="52"/>
+    <w:lsdException w:name="Grid Table 1 Light Accent 2" w:uiPriority="46"/>
+    <w:lsdException w:name="Grid Table 2 Accent 2" w:uiPriority="47"/>
+    <w:lsdException w:name="Grid Table 3 Accent 2" w:uiPriority="48"/>
+    <w:lsdException w:name="Grid Table 4 Accent 2" w:uiPriority="49"/>
+    <w:lsdException w:name="Grid Table 5 Dark Accent 2" w:uiPriority="50"/>
+    <w:lsdException w:name="Grid Table 6 Colorful Accent 2" w:uiPriority="51"/>
+    <w:lsdException w:name="Grid Table 7 Colorful Accent 2" w:uiPriority="52"/>
+    <w:lsdException w:name="Grid Table 1 Light Accent 3" w:uiPriority="46"/>
+    <w:lsdException w:name="Grid Table 2 Accent 3" w:uiPriority="47"/>
+    <w:lsdException w:name="Grid Table 3 Accent 3" w:uiPriority="48"/>
+    <w:lsdException w:name="Grid Table 4 Accent 3" w:uiPriority="49"/>
+    <w:lsdException w:name="Grid Table 5 Dark Accent 3" w:uiPriority="50"/>
+    <w:lsdException w:name="Grid Table 6 Colorful Accent 3" w:uiPriority="51"/>
+    <w:lsdException w:name="Grid Table 7 Colorful Accent 3" w:uiPriority="52"/>
+    <w:lsdException w:name="Grid Table 1 Light Accent 4" w:uiPriority="46"/>
+    <w:lsdException w:name="Grid Table 2 Accent 4" w:uiPriority="47"/>
+    <w:lsdException w:name="Grid Table 3 Accent 4" w:uiPriority="48"/>
+    <w:lsdException w:name="Grid Table 4 Accent 4" w:uiPriority="49"/>
+    <w:lsdException w:name="Grid Table 5 Dark Accent 4" w:uiPriority="50"/>
+    <w:lsdException w:name="Grid Table 6 Colorful Accent 4" w:uiPriority="51"/>
+    <w:lsdException w:name="Grid Table 7 Colorful Accent 4" w:uiPriority="52"/>
+    <w:lsdException w:name="Grid Table 1 Light Accent 5" w:uiPriority="46"/>
+    <w:lsdException w:name="Grid Table 2 Accent 5" w:uiPriority="47"/>
+    <w:lsdException w:name="Grid Table 3 Accent 5" w:uiPriority="48"/>
+    <w:lsdException w:name="Grid Table 4 Accent 5" w:uiPriority="49"/>
+    <w:lsdException w:name="Grid Table 5 Dark Accent 5" w:uiPriority="50"/>
+    <w:lsdException w:name="Grid Table 6 Colorful Accent 5" w:uiPriority="51"/>
+    <w:lsdException w:name="Grid Table 7 Colorful Accent 5" w:uiPriority="52"/>
+    <w:lsdException w:name="Grid Table 1 Light Accent 6" w:uiPriority="46"/>
+    <w:lsdException w:name="Grid Table 2 Accent 6" w:uiPriority="47"/>
+    <w:lsdException w:name="Grid Table 3 Accent 6" w:uiPriority="48"/>
+    <w:lsdException w:name="Grid Table 4 Accent 6" w:uiPriority="49"/>
+    <w:lsdException w:name="Grid Table 5 Dark Accent 6" w:uiPriority="50"/>
+    <w:lsdException w:name="Grid Table 6 Colorful Accent 6" w:uiPriority="51"/>
+    <w:lsdException w:name="Grid Table 7 Colorful Accent 6" w:uiPriority="52"/>
+    <w:lsdException w:name="List Table 1 Light" w:uiPriority="46"/>
+    <w:lsdException w:name="List Table 2" w:uiPriority="47"/>
+    <w:lsdException w:name="List Table 3" w:uiPriority="48"/>
+    <w:lsdException w:name="List Table 4" w:uiPriority="49"/>
+    <w:lsdException w:name="List Table 5 Dark" w:uiPriority="50"/>
+    <w:lsdException w:name="List Table 6 Colorful" w:uiPriority="51"/>
+    <w:lsdException w:name="List Table 7 Colorful" w:uiPriority="52"/>
+    <w:lsdException w:name="List Table 1 Light Accent 1" w:uiPriority="46"/>
+    <w:lsdException w:name="List Table 2 Accent 1" w:uiPriority="47"/>
+    <w:lsdException w:name="List Table 3 Accent 1" w:uiPriority="48"/>
+    <w:lsdException w:name="List Table 4 Accent 1" w:uiPriority="49"/>
+    <w:lsdException w:name="List Table 5 Dark Accent 1" w:uiPriority="50"/>
+    <w:lsdException w:name="List Table 6 Colorful Accent 1" w:uiPriority="51"/>
+    <w:lsdException w:name="List Table 7 Colorful Accent 1" w:uiPriority="52"/>
+    <w:lsdException w:name="List Table 1 Light Accent 2" w:uiPriority="46"/>
+    <w:lsdException w:name="List Table 2 Accent 2" w:uiPriority="47"/>
+    <w:lsdException w:name="List Table 3 Accent 2" w:uiPriority="48"/>
+    <w:lsdException w:name="List Table 4 Accent 2" w:uiPriority="49"/>
+    <w:lsdException w:name="List Table 5 Dark Accent 2" w:uiPriority="50"/>
+    <w:lsdException w:name="List Table 6 Colorful Accent 2" w:uiPriority="51"/>
+    <w:lsdException w:name="List Table 7 Colorful Accent 2" w:uiPriority="52"/>
+    <w:lsdException w:name="List Table 1 Light Accent 3" w:uiPriority="46"/>
+    <w:lsdException w:name="List Table 2 Accent 3" w:uiPriority="47"/>
+    <w:lsdException w:name="List Table 3 Accent 3" w:uiPriority="48"/>
+    <w:lsdException w:name="List Table 4 Accent 3" w:uiPriority="49"/>
+    <w:lsdException w:name="List Table 5 Dark Accent 3" w:uiPriority="50"/>
+    <w:lsdException w:name="List Table 6 Colorful Accent 3" w:uiPriority="51"/>
+    <w:lsdException w:name="List Table 7 Colorful Accent 3" w:uiPriority="52"/>
+    <w:lsdException w:name="List Table 1 Light Accent 4" w:uiPriority="46"/>
+    <w:lsdException w:name="List Table 2 Accent 4" w:uiPriority="47"/>
+    <w:lsdException w:name="List Table 3 Accent 4" w:uiPriority="48"/>
+    <w:lsdException w:name="List Table 4 Accent 4" w:uiPriority="49"/>
+    <w:lsdException w:name="List Table 5 Dark Accent 4" w:uiPriority="50"/>
+    <w:lsdException w:name="List Table 6 Colorful Accent 4" w:uiPriority="51"/>
+    <w:lsdException w:name="List Table 7 Colorful Accent 4" w:uiPriority="52"/>
+    <w:lsdException w:name="List Table 1 Light Accent 5" w:uiPriority="46"/>
+    <w:lsdException w:name="List Table 2 Accent 5" w:uiPriority="47"/>
+    <w:lsdException w:name="List Table 3 Accent 5" w:uiPriority="48"/>
+    <w:lsdException w:name="List Table 4 Accent 5" w:uiPriority="49"/>
+    <w:lsdException w:name="List Table 5 Dark Accent 5" w:uiPriority="50"/>
+    <w:lsdException w:name="List Table 6 Colorful Accent 5" w:uiPriority="51"/>
+    <w:lsdException w:name="List Table 7 Colorful Accent 5" w:uiPriority="52"/>
+    <w:lsdException w:name="List Table 1 Light Accent 6" w:uiPriority="46"/>
+    <w:lsdException w:name="List Table 2 Accent 6" w:uiPriority="47"/>
+    <w:lsdException w:name="List Table 3 Accent 6" w:uiPriority="48"/>
+    <w:lsdException w:name="List Table 4 Accent 6" w:uiPriority="49"/>
+    <w:lsdException w:name="List Table 5 Dark Accent 6" w:uiPriority="50"/>
+    <w:lsdException w:name="List Table 6 Colorful Accent 6" w:uiPriority="51"/>
+    <w:lsdException w:name="List Table 7 Colorful Accent 6" w:uiPriority="52"/>
+    <w:lsdException w:name="Mention" w:semiHidden="1" w:unhideWhenUsed="1"/>
+    <w:lsdException w:name="Smart Hyperlink" w:semiHidden="1" w:unhideWhenUsed="1"/>
+    <w:lsdException w:name="Hashtag" w:semiHidden="1" w:unhideWhenUsed="1"/>
+    <w:lsdException w:name="Unresolved Mention" w:semiHidden="1" w:unhideWhenUsed="1"/>
+  </w:latentStyles>
+  <w:style w:type="paragraph" w:default="1" w:styleId="Normal">
+    <w:name w:val="Normal"/>
+    <w:qFormat/>
+  </w:style>
+  <w:style w:type="paragraph" w:styleId="Ttulo1">
+    <w:name w:val="heading 1"/>
+    <w:basedOn w:val="Normal"/>
+    <w:next w:val="Normal"/>
+    <w:uiPriority w:val="9"/>
+    <w:qFormat/>
+    <w:pPr>
+      <w:keepNext/>
+      <w:keepLines/>
+      <w:spacing w:before="480"/>
+      <w:outlineLvl w:val="0"/>
+    </w:pPr>
+    <w:rPr>
+      <w:rFonts w:ascii="Cambria" w:eastAsia="Cambria" w:hAnsi="Cambria" w:cs="Cambria"/>
+      <w:b/>
+      <w:color w:val="365F91"/>
+      <w:sz w:val="28"/>
+      <w:szCs w:val="28"/>
+    </w:rPr>
+  </w:style>
+  <w:style w:type="paragraph" w:styleId="Ttulo2">
+    <w:name w:val="heading 2"/>
+    <w:basedOn w:val="Normal"/>
+    <w:next w:val="Normal"/>
+    <w:uiPriority w:val="9"/>
+    <w:semiHidden/>
+    <w:unhideWhenUsed/>
+    <w:qFormat/>
+    <w:pPr>
+      <w:keepNext/>
+      <w:keepLines/>
+      <w:outlineLvl w:val="1"/>
+    </w:pPr>
+    <w:rPr>
+      <w:rFonts w:ascii="Cambria" w:eastAsia="Cambria" w:hAnsi="Cambria" w:cs="Cambria"/>
+      <w:b/>
+      <w:color w:val="4F81BD"/>
+      <w:sz w:val="26"/>
+      <w:szCs w:val="26"/>
+    </w:rPr>
+  </w:style>
+  <w:style w:type="paragraph" w:styleId="Ttulo3">
+    <w:name w:val="heading 3"/>
+    <w:basedOn w:val="Normal"/>
+    <w:next w:val="Normal"/>
+    <w:uiPriority w:val="9"/>
+    <w:semiHidden/>
+    <w:unhideWhenUsed/>
+    <w:qFormat/>
+    <w:pPr>
+      <w:keepNext/>
+      <w:keepLines/>
+      <w:outlineLvl w:val="2"/>
+    </w:pPr>
+    <w:rPr>
+      <w:rFonts w:ascii="Cambria" w:eastAsia="Cambria" w:hAnsi="Cambria" w:cs="Cambria"/>
+      <w:b/>
+      <w:color w:val="4F81BD"/>
+    </w:rPr>
+  </w:style>
+  <w:style w:type="paragraph" w:styleId="Ttulo4">
+    <w:name w:val="heading 4"/>
+    <w:basedOn w:val="Normal"/>
+    <w:next w:val="Normal"/>
+    <w:uiPriority w:val="9"/>
+    <w:semiHidden/>
+    <w:unhideWhenUsed/>
+    <w:qFormat/>
+    <w:pPr>
+      <w:keepNext/>
+      <w:keepLines/>
+      <w:outlineLvl w:val="3"/>
+    </w:pPr>
+    <w:rPr>
+      <w:rFonts w:ascii="Cambria" w:eastAsia="Cambria" w:hAnsi="Cambria" w:cs="Cambria"/>
+      <w:b/>
+      <w:i/>
+      <w:color w:val="4F81BD"/>
+    </w:rPr>
+  </w:style>
+  <w:style w:type="paragraph" w:styleId="Ttulo5">
+    <w:name w:val="heading 5"/>
+    <w:basedOn w:val="Normal"/>
+    <w:next w:val="Normal"/>
+    <w:uiPriority w:val="9"/>
+    <w:semiHidden/>
+    <w:unhideWhenUsed/>
+    <w:qFormat/>
+    <w:pPr>
+      <w:keepNext/>
+      <w:keepLines/>
+      <w:spacing w:before="220" w:after="40"/>
+      <w:outlineLvl w:val="4"/>
+    </w:pPr>
+    <w:rPr>
+      <w:b/>
+    </w:rPr>
+  </w:style>
+  <w:style w:type="paragraph" w:styleId="Ttulo6">
+    <w:name w:val="heading 6"/>
+    <w:basedOn w:val="Normal"/>
+    <w:next w:val="Normal"/>
+    <w:uiPriority w:val="9"/>
+    <w:semiHidden/>
+    <w:unhideWhenUsed/>
+    <w:qFormat/>
+    <w:pPr>
+      <w:keepNext/>
+      <w:keepLines/>
+      <w:spacing w:after="40"/>
+      <w:outlineLvl w:val="5"/>
+    </w:pPr>
+    <w:rPr>
+      <w:b/>
+      <w:sz w:val="20"/>
+      <w:szCs w:val="20"/>
+    </w:rPr>
+  </w:style>
+  <w:style w:type="character" w:default="1" w:styleId="Fuentedeprrafopredeter">
+    <w:name w:val="Default Paragraph Font"/>
+    <w:uiPriority w:val="1"/>
+    <w:semiHidden/>
+    <w:unhideWhenUsed/>
+  </w:style>
+  <w:style w:type="table" w:default="1" w:styleId="Tablanormal">
+    <w:name w:val="Normal Table"/>
+    <w:uiPriority w:val="99"/>
+    <w:semiHidden/>
+    <w:unhideWhenUsed/>
+    <w:tblPr>
+      <w:tblInd w:w="0" w:type="dxa"/>
+      <w:tblCellMar>
+        <w:top w:w="0" w:type="dxa"/>
+        <w:left w:w="108" w:type="dxa"/>
+        <w:bottom w:w="0" w:type="dxa"/>
+        <w:right w:w="108" w:type="dxa"/>
+      </w:tblCellMar>
+    </w:tblPr>
+  </w:style>
+  <w:style w:type="numbering" w:default="1" w:styleId="Sinlista">
+    <w:name w:val="No List"/>
+    <w:uiPriority w:val="99"/>
+    <w:semiHidden/>
+    <w:unhideWhenUsed/>
+  </w:style>
+  <w:style w:type="table" w:customStyle="1" w:styleId="TableNormal">
     <w:name w:val="TableNormal"/>
     <w:tblPr>
       <w:tblCellMar>
-        <w:top w:w="100.0" w:type="dxa"/>
-        <w:left w:w="100.0" w:type="dxa"/>
-        <w:bottom w:w="100.0" w:type="dxa"/>
-        <w:right w:w="100.0" w:type="dxa"/>
+        <w:top w:w="100" w:type="dxa"/>
+        <w:left w:w="100" w:type="dxa"/>
+        <w:bottom w:w="100" w:type="dxa"/>
+        <w:right w:w="100" w:type="dxa"/>
       </w:tblCellMar>
     </w:tblPr>
   </w:style>
-  <w:style w:type="paragraph" w:styleId="Normal" w:default="1">
-    <w:name w:val="normal"/>
-  </w:style>
-  <w:style w:type="paragraph" w:styleId="Heading1">
-    <w:name w:val="heading 1"/>
-    <w:basedOn w:val="Normal"/>
-    <w:next w:val="Normal"/>
-    <w:pPr>
-      <w:keepNext w:val="1"/>
-      <w:keepLines w:val="1"/>
-      <w:spacing w:before="480" w:lineRule="auto"/>
-    </w:pPr>
-    <w:rPr>
-      <w:rFonts w:ascii="Cambria" w:cs="Cambria" w:eastAsia="Cambria" w:hAnsi="Cambria"/>
-      <w:b w:val="1"/>
-      <w:color w:val="365f91"/>
-      <w:sz w:val="28"/>
-      <w:szCs w:val="28"/>
-    </w:rPr>
-  </w:style>
-  <w:style w:type="paragraph" w:styleId="Heading2">
-    <w:name w:val="heading 2"/>
-    <w:basedOn w:val="Normal"/>
-    <w:next w:val="Normal"/>
-    <w:pPr>
-      <w:keepNext w:val="1"/>
-      <w:keepLines w:val="1"/>
-    </w:pPr>
-    <w:rPr>
-      <w:rFonts w:ascii="Cambria" w:cs="Cambria" w:eastAsia="Cambria" w:hAnsi="Cambria"/>
-      <w:b w:val="1"/>
-      <w:color w:val="4f81bd"/>
-      <w:sz w:val="26"/>
-      <w:szCs w:val="26"/>
-    </w:rPr>
-  </w:style>
-  <w:style w:type="paragraph" w:styleId="Heading3">
-    <w:name w:val="heading 3"/>
-    <w:basedOn w:val="Normal"/>
-    <w:next w:val="Normal"/>
-    <w:pPr>
-      <w:keepNext w:val="1"/>
-      <w:keepLines w:val="1"/>
-    </w:pPr>
-    <w:rPr>
-      <w:rFonts w:ascii="Cambria" w:cs="Cambria" w:eastAsia="Cambria" w:hAnsi="Cambria"/>
-      <w:b w:val="1"/>
-      <w:color w:val="4f81bd"/>
-    </w:rPr>
-  </w:style>
-  <w:style w:type="paragraph" w:styleId="Heading4">
-    <w:name w:val="heading 4"/>
-    <w:basedOn w:val="Normal"/>
-    <w:next w:val="Normal"/>
-    <w:pPr>
-      <w:keepNext w:val="1"/>
-      <w:keepLines w:val="1"/>
-    </w:pPr>
-    <w:rPr>
-      <w:rFonts w:ascii="Cambria" w:cs="Cambria" w:eastAsia="Cambria" w:hAnsi="Cambria"/>
-      <w:b w:val="1"/>
-      <w:i w:val="1"/>
-      <w:color w:val="4f81bd"/>
-    </w:rPr>
-  </w:style>
-  <w:style w:type="paragraph" w:styleId="Heading5">
-    <w:name w:val="heading 5"/>
-    <w:basedOn w:val="Normal"/>
-    <w:next w:val="Normal"/>
-    <w:pPr>
-      <w:keepNext w:val="1"/>
-      <w:keepLines w:val="1"/>
-      <w:spacing w:after="40" w:before="220" w:lineRule="auto"/>
-    </w:pPr>
-    <w:rPr>
-      <w:b w:val="1"/>
-    </w:rPr>
-  </w:style>
-  <w:style w:type="paragraph" w:styleId="Heading6">
-    <w:name w:val="heading 6"/>
-    <w:basedOn w:val="Normal"/>
-    <w:next w:val="Normal"/>
-    <w:pPr>
-      <w:keepNext w:val="1"/>
-      <w:keepLines w:val="1"/>
-      <w:spacing w:after="40" w:lineRule="auto"/>
-    </w:pPr>
-    <w:rPr>
-      <w:b w:val="1"/>
-      <w:sz w:val="20"/>
-      <w:szCs w:val="20"/>
-    </w:rPr>
-  </w:style>
-  <w:style w:type="paragraph" w:styleId="Title">
+  <w:style w:type="paragraph" w:styleId="Ttulo">
     <w:name w:val="Title"/>
     <w:basedOn w:val="Normal"/>
     <w:next w:val="Normal"/>
+    <w:uiPriority w:val="10"/>
+    <w:qFormat/>
     <w:pPr>
       <w:pBdr>
-        <w:bottom w:color="4f81bd" w:space="4" w:sz="8" w:val="single"/>
+        <w:bottom w:val="single" w:sz="8" w:space="4" w:color="4F81BD"/>
       </w:pBdr>
-      <w:spacing w:after="300" w:before="0" w:line="240" w:lineRule="auto"/>
+      <w:spacing w:before="0" w:after="300" w:line="240" w:lineRule="auto"/>
     </w:pPr>
     <w:rPr>
-      <w:rFonts w:ascii="Cambria" w:cs="Cambria" w:eastAsia="Cambria" w:hAnsi="Cambria"/>
-      <w:color w:val="17365d"/>
+      <w:rFonts w:ascii="Cambria" w:eastAsia="Cambria" w:hAnsi="Cambria" w:cs="Cambria"/>
+      <w:color w:val="17365D"/>
       <w:sz w:val="52"/>
       <w:szCs w:val="52"/>
     </w:rPr>
   </w:style>
-  <w:style w:type="character" w:styleId="Fuentedeprrafopredeter" w:default="1">
-    <w:name w:val="Default Paragraph Font"/>
-    <w:uiPriority w:val="1"/>
-    <w:semiHidden w:val="1"/>
-    <w:unhideWhenUsed w:val="1"/>
-  </w:style>
-  <w:style w:type="table" w:styleId="Tablanormal" w:default="1">
-    <w:name w:val="Normal Table"/>
-    <w:uiPriority w:val="99"/>
-    <w:semiHidden w:val="1"/>
-    <w:unhideWhenUsed w:val="1"/>
-    <w:tblPr>
-      <w:tblInd w:w="0.0" w:type="dxa"/>
-      <w:tblCellMar>
-        <w:top w:w="0.0" w:type="dxa"/>
-        <w:left w:w="108.0" w:type="dxa"/>
-        <w:bottom w:w="0.0" w:type="dxa"/>
-        <w:right w:w="108.0" w:type="dxa"/>
-      </w:tblCellMar>
-    </w:tblPr>
-  </w:style>
-  <w:style w:type="numbering" w:styleId="Sinlista" w:default="1">
-    <w:name w:val="No List"/>
-    <w:uiPriority w:val="99"/>
-    <w:semiHidden w:val="1"/>
-    <w:unhideWhenUsed w:val="1"/>
-  </w:style>
-  <w:style w:type="table" w:styleId="TableNormal" w:customStyle="1">
+  <w:style w:type="table" w:customStyle="1" w:styleId="TableNormal0">
     <w:name w:val="TableNormal"/>
     <w:tblPr>
       <w:tblCellMar>
-        <w:top w:w="0.0" w:type="dxa"/>
-        <w:left w:w="0.0" w:type="dxa"/>
-        <w:bottom w:w="0.0" w:type="dxa"/>
-        <w:right w:w="0.0" w:type="dxa"/>
+        <w:top w:w="0" w:type="dxa"/>
+        <w:left w:w="0" w:type="dxa"/>
+        <w:bottom w:w="0" w:type="dxa"/>
+        <w:right w:w="0" w:type="dxa"/>
       </w:tblCellMar>
     </w:tblPr>
   </w:style>
-  <w:style w:type="paragraph" w:styleId="PSI-Comentario" w:customStyle="1">
+  <w:style w:type="paragraph" w:customStyle="1" w:styleId="PSI-Comentario">
     <w:name w:val="PSI - Comentario"/>
     <w:basedOn w:val="Normal"/>
-    <w:autoRedefine w:val="1"/>
-    <w:qFormat w:val="1"/>
+    <w:autoRedefine/>
+    <w:qFormat/>
     <w:rsid w:val="000C70C8"/>
     <w:pPr>
       <w:tabs>
@@ -2972,88 +3166,88 @@
       <w:jc w:val="both"/>
     </w:pPr>
     <w:rPr>
-      <w:i w:val="1"/>
+      <w:i/>
     </w:rPr>
   </w:style>
-  <w:style w:type="paragraph" w:styleId="PSI-ComentarioenTabla" w:customStyle="1">
+  <w:style w:type="paragraph" w:customStyle="1" w:styleId="PSI-ComentarioenTabla">
     <w:name w:val="PSI - Comentario en Tabla"/>
     <w:basedOn w:val="PSI-Comentario"/>
-    <w:autoRedefine w:val="1"/>
-    <w:qFormat w:val="1"/>
+    <w:autoRedefine/>
+    <w:qFormat/>
     <w:rsid w:val="008B3B0F"/>
   </w:style>
-  <w:style w:type="paragraph" w:styleId="PSI-DescripcindelDocumentos" w:customStyle="1">
+  <w:style w:type="paragraph" w:customStyle="1" w:styleId="PSI-DescripcindelDocumentos">
     <w:name w:val="PSI - Descripción del Documentos"/>
     <w:basedOn w:val="Normal"/>
-    <w:autoRedefine w:val="1"/>
-    <w:qFormat w:val="1"/>
+    <w:autoRedefine/>
+    <w:qFormat/>
     <w:rsid w:val="00FE3908"/>
     <w:pPr>
-      <w:shd w:color="auto" w:fill="ffffff" w:val="clear"/>
+      <w:shd w:val="clear" w:color="auto" w:fill="FFFFFF"/>
       <w:ind w:left="0"/>
       <w:jc w:val="both"/>
     </w:pPr>
     <w:rPr>
-      <w:iCs w:val="1"/>
+      <w:iCs/>
       <w:szCs w:val="21"/>
     </w:rPr>
   </w:style>
-  <w:style w:type="character" w:styleId="Ttulo2Car" w:customStyle="1">
+  <w:style w:type="character" w:customStyle="1" w:styleId="Ttulo2Car">
     <w:name w:val="Título 2 Car"/>
     <w:basedOn w:val="Fuentedeprrafopredeter"/>
     <w:rsid w:val="00A670E3"/>
     <w:rPr>
-      <w:rFonts w:ascii="Cambria" w:cs="Times New Roman" w:eastAsia="Times New Roman" w:hAnsi="Cambria"/>
-      <w:b w:val="1"/>
-      <w:bCs w:val="1"/>
-      <w:color w:val="4f81bd"/>
+      <w:rFonts w:ascii="Cambria" w:eastAsia="Times New Roman" w:hAnsi="Cambria" w:cs="Times New Roman"/>
+      <w:b/>
+      <w:bCs/>
+      <w:color w:val="4F81BD"/>
       <w:sz w:val="26"/>
       <w:szCs w:val="26"/>
     </w:rPr>
   </w:style>
-  <w:style w:type="paragraph" w:styleId="PSI-Ttulo1" w:customStyle="1">
+  <w:style w:type="paragraph" w:customStyle="1" w:styleId="PSI-Ttulo1">
     <w:name w:val="PSI - Título 1"/>
-    <w:autoRedefine w:val="1"/>
-    <w:qFormat w:val="1"/>
+    <w:autoRedefine/>
+    <w:qFormat/>
     <w:rsid w:val="00F81F33"/>
     <w:pPr>
       <w:widowControl w:val="0"/>
       <w:tabs>
         <w:tab w:val="left" w:pos="0"/>
       </w:tabs>
-      <w:suppressAutoHyphens w:val="1"/>
-      <w:spacing w:after="60" w:before="120" w:line="240" w:lineRule="atLeast"/>
+      <w:suppressAutoHyphens/>
+      <w:spacing w:before="120" w:after="60" w:line="240" w:lineRule="atLeast"/>
       <w:ind w:left="0"/>
     </w:pPr>
     <w:rPr>
       <w:color w:val="000000" w:themeColor="text1"/>
     </w:rPr>
   </w:style>
-  <w:style w:type="paragraph" w:styleId="PSI-ComentarioVieta" w:customStyle="1">
+  <w:style w:type="paragraph" w:customStyle="1" w:styleId="PSI-ComentarioVieta">
     <w:name w:val="PSI - Comentario + Viñeta"/>
     <w:basedOn w:val="PSI-Comentario"/>
-    <w:autoRedefine w:val="1"/>
-    <w:qFormat w:val="1"/>
+    <w:autoRedefine/>
+    <w:qFormat/>
     <w:rsid w:val="008B3B0F"/>
     <w:pPr>
       <w:numPr>
-        <w:numId w:val="5"/>
+        <w:numId w:val="1"/>
       </w:numPr>
       <w:spacing w:before="0" w:line="360" w:lineRule="auto"/>
     </w:pPr>
   </w:style>
-  <w:style w:type="paragraph" w:styleId="PSI-Ttulo2" w:customStyle="1">
+  <w:style w:type="paragraph" w:customStyle="1" w:styleId="PSI-Ttulo2">
     <w:name w:val="PSI - Título 2"/>
-    <w:qFormat w:val="1"/>
+    <w:qFormat/>
     <w:rsid w:val="008B3B0F"/>
   </w:style>
   <w:style w:type="paragraph" w:styleId="TDC4">
     <w:name w:val="toc 4"/>
     <w:basedOn w:val="Normal"/>
     <w:next w:val="Normal"/>
-    <w:autoRedefine w:val="1"/>
+    <w:autoRedefine/>
     <w:uiPriority w:val="39"/>
-    <w:unhideWhenUsed w:val="1"/>
+    <w:unhideWhenUsed/>
     <w:rsid w:val="000F79DF"/>
     <w:pPr>
       <w:spacing w:before="0"/>
@@ -3068,9 +3262,9 @@
     <w:name w:val="toc 5"/>
     <w:basedOn w:val="Normal"/>
     <w:next w:val="Normal"/>
-    <w:autoRedefine w:val="1"/>
+    <w:autoRedefine/>
     <w:uiPriority w:val="39"/>
-    <w:unhideWhenUsed w:val="1"/>
+    <w:unhideWhenUsed/>
     <w:rsid w:val="000F79DF"/>
     <w:pPr>
       <w:spacing w:before="0"/>
@@ -3085,9 +3279,9 @@
     <w:name w:val="toc 6"/>
     <w:basedOn w:val="Normal"/>
     <w:next w:val="Normal"/>
-    <w:autoRedefine w:val="1"/>
+    <w:autoRedefine/>
     <w:uiPriority w:val="39"/>
-    <w:unhideWhenUsed w:val="1"/>
+    <w:unhideWhenUsed/>
     <w:rsid w:val="000F79DF"/>
     <w:pPr>
       <w:spacing w:before="0"/>
@@ -3102,9 +3296,9 @@
     <w:name w:val="toc 7"/>
     <w:basedOn w:val="Normal"/>
     <w:next w:val="Normal"/>
-    <w:autoRedefine w:val="1"/>
+    <w:autoRedefine/>
     <w:uiPriority w:val="39"/>
-    <w:unhideWhenUsed w:val="1"/>
+    <w:unhideWhenUsed/>
     <w:rsid w:val="000F79DF"/>
     <w:pPr>
       <w:spacing w:before="0"/>
@@ -3120,7 +3314,7 @@
     <w:basedOn w:val="Normal"/>
     <w:link w:val="EncabezadoCar"/>
     <w:uiPriority w:val="99"/>
-    <w:unhideWhenUsed w:val="1"/>
+    <w:unhideWhenUsed/>
     <w:rsid w:val="00C94FBE"/>
     <w:pPr>
       <w:tabs>
@@ -3130,7 +3324,7 @@
       <w:spacing w:before="0" w:line="240" w:lineRule="auto"/>
     </w:pPr>
   </w:style>
-  <w:style w:type="character" w:styleId="EncabezadoCar" w:customStyle="1">
+  <w:style w:type="character" w:customStyle="1" w:styleId="EncabezadoCar">
     <w:name w:val="Encabezado Car"/>
     <w:basedOn w:val="Fuentedeprrafopredeter"/>
     <w:link w:val="Encabezado"/>
@@ -3142,7 +3336,7 @@
     <w:basedOn w:val="Normal"/>
     <w:link w:val="PiedepginaCar"/>
     <w:uiPriority w:val="99"/>
-    <w:unhideWhenUsed w:val="1"/>
+    <w:unhideWhenUsed/>
     <w:rsid w:val="00C94FBE"/>
     <w:pPr>
       <w:tabs>
@@ -3152,14 +3346,14 @@
       <w:spacing w:before="0" w:line="240" w:lineRule="auto"/>
     </w:pPr>
   </w:style>
-  <w:style w:type="character" w:styleId="PiedepginaCar" w:customStyle="1">
+  <w:style w:type="character" w:customStyle="1" w:styleId="PiedepginaCar">
     <w:name w:val="Pie de página Car"/>
     <w:basedOn w:val="Fuentedeprrafopredeter"/>
     <w:link w:val="Piedepgina"/>
     <w:uiPriority w:val="99"/>
     <w:rsid w:val="00C94FBE"/>
   </w:style>
-  <w:style w:type="paragraph" w:styleId="14B321CC4E794F07AD0E6FF1AA38FC7C" w:customStyle="1">
+  <w:style w:type="paragraph" w:customStyle="1" w:styleId="14B321CC4E794F07AD0E6FF1AA38FC7C">
     <w:name w:val="14B321CC4E794F07AD0E6FF1AA38FC7C"/>
     <w:rsid w:val="00C94FBE"/>
     <w:pPr>
@@ -3167,7 +3361,7 @@
     </w:pPr>
     <w:rPr>
       <w:rFonts w:eastAsia="Times New Roman"/>
-      <w:lang w:eastAsia="en-US" w:val="en-US"/>
+      <w:lang w:val="en-US" w:eastAsia="en-US"/>
     </w:rPr>
   </w:style>
   <w:style w:type="paragraph" w:styleId="Textodeglobo">
@@ -3175,27 +3369,27 @@
     <w:basedOn w:val="Normal"/>
     <w:link w:val="TextodegloboCar"/>
     <w:uiPriority w:val="99"/>
-    <w:semiHidden w:val="1"/>
-    <w:unhideWhenUsed w:val="1"/>
+    <w:semiHidden/>
+    <w:unhideWhenUsed/>
     <w:rsid w:val="00C94FBE"/>
     <w:pPr>
       <w:spacing w:before="0" w:line="240" w:lineRule="auto"/>
     </w:pPr>
     <w:rPr>
-      <w:rFonts w:ascii="Tahoma" w:cs="Tahoma" w:hAnsi="Tahoma"/>
+      <w:rFonts w:ascii="Tahoma" w:hAnsi="Tahoma" w:cs="Tahoma"/>
       <w:sz w:val="16"/>
       <w:szCs w:val="16"/>
     </w:rPr>
   </w:style>
-  <w:style w:type="character" w:styleId="TextodegloboCar" w:customStyle="1">
+  <w:style w:type="character" w:customStyle="1" w:styleId="TextodegloboCar">
     <w:name w:val="Texto de globo Car"/>
     <w:basedOn w:val="Fuentedeprrafopredeter"/>
     <w:link w:val="Textodeglobo"/>
     <w:uiPriority w:val="99"/>
-    <w:semiHidden w:val="1"/>
+    <w:semiHidden/>
     <w:rsid w:val="00C94FBE"/>
     <w:rPr>
-      <w:rFonts w:ascii="Tahoma" w:cs="Tahoma" w:hAnsi="Tahoma"/>
+      <w:rFonts w:ascii="Tahoma" w:hAnsi="Tahoma" w:cs="Tahoma"/>
       <w:sz w:val="16"/>
       <w:szCs w:val="16"/>
     </w:rPr>
@@ -3204,14 +3398,14 @@
     <w:name w:val="No Spacing"/>
     <w:link w:val="SinespaciadoCar"/>
     <w:uiPriority w:val="1"/>
-    <w:qFormat w:val="1"/>
+    <w:qFormat/>
     <w:rsid w:val="00C94FBE"/>
     <w:rPr>
       <w:rFonts w:eastAsia="Times New Roman"/>
-      <w:lang w:eastAsia="en-US" w:val="es-ES"/>
+      <w:lang w:val="es-ES" w:eastAsia="en-US"/>
     </w:rPr>
   </w:style>
-  <w:style w:type="character" w:styleId="SinespaciadoCar" w:customStyle="1">
+  <w:style w:type="character" w:customStyle="1" w:styleId="SinespaciadoCar">
     <w:name w:val="Sin espaciado Car"/>
     <w:basedOn w:val="Fuentedeprrafopredeter"/>
     <w:link w:val="Sinespaciado"/>
@@ -3221,54 +3415,54 @@
       <w:rFonts w:eastAsia="Times New Roman"/>
       <w:sz w:val="22"/>
       <w:szCs w:val="22"/>
-      <w:lang w:bidi="ar-SA" w:eastAsia="en-US" w:val="es-ES"/>
+      <w:lang w:val="es-ES" w:eastAsia="en-US" w:bidi="ar-SA"/>
     </w:rPr>
   </w:style>
-  <w:style w:type="character" w:styleId="Ttulo1Car" w:customStyle="1">
+  <w:style w:type="character" w:customStyle="1" w:styleId="Ttulo1Car">
     <w:name w:val="Título 1 Car"/>
     <w:basedOn w:val="Fuentedeprrafopredeter"/>
     <w:uiPriority w:val="9"/>
     <w:rsid w:val="007F38C0"/>
     <w:rPr>
-      <w:rFonts w:ascii="Cambria" w:cs="Times New Roman" w:eastAsia="Times New Roman" w:hAnsi="Cambria"/>
-      <w:b w:val="1"/>
-      <w:bCs w:val="1"/>
-      <w:color w:val="365f91"/>
+      <w:rFonts w:ascii="Cambria" w:eastAsia="Times New Roman" w:hAnsi="Cambria" w:cs="Times New Roman"/>
+      <w:b/>
+      <w:bCs/>
+      <w:color w:val="365F91"/>
       <w:sz w:val="28"/>
       <w:szCs w:val="28"/>
     </w:rPr>
   </w:style>
-  <w:style w:type="character" w:styleId="Ttulo3Car" w:customStyle="1">
+  <w:style w:type="character" w:customStyle="1" w:styleId="Ttulo3Car">
     <w:name w:val="Título 3 Car"/>
     <w:basedOn w:val="Fuentedeprrafopredeter"/>
     <w:uiPriority w:val="9"/>
     <w:rsid w:val="007F38C0"/>
     <w:rPr>
-      <w:rFonts w:ascii="Cambria" w:cs="Times New Roman" w:eastAsia="Times New Roman" w:hAnsi="Cambria"/>
-      <w:b w:val="1"/>
-      <w:bCs w:val="1"/>
-      <w:color w:val="4f81bd"/>
+      <w:rFonts w:ascii="Cambria" w:eastAsia="Times New Roman" w:hAnsi="Cambria" w:cs="Times New Roman"/>
+      <w:b/>
+      <w:bCs/>
+      <w:color w:val="4F81BD"/>
     </w:rPr>
   </w:style>
   <w:style w:type="paragraph" w:styleId="TDC1">
     <w:name w:val="toc 1"/>
     <w:basedOn w:val="Normal"/>
     <w:next w:val="Normal"/>
-    <w:autoRedefine w:val="1"/>
+    <w:autoRedefine/>
     <w:uiPriority w:val="39"/>
-    <w:unhideWhenUsed w:val="1"/>
-    <w:qFormat w:val="1"/>
+    <w:unhideWhenUsed/>
+    <w:qFormat/>
     <w:rsid w:val="00707FEB"/>
     <w:pPr>
       <w:tabs>
         <w:tab w:val="right" w:leader="dot" w:pos="8505"/>
       </w:tabs>
-      <w:spacing w:after="120" w:before="240"/>
+      <w:spacing w:before="240" w:after="120"/>
       <w:ind w:left="0"/>
     </w:pPr>
     <w:rPr>
-      <w:b w:val="1"/>
-      <w:bCs w:val="1"/>
+      <w:b/>
+      <w:bCs/>
       <w:sz w:val="20"/>
       <w:szCs w:val="20"/>
     </w:rPr>
@@ -3277,10 +3471,10 @@
     <w:name w:val="toc 2"/>
     <w:basedOn w:val="Normal"/>
     <w:next w:val="Normal"/>
-    <w:autoRedefine w:val="1"/>
+    <w:autoRedefine/>
     <w:uiPriority w:val="39"/>
-    <w:unhideWhenUsed w:val="1"/>
-    <w:qFormat w:val="1"/>
+    <w:unhideWhenUsed/>
+    <w:qFormat/>
     <w:rsid w:val="00707FEB"/>
     <w:pPr>
       <w:tabs>
@@ -3290,8 +3484,8 @@
       <w:ind w:left="220"/>
     </w:pPr>
     <w:rPr>
-      <w:i w:val="1"/>
-      <w:iCs w:val="1"/>
+      <w:i/>
+      <w:iCs/>
       <w:sz w:val="20"/>
       <w:szCs w:val="20"/>
     </w:rPr>
@@ -3300,19 +3494,19 @@
     <w:name w:val="Hyperlink"/>
     <w:basedOn w:val="Fuentedeprrafopredeter"/>
     <w:uiPriority w:val="99"/>
-    <w:unhideWhenUsed w:val="1"/>
+    <w:unhideWhenUsed/>
     <w:rsid w:val="007F38C0"/>
     <w:rPr>
-      <w:color w:val="0000ff"/>
+      <w:color w:val="0000FF"/>
       <w:u w:val="single"/>
     </w:rPr>
   </w:style>
-  <w:style w:type="paragraph" w:styleId="TtulodeTDC" w:customStyle="1">
+  <w:style w:type="paragraph" w:customStyle="1" w:styleId="TtulodeTDC">
     <w:name w:val="Título de TDC"/>
     <w:next w:val="Normal"/>
     <w:uiPriority w:val="39"/>
-    <w:unhideWhenUsed w:val="1"/>
-    <w:qFormat w:val="1"/>
+    <w:unhideWhenUsed/>
+    <w:qFormat/>
     <w:rsid w:val="00A13DBA"/>
     <w:pPr>
       <w:ind w:left="0"/>
@@ -3322,10 +3516,10 @@
     <w:name w:val="toc 3"/>
     <w:basedOn w:val="Normal"/>
     <w:next w:val="Normal"/>
-    <w:autoRedefine w:val="1"/>
+    <w:autoRedefine/>
     <w:uiPriority w:val="39"/>
-    <w:unhideWhenUsed w:val="1"/>
-    <w:qFormat w:val="1"/>
+    <w:unhideWhenUsed/>
+    <w:qFormat/>
     <w:rsid w:val="00DA284A"/>
     <w:pPr>
       <w:tabs>
@@ -3343,7 +3537,7 @@
     <w:name w:val="Placeholder Text"/>
     <w:basedOn w:val="Fuentedeprrafopredeter"/>
     <w:uiPriority w:val="99"/>
-    <w:semiHidden w:val="1"/>
+    <w:semiHidden/>
     <w:rsid w:val="00570F4F"/>
     <w:rPr>
       <w:color w:val="808080"/>
@@ -3353,42 +3547,42 @@
     <w:name w:val="Body Text"/>
     <w:basedOn w:val="Normal"/>
     <w:link w:val="TextoindependienteCar"/>
-    <w:semiHidden w:val="1"/>
+    <w:semiHidden/>
     <w:rsid w:val="00570F4F"/>
     <w:pPr>
-      <w:keepLines w:val="1"/>
+      <w:keepLines/>
       <w:widowControl w:val="0"/>
-      <w:suppressAutoHyphens w:val="1"/>
-      <w:spacing w:after="120" w:before="0" w:line="240" w:lineRule="atLeast"/>
+      <w:suppressAutoHyphens/>
+      <w:spacing w:before="0" w:after="120" w:line="240" w:lineRule="atLeast"/>
       <w:ind w:left="720"/>
     </w:pPr>
     <w:rPr>
       <w:rFonts w:ascii="Times New Roman" w:eastAsia="Times New Roman" w:hAnsi="Times New Roman"/>
       <w:sz w:val="20"/>
       <w:szCs w:val="20"/>
-      <w:lang w:eastAsia="ar-SA" w:val="en-US"/>
+      <w:lang w:val="en-US" w:eastAsia="ar-SA"/>
     </w:rPr>
   </w:style>
-  <w:style w:type="character" w:styleId="TextoindependienteCar" w:customStyle="1">
+  <w:style w:type="character" w:customStyle="1" w:styleId="TextoindependienteCar">
     <w:name w:val="Texto independiente Car"/>
     <w:basedOn w:val="Fuentedeprrafopredeter"/>
     <w:link w:val="Textoindependiente"/>
-    <w:semiHidden w:val="1"/>
+    <w:semiHidden/>
     <w:rsid w:val="00570F4F"/>
     <w:rPr>
-      <w:rFonts w:ascii="Times New Roman" w:cs="Times New Roman" w:eastAsia="Times New Roman" w:hAnsi="Times New Roman"/>
+      <w:rFonts w:ascii="Times New Roman" w:eastAsia="Times New Roman" w:hAnsi="Times New Roman" w:cs="Times New Roman"/>
       <w:sz w:val="20"/>
       <w:szCs w:val="20"/>
-      <w:lang w:eastAsia="ar-SA" w:val="en-US"/>
+      <w:lang w:val="en-US" w:eastAsia="ar-SA"/>
     </w:rPr>
   </w:style>
   <w:style w:type="paragraph" w:styleId="TDC8">
     <w:name w:val="toc 8"/>
     <w:basedOn w:val="Normal"/>
     <w:next w:val="Normal"/>
-    <w:autoRedefine w:val="1"/>
+    <w:autoRedefine/>
     <w:uiPriority w:val="39"/>
-    <w:unhideWhenUsed w:val="1"/>
+    <w:unhideWhenUsed/>
     <w:rsid w:val="000F79DF"/>
     <w:pPr>
       <w:spacing w:before="0"/>
@@ -3399,34 +3593,34 @@
       <w:szCs w:val="20"/>
     </w:rPr>
   </w:style>
-  <w:style w:type="paragraph" w:styleId="TableContents" w:customStyle="1">
+  <w:style w:type="paragraph" w:customStyle="1" w:styleId="TableContents">
     <w:name w:val="Table Contents"/>
     <w:basedOn w:val="Normal"/>
     <w:rsid w:val="00570F4F"/>
     <w:pPr>
       <w:widowControl w:val="0"/>
-      <w:suppressLineNumbers w:val="1"/>
-      <w:suppressAutoHyphens w:val="1"/>
+      <w:suppressLineNumbers/>
+      <w:suppressAutoHyphens/>
       <w:spacing w:before="0" w:line="240" w:lineRule="auto"/>
       <w:ind w:left="0"/>
     </w:pPr>
     <w:rPr>
-      <w:rFonts w:ascii="Nimbus Roman No9 L" w:cs="DejaVu Sans" w:eastAsia="DejaVu Sans" w:hAnsi="Nimbus Roman No9 L"/>
+      <w:rFonts w:ascii="Nimbus Roman No9 L" w:eastAsia="DejaVu Sans" w:hAnsi="Nimbus Roman No9 L" w:cs="DejaVu Sans"/>
       <w:sz w:val="24"/>
       <w:szCs w:val="24"/>
-      <w:lang w:bidi="es-ES_tradnl" w:eastAsia="es-ES_tradnl" w:val="es-VE"/>
+      <w:lang w:val="es-VE" w:eastAsia="es-ES_tradnl" w:bidi="es-ES_tradnl"/>
     </w:rPr>
   </w:style>
-  <w:style w:type="paragraph" w:styleId="MNormal" w:customStyle="1">
+  <w:style w:type="paragraph" w:customStyle="1" w:styleId="MNormal">
     <w:name w:val="MNormal"/>
     <w:basedOn w:val="Normal"/>
     <w:rsid w:val="008B3B0F"/>
     <w:pPr>
-      <w:spacing w:after="60" w:before="0" w:line="240" w:lineRule="auto"/>
+      <w:spacing w:before="0" w:after="60" w:line="240" w:lineRule="auto"/>
       <w:ind w:left="0"/>
     </w:pPr>
     <w:rPr>
-      <w:rFonts w:ascii="Verdana" w:cs="Arial" w:eastAsia="Times New Roman" w:hAnsi="Verdana"/>
+      <w:rFonts w:ascii="Verdana" w:eastAsia="Times New Roman" w:hAnsi="Verdana" w:cs="Arial"/>
       <w:sz w:val="20"/>
       <w:szCs w:val="24"/>
       <w:lang w:eastAsia="es-ES"/>
@@ -3436,9 +3630,9 @@
     <w:name w:val="toc 9"/>
     <w:basedOn w:val="Normal"/>
     <w:next w:val="Normal"/>
-    <w:autoRedefine w:val="1"/>
+    <w:autoRedefine/>
     <w:uiPriority w:val="39"/>
-    <w:unhideWhenUsed w:val="1"/>
+    <w:unhideWhenUsed/>
     <w:rsid w:val="000F79DF"/>
     <w:pPr>
       <w:spacing w:before="0"/>
@@ -3449,68 +3643,68 @@
       <w:szCs w:val="20"/>
     </w:rPr>
   </w:style>
-  <w:style w:type="paragraph" w:styleId="PSI-Ttulo3" w:customStyle="1">
+  <w:style w:type="paragraph" w:customStyle="1" w:styleId="PSI-Ttulo3">
     <w:name w:val="PSI - Título 3"/>
-    <w:autoRedefine w:val="1"/>
-    <w:qFormat w:val="1"/>
+    <w:autoRedefine/>
+    <w:qFormat/>
     <w:rsid w:val="005F60BA"/>
   </w:style>
-  <w:style w:type="character" w:styleId="Ttulo4Car" w:customStyle="1">
+  <w:style w:type="character" w:customStyle="1" w:styleId="Ttulo4Car">
     <w:name w:val="Título 4 Car"/>
     <w:basedOn w:val="Fuentedeprrafopredeter"/>
     <w:uiPriority w:val="9"/>
     <w:rsid w:val="005F60BA"/>
     <w:rPr>
-      <w:rFonts w:ascii="Cambria" w:cs="Times New Roman" w:eastAsia="Times New Roman" w:hAnsi="Cambria"/>
-      <w:b w:val="1"/>
-      <w:bCs w:val="1"/>
-      <w:i w:val="1"/>
-      <w:iCs w:val="1"/>
-      <w:color w:val="4f81bd"/>
+      <w:rFonts w:ascii="Cambria" w:eastAsia="Times New Roman" w:hAnsi="Cambria" w:cs="Times New Roman"/>
+      <w:b/>
+      <w:bCs/>
+      <w:i/>
+      <w:iCs/>
+      <w:color w:val="4F81BD"/>
     </w:rPr>
   </w:style>
-  <w:style w:type="paragraph" w:styleId="PSI-Ttulo4" w:customStyle="1">
+  <w:style w:type="paragraph" w:customStyle="1" w:styleId="PSI-Ttulo4">
     <w:name w:val="PSI - Título 4"/>
-    <w:autoRedefine w:val="1"/>
-    <w:qFormat w:val="1"/>
+    <w:autoRedefine/>
+    <w:qFormat/>
     <w:rsid w:val="005F60BA"/>
   </w:style>
-  <w:style w:type="character" w:styleId="TtuloCar" w:customStyle="1">
+  <w:style w:type="character" w:customStyle="1" w:styleId="TtuloCar">
     <w:name w:val="Título Car"/>
     <w:basedOn w:val="Fuentedeprrafopredeter"/>
     <w:uiPriority w:val="10"/>
     <w:rsid w:val="009A3173"/>
     <w:rPr>
-      <w:rFonts w:ascii="Cambria" w:cs="Times New Roman" w:eastAsia="Times New Roman" w:hAnsi="Cambria"/>
-      <w:color w:val="17365d"/>
+      <w:rFonts w:ascii="Cambria" w:eastAsia="Times New Roman" w:hAnsi="Cambria" w:cs="Times New Roman"/>
+      <w:color w:val="17365D"/>
       <w:spacing w:val="5"/>
       <w:kern w:val="28"/>
       <w:sz w:val="52"/>
       <w:szCs w:val="52"/>
     </w:rPr>
   </w:style>
-  <w:style w:type="paragraph" w:styleId="PSI-Ttulo" w:customStyle="1">
+  <w:style w:type="paragraph" w:customStyle="1" w:styleId="PSI-Ttulo">
     <w:name w:val="PSI - Título"/>
-    <w:autoRedefine w:val="1"/>
-    <w:qFormat w:val="1"/>
+    <w:autoRedefine/>
+    <w:qFormat/>
     <w:rsid w:val="009A3173"/>
   </w:style>
-  <w:style w:type="paragraph" w:styleId="PSI-Normal" w:customStyle="1">
+  <w:style w:type="paragraph" w:customStyle="1" w:styleId="PSI-Normal">
     <w:name w:val="PSI - Normal"/>
     <w:basedOn w:val="Normal"/>
-    <w:autoRedefine w:val="1"/>
-    <w:qFormat w:val="1"/>
+    <w:autoRedefine/>
+    <w:qFormat/>
     <w:rsid w:val="005C0112"/>
     <w:pPr>
       <w:ind w:left="0"/>
       <w:jc w:val="both"/>
     </w:pPr>
   </w:style>
-  <w:style w:type="paragraph" w:styleId="PSI-ComentarioNumeracin" w:customStyle="1">
+  <w:style w:type="paragraph" w:customStyle="1" w:styleId="PSI-ComentarioNumeracin">
     <w:name w:val="PSI - Comentario + Numeración"/>
     <w:basedOn w:val="PSI-ComentarioVieta"/>
-    <w:autoRedefine w:val="1"/>
-    <w:qFormat w:val="1"/>
+    <w:autoRedefine/>
+    <w:qFormat/>
     <w:rsid w:val="00346864"/>
     <w:pPr>
       <w:numPr>
@@ -3534,11 +3728,11 @@
     <w:name w:val="List Paragraph"/>
     <w:basedOn w:val="Normal"/>
     <w:uiPriority w:val="34"/>
-    <w:qFormat w:val="1"/>
+    <w:qFormat/>
     <w:rsid w:val="003C70F5"/>
     <w:pPr>
       <w:ind w:left="720"/>
-      <w:contextualSpacing w:val="1"/>
+      <w:contextualSpacing/>
     </w:pPr>
   </w:style>
   <w:style w:type="paragraph" w:styleId="Mapadeldocumento">
@@ -3546,134 +3740,122 @@
     <w:basedOn w:val="Normal"/>
     <w:link w:val="MapadeldocumentoCar"/>
     <w:uiPriority w:val="99"/>
-    <w:semiHidden w:val="1"/>
-    <w:unhideWhenUsed w:val="1"/>
+    <w:semiHidden/>
+    <w:unhideWhenUsed/>
     <w:rsid w:val="00470835"/>
     <w:pPr>
       <w:spacing w:before="0" w:line="240" w:lineRule="auto"/>
     </w:pPr>
     <w:rPr>
-      <w:rFonts w:ascii="Tahoma" w:cs="Tahoma" w:hAnsi="Tahoma"/>
+      <w:rFonts w:ascii="Tahoma" w:hAnsi="Tahoma" w:cs="Tahoma"/>
       <w:sz w:val="16"/>
       <w:szCs w:val="16"/>
     </w:rPr>
   </w:style>
-  <w:style w:type="character" w:styleId="MapadeldocumentoCar" w:customStyle="1">
+  <w:style w:type="character" w:customStyle="1" w:styleId="MapadeldocumentoCar">
     <w:name w:val="Mapa del documento Car"/>
     <w:basedOn w:val="Fuentedeprrafopredeter"/>
     <w:link w:val="Mapadeldocumento"/>
     <w:uiPriority w:val="99"/>
-    <w:semiHidden w:val="1"/>
+    <w:semiHidden/>
     <w:rsid w:val="00470835"/>
     <w:rPr>
-      <w:rFonts w:ascii="Tahoma" w:cs="Tahoma" w:hAnsi="Tahoma"/>
+      <w:rFonts w:ascii="Tahoma" w:hAnsi="Tahoma" w:cs="Tahoma"/>
       <w:sz w:val="16"/>
       <w:szCs w:val="16"/>
     </w:rPr>
   </w:style>
-  <w:style w:type="table" w:styleId="a" w:customStyle="1">
-    <w:basedOn w:val="TableNormal"/>
+  <w:style w:type="table" w:customStyle="1" w:styleId="a">
+    <w:basedOn w:val="TableNormal0"/>
     <w:tblPr>
       <w:tblStyleRowBandSize w:val="1"/>
       <w:tblStyleColBandSize w:val="1"/>
       <w:tblCellMar>
-        <w:top w:w="0.0" w:type="dxa"/>
-        <w:left w:w="115.0" w:type="dxa"/>
-        <w:bottom w:w="0.0" w:type="dxa"/>
-        <w:right w:w="115.0" w:type="dxa"/>
+        <w:left w:w="115" w:type="dxa"/>
+        <w:right w:w="115" w:type="dxa"/>
       </w:tblCellMar>
     </w:tblPr>
   </w:style>
-  <w:style w:type="table" w:styleId="a0" w:customStyle="1">
-    <w:basedOn w:val="TableNormal"/>
+  <w:style w:type="table" w:customStyle="1" w:styleId="a0">
+    <w:basedOn w:val="TableNormal0"/>
     <w:tblPr>
       <w:tblStyleRowBandSize w:val="1"/>
       <w:tblStyleColBandSize w:val="1"/>
       <w:tblCellMar>
-        <w:top w:w="0.0" w:type="dxa"/>
-        <w:left w:w="115.0" w:type="dxa"/>
-        <w:bottom w:w="0.0" w:type="dxa"/>
-        <w:right w:w="115.0" w:type="dxa"/>
+        <w:left w:w="115" w:type="dxa"/>
+        <w:right w:w="115" w:type="dxa"/>
       </w:tblCellMar>
     </w:tblPr>
   </w:style>
-  <w:style w:type="table" w:styleId="a1" w:customStyle="1">
-    <w:basedOn w:val="TableNormal"/>
+  <w:style w:type="table" w:customStyle="1" w:styleId="a1">
+    <w:basedOn w:val="TableNormal0"/>
     <w:tblPr>
       <w:tblStyleRowBandSize w:val="1"/>
       <w:tblStyleColBandSize w:val="1"/>
       <w:tblCellMar>
-        <w:top w:w="0.0" w:type="dxa"/>
-        <w:left w:w="115.0" w:type="dxa"/>
-        <w:bottom w:w="0.0" w:type="dxa"/>
-        <w:right w:w="115.0" w:type="dxa"/>
+        <w:left w:w="115" w:type="dxa"/>
+        <w:right w:w="115" w:type="dxa"/>
       </w:tblCellMar>
     </w:tblPr>
   </w:style>
-  <w:style w:type="table" w:styleId="a2" w:customStyle="1">
-    <w:basedOn w:val="TableNormal"/>
+  <w:style w:type="table" w:customStyle="1" w:styleId="a2">
+    <w:basedOn w:val="TableNormal0"/>
     <w:tblPr>
       <w:tblStyleRowBandSize w:val="1"/>
       <w:tblStyleColBandSize w:val="1"/>
       <w:tblCellMar>
-        <w:top w:w="0.0" w:type="dxa"/>
-        <w:left w:w="115.0" w:type="dxa"/>
-        <w:bottom w:w="0.0" w:type="dxa"/>
-        <w:right w:w="115.0" w:type="dxa"/>
+        <w:left w:w="115" w:type="dxa"/>
+        <w:right w:w="115" w:type="dxa"/>
       </w:tblCellMar>
     </w:tblPr>
   </w:style>
-  <w:style w:type="table" w:styleId="a3" w:customStyle="1">
-    <w:basedOn w:val="TableNormal"/>
+  <w:style w:type="table" w:customStyle="1" w:styleId="a3">
+    <w:basedOn w:val="TableNormal0"/>
     <w:tblPr>
       <w:tblStyleRowBandSize w:val="1"/>
       <w:tblStyleColBandSize w:val="1"/>
       <w:tblCellMar>
-        <w:top w:w="0.0" w:type="dxa"/>
-        <w:left w:w="115.0" w:type="dxa"/>
-        <w:bottom w:w="0.0" w:type="dxa"/>
-        <w:right w:w="115.0" w:type="dxa"/>
+        <w:left w:w="115" w:type="dxa"/>
+        <w:right w:w="115" w:type="dxa"/>
       </w:tblCellMar>
     </w:tblPr>
   </w:style>
-  <w:style w:type="table" w:styleId="a4" w:customStyle="1">
-    <w:basedOn w:val="TableNormal"/>
+  <w:style w:type="table" w:customStyle="1" w:styleId="a4">
+    <w:basedOn w:val="TableNormal0"/>
     <w:tblPr>
       <w:tblStyleRowBandSize w:val="1"/>
       <w:tblStyleColBandSize w:val="1"/>
       <w:tblCellMar>
-        <w:top w:w="0.0" w:type="dxa"/>
-        <w:left w:w="115.0" w:type="dxa"/>
-        <w:bottom w:w="0.0" w:type="dxa"/>
-        <w:right w:w="115.0" w:type="dxa"/>
+        <w:left w:w="115" w:type="dxa"/>
+        <w:right w:w="115" w:type="dxa"/>
       </w:tblCellMar>
     </w:tblPr>
   </w:style>
-  <w:style w:type="table" w:styleId="a5" w:customStyle="1">
-    <w:basedOn w:val="TableNormal"/>
+  <w:style w:type="table" w:customStyle="1" w:styleId="a5">
+    <w:basedOn w:val="TableNormal0"/>
     <w:tblPr>
       <w:tblStyleRowBandSize w:val="1"/>
       <w:tblStyleColBandSize w:val="1"/>
       <w:tblCellMar>
-        <w:top w:w="0.0" w:type="dxa"/>
-        <w:left w:w="115.0" w:type="dxa"/>
-        <w:bottom w:w="0.0" w:type="dxa"/>
-        <w:right w:w="115.0" w:type="dxa"/>
+        <w:left w:w="115" w:type="dxa"/>
+        <w:right w:w="115" w:type="dxa"/>
       </w:tblCellMar>
     </w:tblPr>
   </w:style>
-  <w:style w:type="paragraph" w:styleId="Subtitle">
+  <w:style w:type="paragraph" w:styleId="Subttulo">
     <w:name w:val="Subtitle"/>
     <w:basedOn w:val="Normal"/>
     <w:next w:val="Normal"/>
+    <w:uiPriority w:val="11"/>
+    <w:qFormat/>
     <w:pPr>
-      <w:keepNext w:val="1"/>
-      <w:keepLines w:val="1"/>
-      <w:spacing w:after="80" w:before="360" w:lineRule="auto"/>
+      <w:keepNext/>
+      <w:keepLines/>
+      <w:spacing w:before="360" w:after="80"/>
     </w:pPr>
     <w:rPr>
-      <w:rFonts w:ascii="Georgia" w:cs="Georgia" w:eastAsia="Georgia" w:hAnsi="Georgia"/>
-      <w:i w:val="1"/>
+      <w:rFonts w:ascii="Georgia" w:eastAsia="Georgia" w:hAnsi="Georgia" w:cs="Georgia"/>
+      <w:i/>
       <w:color w:val="666666"/>
       <w:sz w:val="48"/>
       <w:szCs w:val="48"/>
@@ -3997,17 +4179,17 @@
 </a:theme>
 </file>
 
-<file path=customXML/item1.xml><?xml version="1.0" encoding="utf-8"?>
+<file path=customXml/item1.xml><?xml version="1.0" encoding="utf-8"?>
 <go:gDocsCustomXmlDataStorage xmlns:go="http://customooxmlschemas.google.com/" xmlns:r="http://schemas.openxmlformats.org/officeDocument/2006/relationships" uri="GoogleDocsCustomDataVersion2">
   <go:docsCustomData xmlns:go="http://customooxmlschemas.google.com/" roundtripDataSignature="AMtx7mie3dTEgfyiBCy+ZvxtYRUWmcZokQ==">CgMxLjAyDmguZTB4NHNsdXhjYmpsOAByITFUTk5HSkxqQW5fRHF4aENLektOVnJCTTVMLU5TRElibA==</go:docsCustomData>
 </go:gDocsCustomXmlDataStorage>
 </file>
 
-<file path=customXML/itemProps1.xml><?xml version="1.0" encoding="utf-8"?>
+<file path=customXml/itemProps1.xml><?xml version="1.0" encoding="utf-8"?>
 <ds:datastoreItem xmlns:ds="http://schemas.openxmlformats.org/officeDocument/2006/customXml" ds:itemID="{11111111-1234-1234-1234-123412341234}">
   <ds:schemaRefs>
+    <ds:schemaRef ds:uri="http://customooxmlschemas.google.com/"/>
     <ds:schemaRef ds:uri="http://schemas.openxmlformats.org/officeDocument/2006/relationships"/>
-    <ds:schemaRef ds:uri="http://customooxmlschemas.google.com/"/>
   </ds:schemaRefs>
 </ds:datastoreItem>
 </file>